--- a/docs/anexos oe3/Solucion_OE3_Anexo_C_Slice_2.docx
+++ b/docs/anexos oe3/Solucion_OE3_Anexo_C_Slice_2.docx
@@ -24,7 +24,7 @@
       <w:r>
         <w:fldChar w:fldCharType="separate"/>
       </w:r>
-      <w:hyperlink w:anchor="_Toc241788482" w:history="1">
+      <w:hyperlink w:anchor="_Toc242194910" w:history="1">
         <w:r>
           <w:rPr>
             <w:rStyle w:val="Hipervnculo"/>
@@ -51,7 +51,7 @@
             <w:noProof/>
             <w:webHidden/>
           </w:rPr>
-          <w:instrText xml:space="preserve"> PAGEREF _Toc241788482 \h </w:instrText>
+          <w:instrText xml:space="preserve"> PAGEREF _Toc242194910 \h </w:instrText>
         </w:r>
         <w:r>
           <w:rPr>
@@ -95,7 +95,7 @@
           <w14:ligatures w14:val="standardContextual"/>
         </w:rPr>
       </w:pPr>
-      <w:hyperlink w:anchor="_Toc241788483" w:history="1">
+      <w:hyperlink w:anchor="_Toc242194911" w:history="1">
         <w:r>
           <w:rPr>
             <w:rStyle w:val="Hipervnculo"/>
@@ -122,7 +122,7 @@
             <w:noProof/>
             <w:webHidden/>
           </w:rPr>
-          <w:instrText xml:space="preserve"> PAGEREF _Toc241788483 \h </w:instrText>
+          <w:instrText xml:space="preserve"> PAGEREF _Toc242194911 \h </w:instrText>
         </w:r>
         <w:r>
           <w:rPr>
@@ -166,7 +166,7 @@
           <w14:ligatures w14:val="standardContextual"/>
         </w:rPr>
       </w:pPr>
-      <w:hyperlink w:anchor="_Toc241788484" w:history="1">
+      <w:hyperlink w:anchor="_Toc242194912" w:history="1">
         <w:r>
           <w:rPr>
             <w:rStyle w:val="Hipervnculo"/>
@@ -193,7 +193,7 @@
             <w:noProof/>
             <w:webHidden/>
           </w:rPr>
-          <w:instrText xml:space="preserve"> PAGEREF _Toc241788484 \h </w:instrText>
+          <w:instrText xml:space="preserve"> PAGEREF _Toc242194912 \h </w:instrText>
         </w:r>
         <w:r>
           <w:rPr>
@@ -237,7 +237,7 @@
           <w14:ligatures w14:val="standardContextual"/>
         </w:rPr>
       </w:pPr>
-      <w:hyperlink w:anchor="_Toc241788485" w:history="1">
+      <w:hyperlink w:anchor="_Toc242194913" w:history="1">
         <w:r>
           <w:rPr>
             <w:rStyle w:val="Hipervnculo"/>
@@ -264,7 +264,7 @@
             <w:noProof/>
             <w:webHidden/>
           </w:rPr>
-          <w:instrText xml:space="preserve"> PAGEREF _Toc241788485 \h </w:instrText>
+          <w:instrText xml:space="preserve"> PAGEREF _Toc242194913 \h </w:instrText>
         </w:r>
         <w:r>
           <w:rPr>
@@ -308,7 +308,7 @@
           <w14:ligatures w14:val="standardContextual"/>
         </w:rPr>
       </w:pPr>
-      <w:hyperlink w:anchor="_Toc241788486" w:history="1">
+      <w:hyperlink w:anchor="_Toc242194914" w:history="1">
         <w:r>
           <w:rPr>
             <w:rStyle w:val="Hipervnculo"/>
@@ -335,7 +335,7 @@
             <w:noProof/>
             <w:webHidden/>
           </w:rPr>
-          <w:instrText xml:space="preserve"> PAGEREF _Toc241788486 \h </w:instrText>
+          <w:instrText xml:space="preserve"> PAGEREF _Toc242194914 \h </w:instrText>
         </w:r>
         <w:r>
           <w:rPr>
@@ -379,7 +379,7 @@
           <w14:ligatures w14:val="standardContextual"/>
         </w:rPr>
       </w:pPr>
-      <w:hyperlink w:anchor="_Toc241788487" w:history="1">
+      <w:hyperlink w:anchor="_Toc242194915" w:history="1">
         <w:r>
           <w:rPr>
             <w:rStyle w:val="Hipervnculo"/>
@@ -406,7 +406,7 @@
             <w:noProof/>
             <w:webHidden/>
           </w:rPr>
-          <w:instrText xml:space="preserve"> PAGEREF _Toc241788487 \h </w:instrText>
+          <w:instrText xml:space="preserve"> PAGEREF _Toc242194915 \h </w:instrText>
         </w:r>
         <w:r>
           <w:rPr>
@@ -450,7 +450,7 @@
           <w14:ligatures w14:val="standardContextual"/>
         </w:rPr>
       </w:pPr>
-      <w:hyperlink w:anchor="_Toc241788488" w:history="1">
+      <w:hyperlink w:anchor="_Toc242194916" w:history="1">
         <w:r>
           <w:rPr>
             <w:rStyle w:val="Hipervnculo"/>
@@ -477,7 +477,7 @@
             <w:noProof/>
             <w:webHidden/>
           </w:rPr>
-          <w:instrText xml:space="preserve"> PAGEREF _Toc241788488 \h </w:instrText>
+          <w:instrText xml:space="preserve"> PAGEREF _Toc242194916 \h </w:instrText>
         </w:r>
         <w:r>
           <w:rPr>
@@ -522,7 +522,7 @@
       <w:pPr>
         <w:pStyle w:val="Ttulo1"/>
       </w:pPr>
-      <w:bookmarkStart w:id="0" w:name="_Toc241788482"/>
+      <w:bookmarkStart w:id="0" w:name="_Toc242194910"/>
       <w:r>
         <w:lastRenderedPageBreak/>
         <w:t>ANEXO C. SLICE 2: NIVEL 2 «LA RUEDA»</w:t>
@@ -565,7 +565,7 @@
       <w:pPr>
         <w:pStyle w:val="Ttulo2"/>
       </w:pPr>
-      <w:bookmarkStart w:id="1" w:name="_Toc241788483"/>
+      <w:bookmarkStart w:id="1" w:name="_Toc242194911"/>
       <w:r>
         <w:t>1. Alcance y seguimiento</w:t>
       </w:r>
@@ -1231,7 +1231,7 @@
     </w:tbl>
     <w:p>
       <w:pPr>
-        <w:pStyle w:val="TextoOE3"/>
+        <w:pStyle w:val="PrimerprrafoOE3"/>
       </w:pPr>
       <w:r>
         <w:t>La tarjeta que abrió el trabajo fue D04-4, «Iniciar desarrollo del Slice 2 en paralelo de la finalización del primer Slice», a cargo de Santiago Benavides Rey, que el acta D05 registra con fecha límite del 20 de septiembre. D06-3, «Fusionar la rama del segundo slice conforme a lo aprobado hoy», a cargo de los dos estudiantes, se dio por finalizada en el acta D07. D09-1, «Realizar la propuesta de los troncos del nivel dos para animarlos en Unity», se cumplió por un camino distinto del propuesto y el acta D10</w:t>
@@ -2247,7 +2247,7 @@
     </w:tbl>
     <w:p>
       <w:pPr>
-        <w:pStyle w:val="TextoOE3"/>
+        <w:pStyle w:val="PrimerprrafoOE3"/>
         <w:keepNext/>
       </w:pPr>
       <w:r>
@@ -3002,7 +3002,7 @@
       <w:pPr>
         <w:pStyle w:val="Ttulo2"/>
       </w:pPr>
-      <w:bookmarkStart w:id="2" w:name="_Toc241788484"/>
+      <w:bookmarkStart w:id="2" w:name="_Toc242194912"/>
       <w:r>
         <w:t>2. Lo implementado</w:t>
       </w:r>
@@ -3029,14 +3029,7 @@
         <w:pStyle w:val="TextoOE3"/>
       </w:pPr>
       <w:r>
-        <w:rPr>
-          <w:b/>
-          <w:bCs/>
-        </w:rPr>
-        <w:t>Un módulo por nivel (W01).</w:t>
-      </w:r>
-      <w:r>
-        <w:t xml:space="preserve"> </w:t>
+        <w:t xml:space="preserve">En el módulo del nivel (W01), </w:t>
       </w:r>
       <w:r>
         <w:rPr>
@@ -3107,14 +3100,7 @@
         <w:pStyle w:val="TextoOE3"/>
       </w:pPr>
       <w:r>
-        <w:rPr>
-          <w:b/>
-          <w:bCs/>
-        </w:rPr>
-        <w:t>Progreso por fases (W02).</w:t>
-      </w:r>
-      <w:r>
-        <w:t xml:space="preserve"> </w:t>
+        <w:t xml:space="preserve">En el progreso por fases (W02), </w:t>
       </w:r>
       <w:r>
         <w:rPr>
@@ -3178,13 +3164,13 @@
         <w:rPr>
           <w:rStyle w:val="CdigoenlneaOE3"/>
         </w:rPr>
-        <w:t>GameF</w:t>
+        <w:t>GameFl</w:t>
       </w:r>
       <w:r>
         <w:rPr>
           <w:rStyle w:val="CdigoenlneaOE3"/>
         </w:rPr>
-        <w:t>low</w:t>
+        <w:t>ow</w:t>
       </w:r>
       <w:r>
         <w:t xml:space="preserve"> acepta el paso de una narrativa a otra y, cuando se pide una fase ya confirmada, retoma en la primera fase sin confirmar que tenga escena (RNF-14); </w:t>
@@ -3204,14 +3190,7 @@
         <w:pStyle w:val="TextoOE3"/>
       </w:pPr>
       <w:r>
-        <w:rPr>
-          <w:b/>
-          <w:bCs/>
-        </w:rPr>
-        <w:t>La ayuda por fase (W03).</w:t>
-      </w:r>
-      <w:r>
-        <w:t xml:space="preserve"> </w:t>
+        <w:t xml:space="preserve">En la ayuda por fase (W03), </w:t>
       </w:r>
       <w:r>
         <w:rPr>
@@ -3243,26 +3222,13 @@
         <w:pStyle w:val="TextoOE3"/>
       </w:pPr>
       <w:r>
-        <w:rPr>
-          <w:b/>
-          <w:bCs/>
-        </w:rPr>
-        <w:t>Las secuencias narrativas (W04).</w:t>
-      </w:r>
-      <w:r>
-        <w:t xml:space="preserve"> Cada escena narrativa del nivel es un asset, sin escena de Unity ni rama propia; hoy son siete, porque el 23 de septiembre la escena puente se partió en dos para cambiar de fondo a mitad de escena (apartado 2.5). Al implementarlas apareció un defecto de la regla de «Omitir»: el cierre reflexivo se habría ofrecido para omitir desde la primera vez, contra CP-07. Desde entonces el cierre cuenta como visto solo si el nivel siguiente ya está desbloqueado, que es lo que vigila </w:t>
+        <w:t xml:space="preserve">En las secuencias narrativas (W04), cada escena narrativa del nivel es un asset, sin escena de Unity ni rama propia; hoy son siete, porque el 23 de septiembre la escena puente se partió en dos para cambiar de fondo a mitad de escena (apartado 2.5). Al implementarlas apareció un defecto de la regla de «Omitir»: el cierre reflexivo se habría ofrecido para omitir desde la primera vez, contra CP-07. Desde entonces el cierre cuenta como visto solo si el nivel siguiente ya está desbloqueado, que es lo que vigila </w:t>
       </w:r>
       <w:r>
         <w:rPr>
           <w:rStyle w:val="CdigoenlneaOE3"/>
         </w:rPr>
-        <w:t>NarrativeVisitPolicy_RF06_ElCierreD</w:t>
-      </w:r>
-      <w:r>
-        <w:rPr>
-          <w:rStyle w:val="CdigoenlneaOE3"/>
-        </w:rPr>
-        <w:t>elNivel2NoEsOmitibleLaPrimeraVez</w:t>
+        <w:t>NarrativeVisitPolicy_RF06_ElCierreDelNivel2NoEsOmitibleLaPrimeraVez</w:t>
       </w:r>
       <w:r>
         <w:t>, y las demás escenas, desde el 17 de septiembre, cuando el perfil ya confirmó la última fase del nivel (</w:t>
@@ -3307,7 +3273,13 @@
         <w:rPr>
           <w:rStyle w:val="CdigoenlneaOE3"/>
         </w:rPr>
-        <w:t>NextSequenceId</w:t>
+        <w:t>Nex</w:t>
+      </w:r>
+      <w:r>
+        <w:rPr>
+          <w:rStyle w:val="CdigoenlneaOE3"/>
+        </w:rPr>
+        <w:t>tSequenceId</w:t>
       </w:r>
       <w:r>
         <w:t xml:space="preserve"> del asset.</w:t>
@@ -3334,14 +3306,7 @@
         <w:pStyle w:val="TextoOE3"/>
       </w:pPr>
       <w:r>
-        <w:rPr>
-          <w:b/>
-          <w:bCs/>
-        </w:rPr>
-        <w:t>La regla y la escena (W05 y W06).</w:t>
-      </w:r>
-      <w:r>
-        <w:t xml:space="preserve"> </w:t>
+        <w:t xml:space="preserve">En la regla y la escena (W05 y W06), </w:t>
       </w:r>
       <w:r>
         <w:rPr>
@@ -3359,10 +3324,10 @@
         <w:t>Level2_Forest</w:t>
       </w:r>
       <w:r>
-        <w:t xml:space="preserve"> reparte catorce objet</w:t>
-      </w:r>
-      <w:r>
-        <w:t>os por el suelo: cinco troncos, tres piedras, tres plantas y tres herramientas. Cada uno se dibuja más pequeño cuanto más al fondo del claro está (a 0,6 en el borde alto) y ninguno queda bajo una tablilla ni encima de otro, porque un tronco tapado no recibiría el clic y la fase no podría terminarse. El acopio tiene cinco casillas y el contador «Troncos redondos: n de 5» se ve durante toda la fase (RF-24).</w:t>
+        <w:t xml:space="preserve"> reparte catorce objeto</w:t>
+      </w:r>
+      <w:r>
+        <w:t>s por el suelo: cinco troncos, tres piedras, tres plantas y tres herramientas. Cada uno se dibuja más pequeño cuanto más al fondo del claro está (a 0,6 en el borde alto) y ninguno queda bajo una tablilla ni encima de otro, porque un tronco tapado no recibiría el clic y la fase no podría terminarse. El acopio tiene cinco casillas y el contador «Troncos redondos: n de 5» se ve durante toda la fase (RF-24).</w:t>
       </w:r>
     </w:p>
     <w:p>
@@ -3370,15 +3335,8 @@
         <w:pStyle w:val="TextoOE3"/>
       </w:pPr>
       <w:r>
-        <w:rPr>
-          <w:b/>
-          <w:bCs/>
-        </w:rPr>
         <w:lastRenderedPageBreak/>
-        <w:t>El cursor (W05/W06-R).</w:t>
-      </w:r>
-      <w:r>
-        <w:t xml:space="preserve"> Al acercar el cursor, cada objeto crece hasta 1,4 y se aparta según su forma: el tronco rueda lejos, la piedra vuelca una esquina y se detiene, la planta se levanta en un arco lento y vuelve a posarse y la herramienta apenas se arrastra, cada uno con su sonido. Es un realce visual: el clic sigue siendo el único control (RNF-02). INC-60 llevó ese comportamiento al guion, a CU-06 y a HU-08 el 29 de septiembre.</w:t>
+        <w:t>Al acercar el cursor (W05/W06-R), cada objeto crece hasta 1,4 y se aparta según su forma: el tronco rueda lejos, la piedra vuelca una esquina y se detiene, la planta se levanta en un arco lento y vuelve a posarse y la herramienta apenas se arrastra, cada uno con su sonido. Es un realce visual: el clic sigue siendo el único control (RNF-02). INC-60 llevó ese comportamiento al guion, a CU-06 y a HU-08 el 29 de septiembre.</w:t>
       </w:r>
     </w:p>
     <w:p>
@@ -3386,17 +3344,10 @@
         <w:pStyle w:val="TextoOE3"/>
       </w:pPr>
       <w:r>
-        <w:rPr>
-          <w:b/>
-          <w:bCs/>
-        </w:rPr>
-        <w:t>La caja y el empuje (W07 y W19).</w:t>
-      </w:r>
-      <w:r>
-        <w:t xml:space="preserve"> Con los cinco troncos reunidos, los objetos que quedan en el suelo se ocultan, los troncos vuelan del acopio a una fila junto a la caja y el plano se cierra en 1,2 s, del encuadre general al del cierre (foco 0,232; 0,42 y zoom 1,58), que es exactamente el encuadre con que abre la escena 2.2. La caja se lleva con clic sostenido y se deja al soltarlo (RF-25); si cae fuera de los troncos se queda donde cayó con el mensaje «Ahí la caja no toca los troncos. Déjala encima de ellos.». «Empujar» se habilita solo c</w:t>
-      </w:r>
-      <w:r>
-        <w:t xml:space="preserve">on la caja colocada y, mientras está deshabilitado, lleva candado además del tono atenuado (INC-58, desde el 30/09). En la primera versión la caja rodaba dentro de la mecánica; desde W19 (15/09), a pedido de Santiago Benavides Rey, «Empujar» confirma la fase 1, guarda y sale a </w:t>
+        <w:t>Con los cinco troncos reunidos (W07 y W19), los objetos que quedan en el suelo se ocultan, los troncos vuelan del acopio a una fila junto a la caja y el plano se cierra en 1,2 s, del encuadre general al del cierre (foco 0,232; 0,42 y zoom 1,58), que es exactamente el encuadre con que abre la escena 2.2. La caja se lleva con clic sostenido y se deja al soltarlo (RF-25); si cae fuera de los troncos se queda donde cayó con el mensaje «Ahí la caja no toca los troncos. Déjala encima de ellos.». «Empujar» se habi</w:t>
+      </w:r>
+      <w:r>
+        <w:t xml:space="preserve">lita solo con la caja colocada y, mientras está deshabilitado, lleva candado además del tono atenuado (INC-58, desde el 30/09). En la primera versión la caja rodaba dentro de la mecánica; desde W19 (15/09), a pedido de Santiago Benavides Rey, «Empujar» confirma la fase 1, guarda y sale a </w:t>
       </w:r>
       <w:r>
         <w:rPr>
@@ -3413,14 +3364,7 @@
         <w:pStyle w:val="TextoOE3"/>
       </w:pPr>
       <w:r>
-        <w:rPr>
-          <w:b/>
-          <w:bCs/>
-        </w:rPr>
-        <w:t>El motor de puesta en escena (W07).</w:t>
-      </w:r>
-      <w:r>
-        <w:t xml:space="preserve"> Para contar ese rodado se construyó en </w:t>
+        <w:t xml:space="preserve">Para contar ese rodado (W07) se construyó en </w:t>
       </w:r>
       <w:r>
         <w:rPr>
@@ -3465,10 +3409,10 @@
         <w:t>NarrativeProp</w:t>
       </w:r>
       <w:r>
-        <w:t xml:space="preserve"> coloca objeto</w:t>
-      </w:r>
-      <w:r>
-        <w:t xml:space="preserve">s en fracciones de la ilustración y les da movimiento, y </w:t>
+        <w:t xml:space="preserve"> coloca objetos en fracciones de la ilustración y les </w:t>
+      </w:r>
+      <w:r>
+        <w:t xml:space="preserve">da movimiento, y </w:t>
       </w:r>
       <w:r>
         <w:rPr>
@@ -3512,14 +3456,7 @@
         <w:pStyle w:val="TextoOE3"/>
       </w:pPr>
       <w:r>
-        <w:rPr>
-          <w:b/>
-          <w:bCs/>
-        </w:rPr>
-        <w:t>Troncos que ruedan como cilindros (24 y 25/09; acta D09).</w:t>
-      </w:r>
-      <w:r>
-        <w:t xml:space="preserve"> </w:t>
+        <w:t xml:space="preserve">Los troncos ruedan como cilindros (24 y 25/09; acta D09): </w:t>
       </w:r>
       <w:r>
         <w:rPr>
@@ -3564,10 +3501,10 @@
         <w:t>N2_PuenteI_Bosque</w:t>
       </w:r>
       <w:r>
-        <w:t xml:space="preserve">, 2.1, 2.2 y 2.5. Por decisión de Santiago Benavides Rey, desde el 25 de septiembre las plantas y las herramientas usan cada una su </w:t>
-      </w:r>
-      <w:r>
-        <w:t>propio dibujo, mientras los cinco troncos siguen siendo un solo sprite girado: la redondez es lo único que se repite.</w:t>
+        <w:t>, 2.1, 2.2 y 2.5. Por decisión de Santiago Benavides Rey, desde el 25 de septiembre las plantas y las herramientas usan cada una su p</w:t>
+      </w:r>
+      <w:r>
+        <w:t>ropio dibujo, mientras los cinco troncos siguen siendo un solo sprite girado: la redondez es lo único que se repite.</w:t>
       </w:r>
     </w:p>
     <w:p>
@@ -3575,14 +3512,7 @@
         <w:pStyle w:val="TextoOE3"/>
       </w:pPr>
       <w:r>
-        <w:rPr>
-          <w:b/>
-          <w:bCs/>
-        </w:rPr>
-        <w:t>La caja de la 2.2 (01/10, INC-120).</w:t>
-      </w:r>
-      <w:r>
-        <w:t xml:space="preserve"> La 2.2 abre con la misma caja llena que la fase del bosque deja sobre los troncos, </w:t>
+        <w:t xml:space="preserve">Desde el 01/10 (INC-120), la 2.2 abre con la misma caja llena que la fase del bosque deja sobre los troncos, </w:t>
       </w:r>
       <w:r>
         <w:rPr>
@@ -3600,20 +3530,20 @@
         <w:t>WheelLevelConfig.CargoPlacedPosition</w:t>
       </w:r>
       <w:r>
-        <w:t xml:space="preserve">. La caja se desliza sobre los troncos sin girar, y los que giran son los troncos. El cambio deshace exactamente el del 25 de septiembre, cuando la 2.2 había pasado a dibujar una caja vacía </w:t>
-      </w:r>
-      <w:r>
-        <w:lastRenderedPageBreak/>
-        <w:t xml:space="preserve">más pequeña y más alta; la caja vacía quedó sin uso y se renombró sin tilde (INC-126). La prueba </w:t>
+        <w:t xml:space="preserve">. La caja se desliza sobre los troncos sin girar, y los que giran son los troncos. El cambio deshace exactamente el del 25 de septiembre, cuando la 2.2 había pasado a dibujar una caja vacía más pequeña y más alta; la caja vacía quedó sin uso y se renombró sin tilde (INC-126). La prueba </w:t>
       </w:r>
       <w:r>
         <w:rPr>
           <w:rStyle w:val="CdigoenlneaOE3"/>
         </w:rPr>
+        <w:lastRenderedPageBreak/>
         <w:t>WheelLevelConfig_RF05_LaCajaColocadaEsLaQueLaEscena22DibujaAlAbrir</w:t>
       </w:r>
       <w:r>
-        <w:t xml:space="preserve"> salió en rojo con la caja a 0,545 de altura frente a 0,5089, y </w:t>
+        <w:t xml:space="preserve"> salió en rojo con</w:t>
+      </w:r>
+      <w:r>
+        <w:t xml:space="preserve"> la caja a 0,545 de altura frente a 0,5089, y </w:t>
       </w:r>
       <w:r>
         <w:rPr>
@@ -3665,10 +3595,10 @@
         <w:t>Level2_Workshop</w:t>
       </w:r>
       <w:r>
-        <w:t xml:space="preserve"> </w:t>
-      </w:r>
-      <w:r>
-        <w:t>monta la carretilla sobre lo anterior, cambiando el dibujo en su sitio en lugar de quitar piezas del suelo. «Mecanizar» se habilita solo con un tronco corto resaltado, y deshabilitado lleva candado y «Aún no»; un tronco ya perforado responde «Ese tronco ya tiene su agujero: es una rueda.» (INC-61). Las piezas se llevan con clic sostenido y una pieza soltada lejos del lugar de armado vuelve a su sitio sin contar como intento.</w:t>
+        <w:t xml:space="preserve"> monta la carretilla sobre lo anterior, cambiando el dibujo en su sitio en lugar de quitar piezas del suelo. «Mecanizar» se habilita solo con un tronco corto resaltado, y deshabilitado lleva candado y «Aún no»; un tronco ya perforado responde «Ese tronco ya tiene su agujero: es u</w:t>
+      </w:r>
+      <w:r>
+        <w:t>na rueda.» (INC-61). Las piezas se llevan con clic sostenido y una pieza soltada lejos del lugar de armado vuelve a su sitio sin contar como intento.</w:t>
       </w:r>
     </w:p>
     <w:p>
@@ -3676,14 +3606,7 @@
         <w:pStyle w:val="TextoOE3"/>
       </w:pPr>
       <w:r>
-        <w:rPr>
-          <w:b/>
-          <w:bCs/>
-        </w:rPr>
-        <w:t>El mazo (14/09).</w:t>
-      </w:r>
-      <w:r>
-        <w:t xml:space="preserve"> Al revisar las relaciones entre los componentes del taller se vio que la pieza herramienta, el mazo, no participaba de ninguna mecánica. Santiago Benavides Rey decidió que perforara al soltarlo sobre el tronco resaltado, y el botón «Mecanizar» se conservó porque RF-28 lo nombra; los dos caminos producen la misma perforación. Desde el 30 de septiembre el mazo soltado lejos del tronco tampoco suma intento, igual que las demás piezas (INC-115).</w:t>
+        <w:t>Al revisar las relaciones entre los componentes del taller (14/09) se vio que la pieza herramienta, el mazo, no participaba de ninguna mecánica. Santiago Benavides Rey decidió que perforara al soltarlo sobre el tronco resaltado, y el botón «Mecanizar» se conservó porque RF-28 lo nombra; los dos caminos producen la misma perforación. Desde el 30 de septiembre el mazo soltado lejos del tronco tampoco suma intento, igual que las demás piezas (INC-115).</w:t>
       </w:r>
     </w:p>
     <w:p>
@@ -3691,14 +3614,10 @@
         <w:pStyle w:val="TextoOE3"/>
       </w:pPr>
       <w:r>
-        <w:rPr>
-          <w:b/>
-          <w:bCs/>
-        </w:rPr>
-        <w:t>La cuerda (25/09, INC-54).</w:t>
-      </w:r>
-      <w:r>
-        <w:t xml:space="preserve"> Por decisión de Santiago Benavides Rey, el armado termina amarrando la caja con una cuerda, la séptima pieza. Soltarla antes de que la caja esté encima se rechaza con «La cuerda todavía no tiene nada que sujetar.», y el paso final responde «La cuerda sujeta la caja. La carretilla está completa.». Con la cuerda, los pasos utilizados de la fase pasaron de cinco a seis. La escena 2.3 pinta la cuerda que nombra Algoritm desde el 30 de septiembre, y el 29 el guion, RF-27, RF-29, HU-09 y CU-07 la recogieron.</w:t>
+        <w:t xml:space="preserve">Por decisión de Santiago Benavides Rey (25/09, INC-54), el armado termina amarrando la caja con una cuerda, la séptima pieza. Soltarla antes de que la caja esté encima se rechaza con «La cuerda todavía no tiene nada que sujetar.», y el paso final responde «La cuerda sujeta la caja. La carretilla está completa.». Con la cuerda, los pasos utilizados de la fase pasaron de cinco a seis. La escena 2.3 pinta la cuerda que nombra Algoritm desde el 30 de septiembre, y el 29 el guion, RF-27, RF-29, HU-09 y CU-07 la </w:t>
+      </w:r>
+      <w:r>
+        <w:t>recogieron.</w:t>
       </w:r>
     </w:p>
     <w:p>
@@ -3706,14 +3625,7 @@
         <w:pStyle w:val="TextoOE3"/>
       </w:pPr>
       <w:r>
-        <w:rPr>
-          <w:b/>
-          <w:bCs/>
-        </w:rPr>
-        <w:t>El arte del taller (25/09 y 01/10).</w:t>
-      </w:r>
-      <w:r>
-        <w:t xml:space="preserve"> Los props del nivel bajaron a 256 × 256 px, y a 512 × 512 donde se ven a más de 256 px a 1080p. El arte nuevo corrió un puesto las etapas de la carretilla: la primera es la rueda perforada, la segunda el eje, la tercera la tabla y la cuarta la caja. Desde el 1 de octubre (INC-121), al amarrar la cuerda la carretilla pasa a su quinto dibujo, </w:t>
+        <w:t xml:space="preserve">Los props del nivel (25/09 y 01/10) bajaron a 256 × 256 px, y a 512 × 512 donde se ven a más de 256 px a 1080p. El arte nuevo corrió un puesto las etapas de la carretilla: la primera es la rueda perforada, la segunda el eje, la tercera la tabla y la cuarta la caja. Desde el 1 de octubre (INC-121), al amarrar la cuerda la carretilla pasa a su quinto dibujo, </w:t>
       </w:r>
       <w:r>
         <w:rPr>
@@ -3731,10 +3643,7 @@
         <w:t>AssemblyContent.TiedArt</w:t>
       </w:r>
       <w:r>
-        <w:t xml:space="preserve"> lo declara. Los dibujos cuarto y quinto ocupan la misma caja de transparenc</w:t>
-      </w:r>
-      <w:r>
-        <w:t xml:space="preserve">ia, así que la carretilla no salta de sitio. Hasta entonces la cuerda quedaba como una pieza suelta sobre la caja. </w:t>
+        <w:t xml:space="preserve"> lo declara. Los dibujos cuarto y quinto ocupan la misma caja de transparencia, así que la carretilla no salta de sitio. Hasta entonces la cuerda quedaba como una pieza suelta sobre la caja. </w:t>
       </w:r>
       <w:r>
         <w:rPr>
@@ -3743,7 +3652,10 @@
         <w:t>WorkshopScene_INC54_AlAmarrarLaCuerdaLaCarretillaPasaAlDibujoConCuerda</w:t>
       </w:r>
       <w:r>
-        <w:t xml:space="preserve"> salió en rojo con el cuarto dibujo, y la prueba de captura del taller suma la vista de la carretilla amarrada.</w:t>
+        <w:t xml:space="preserve"> </w:t>
+      </w:r>
+      <w:r>
+        <w:t>salió en rojo con el cuarto dibujo, y la prueba de captura del taller suma la vista de la carretilla amarrada.</w:t>
       </w:r>
     </w:p>
     <w:p>
@@ -3751,7 +3663,6 @@
         <w:pStyle w:val="Ttulo3"/>
       </w:pPr>
       <w:r>
-        <w:lastRenderedPageBreak/>
         <w:t>2.4 Laberinto: editor de bloques (W10 a W14)</w:t>
       </w:r>
     </w:p>
@@ -3760,6 +3671,7 @@
         <w:pStyle w:val="PrimerprrafoOE3"/>
       </w:pPr>
       <w:r>
+        <w:lastRenderedPageBreak/>
         <w:t>La tercera fase pide escribir un programa: componer una secuencia de bloques que lleve la carretilla al refugio y ejecutarla de una vez. Era la tarea de mayor riesgo del slice y se resolvió el 13 de septiembre, con el mockup 10 como referencia.</w:t>
       </w:r>
     </w:p>
@@ -3768,14 +3680,7 @@
         <w:pStyle w:val="TextoOE3"/>
       </w:pPr>
       <w:r>
-        <w:rPr>
-          <w:b/>
-          <w:bCs/>
-        </w:rPr>
-        <w:t>El tablero (W10).</w:t>
-      </w:r>
-      <w:r>
-        <w:t xml:space="preserve"> </w:t>
+        <w:t xml:space="preserve">En el tablero (W10), </w:t>
       </w:r>
       <w:r>
         <w:rPr>
@@ -3802,10 +3707,10 @@
         <w:t>CartState</w:t>
       </w:r>
       <w:r>
-        <w:t xml:space="preserve"> representa la ca</w:t>
-      </w:r>
-      <w:r>
-        <w:t>rretilla como un valor (casilla y orientación) y los bloques se leen respecto de hacia dónde mira (INC-33): con la lectura absoluta el refugio podía quedar inalcanzable.</w:t>
+        <w:t xml:space="preserve"> representa la car</w:t>
+      </w:r>
+      <w:r>
+        <w:t>retilla como un valor (casilla y orientación) y los bloques se leen respecto de hacia dónde mira (INC-33): con la lectura absoluta el refugio podía quedar inalcanzable.</w:t>
       </w:r>
     </w:p>
     <w:p>
@@ -3813,14 +3718,7 @@
         <w:pStyle w:val="TextoOE3"/>
       </w:pPr>
       <w:r>
-        <w:rPr>
-          <w:b/>
-          <w:bCs/>
-        </w:rPr>
-        <w:t>Los bloques y su ejecución (W11 a W14).</w:t>
-      </w:r>
-      <w:r>
-        <w:t xml:space="preserve"> «Avanzar» y «Retroceder» llevan una cuenta de 1 a 9 y «Girar» un lado, izquierda o derecha; la cuenta y el lado se ajustan sobre el bloque ya colocado, que se engancha donde se suelta (INC-55). </w:t>
+        <w:t xml:space="preserve">En los bloques y su ejecución (W11 a W14), «Avanzar» y «Retroceder» llevan una cuenta de 1 a 9 y «Girar» un lado, izquierda o derecha; la cuenta y el lado se ajustan sobre el bloque ya colocado, que se engancha donde se suelta (INC-55). </w:t>
       </w:r>
       <w:r>
         <w:rPr>
@@ -3838,13 +3736,10 @@
         <w:t>SequenceExecutor</w:t>
       </w:r>
       <w:r>
-        <w:t xml:space="preserve"> recorre la secuencia paso a paso, a 0,6 s por paso, resaltando el bloque en curso; un movimiento contra un obstáculo se intenta, vuelve a la casilla anterior y la ejecución continúa, y termina al llegar al refugio (INC-56). Si no llega, el bloque</w:t>
-      </w:r>
-      <w:r>
-        <w:t xml:space="preserve"> donde se detuvo el avance queda resaltado por contorno y tamaño, la carretilla vuelve a la salida, la secuencia sigue en pantalla y la tablilla dice «La carretilla no llegó al refugio. Mira dónde se detuvo y corrige tu secuencia.». El resultado de la ejecución no tiene ninguna propiedad que nombre el bloque a corregir, y una prueba lo comprueba por reflexión (CP-06). «Ejecutar» responde a un clic simple, no a doble clic (PG-04), y el número de ejecuciones existe solo para el indicador docente: no limita na</w:t>
-      </w:r>
-      <w:r>
-        <w:t>da.</w:t>
+        <w:t xml:space="preserve"> recorre la secuencia paso a paso, a 0,6 s por paso, resaltando el bloque en curso; un movimiento contra un obstáculo se intenta, vuelve a la casilla anterior y la ejecución continúa, y termina al llegar al refugio (INC-56). Si no llega, el bloque donde se detuvo el avance queda resaltado por contorno y tamaño, la carretilla vuelve a la salida, la secuencia sigue en pantalla y la tablilla dice «La carretilla no llegó al refugio. Mira dónd</w:t>
+      </w:r>
+      <w:r>
+        <w:t>e se detuvo y corrige tu secuencia.». El resultado de la ejecución no tiene ninguna propiedad que nombre el bloque a corregir, y una prueba lo comprueba por reflexión (CP-06). «Ejecutar» responde a un clic simple, no a doble clic (PG-04), y el número de ejecuciones existe solo para el indicador docente: no limita nada.</w:t>
       </w:r>
     </w:p>
     <w:p>
@@ -3852,17 +3747,10 @@
         <w:pStyle w:val="TextoOE3"/>
       </w:pPr>
       <w:r>
-        <w:rPr>
-          <w:b/>
-          <w:bCs/>
-        </w:rPr>
-        <w:t>La escena.</w:t>
-      </w:r>
-      <w:r>
-        <w:t xml:space="preserve"> La pantalla se divide entre el laberinto y el panel de bloques, con el cajón «Bloques» cerrado al empezar. Cuando los bloques se acumulan se comprimen y una flecha despliega el que se edita; desde el 17 de septiembre, a partir de unos ocho bloques las filas conservan su alto y la lista se desplaza con dos botones, sin el componente de desplazamiento de uGUI, cuyo arrastre se pelearía con el de los bloques (RNF-02). El 23 de septiembre se añadieron una barra que se pulsa y no se arrastra, la cuadrícula dent</w:t>
-      </w:r>
-      <w:r>
-        <w:t xml:space="preserve">ro del seto y la papelera del bloque seleccionado (acta D08). El lado elegido de «Girar» lleva contorno además del tinte (INC-58, desde el 30/09), y los rótulos de los bloques salen de </w:t>
+        <w:t>En la escena, la pantalla se divide entre el laberinto y el panel de bloques, con el cajón «Bloques» cerrado al empezar. Cuando los bloques se acumulan se comprimen y una flecha despliega el que se edita; desde el 17 de septiembre, a partir de unos ocho bloques las filas conservan su alto y la lista se desplaza con dos botones, sin el componente de desplazamiento de uGUI, cuyo arrastre se pelearía con el de los bloques (RNF-02). El 23 de septiembre se añadieron una barra que se pulsa y no se arrastra, la cu</w:t>
+      </w:r>
+      <w:r>
+        <w:t xml:space="preserve">adrícula dentro del seto y la papelera del bloque seleccionado (acta D08). El lado elegido de «Girar» lleva contorno además del tinte (INC-58, desde el 30/09), y los rótulos de los bloques salen de </w:t>
       </w:r>
       <w:r>
         <w:rPr>
@@ -3879,21 +3767,10 @@
         <w:pStyle w:val="TextoOE3"/>
       </w:pPr>
       <w:r>
-        <w:rPr>
-          <w:b/>
-          <w:bCs/>
-        </w:rPr>
-        <w:t>La secuencia en el ejecutable del corte.</w:t>
-      </w:r>
-      <w:r>
-        <w:t xml:space="preserve"> Tres reglas de la lista entraron con el ejecutable del corte, el 01/10/2026. Mientras se arrastra un bloque ya enganchado, su fila se aparta de la lista, invisible pero activa, en lugar de reconstruirse, de modo que el soltar llega a ella: reordenar o retirar es un solo gesto, nada queda pegado al cursor, las ediciones se cuentan al soltar y un clic sin mover no cuenta ninguna. Al ejecutar, la lista se desplaza lo mínimo para que el bloque en curso se vea, con 8 px de margen y los mismos dos botones, y hac</w:t>
-      </w:r>
-      <w:r>
-        <w:t xml:space="preserve">e lo </w:t>
-      </w:r>
-      <w:r>
-        <w:lastRenderedPageBreak/>
-        <w:t>mismo con el bloque donde se detuvo un intento fallido (</w:t>
+        <w:t>Tres reglas de la lista entraron con el ejecutable del corte, el 01/10/2026. Mientras se arrastra un bloque ya enganchado, su fila se aparta de la lista, invisible pero activa, en lugar de reconstruirse, de modo que el soltar llega a ella: reordenar o retirar es un solo gesto, nada queda pegado al cursor, las ediciones se cuentan al soltar y un clic sin mover no cuenta ninguna. Al ejecutar, la lista se desplaza lo mínimo para que el bloque en curso se vea, con 8 px de margen y los mismos dos botones, y hace</w:t>
+      </w:r>
+      <w:r>
+        <w:t xml:space="preserve"> lo mismo con el bloque donde se detuvo un intento fallido (</w:t>
       </w:r>
       <w:r>
         <w:rPr>
@@ -3902,7 +3779,11 @@
         <w:t>SequenceListRules.RevealScroll</w:t>
       </w:r>
       <w:r>
-        <w:t>, en C# plano). Tras retirar un bloque queda seleccionado el que ocupa su lugar (</w:t>
+        <w:t xml:space="preserve">, en C# plano). Tras retirar un bloque queda </w:t>
+      </w:r>
+      <w:r>
+        <w:lastRenderedPageBreak/>
+        <w:t>seleccionado el que ocupa su lugar (</w:t>
       </w:r>
       <w:r>
         <w:rPr>
@@ -3927,14 +3808,7 @@
         <w:pStyle w:val="PrimerprrafoOE3"/>
       </w:pPr>
       <w:r>
-        <w:rPr>
-          <w:b/>
-          <w:bCs/>
-        </w:rPr>
-        <w:t>Indicadores (W15).</w:t>
-      </w:r>
-      <w:r>
-        <w:t xml:space="preserve"> </w:t>
+        <w:t xml:space="preserve">En los indicadores (W15), </w:t>
       </w:r>
       <w:r>
         <w:rPr>
@@ -3961,10 +3835,10 @@
         <w:t>Game.UI</w:t>
       </w:r>
       <w:r>
-        <w:t xml:space="preserve"> lo comprueba sin añadir referencias de compilación (CP-03). La Tabla C.4 recoge la </w:t>
-      </w:r>
-      <w:r>
-        <w:t>definición que aplica el juego, que OE1 y HU-10 describen desde el 29 de septiembre (INC-59).</w:t>
+        <w:t xml:space="preserve"> lo comprueba sin añadir referencias de compilación (CP-03). La Tabla C.4 recoge la d</w:t>
+      </w:r>
+      <w:r>
+        <w:t>efinición que aplica el juego, que OE1 y HU-10 describen desde el 29 de septiembre (INC-59).</w:t>
       </w:r>
     </w:p>
     <w:p>
@@ -4446,17 +4320,10 @@
     </w:tbl>
     <w:p>
       <w:pPr>
-        <w:pStyle w:val="TextoOE3"/>
+        <w:pStyle w:val="PrimerprrafoOE3"/>
       </w:pPr>
       <w:r>
-        <w:rPr>
-          <w:b/>
-          <w:bCs/>
-        </w:rPr>
-        <w:t>Resumen y cierre reflexivo (W16).</w:t>
-      </w:r>
-      <w:r>
-        <w:t xml:space="preserve"> </w:t>
+        <w:t xml:space="preserve">En el resumen y el cierre reflexivo (W16), </w:t>
       </w:r>
       <w:r>
         <w:rPr>
@@ -4465,10 +4332,7 @@
         <w:t>LevelSummaryMessages</w:t>
       </w:r>
       <w:r>
-        <w:t xml:space="preserve"> </w:t>
-      </w:r>
-      <w:r>
-        <w:t xml:space="preserve">lleva el nivel al que pertenece y </w:t>
+        <w:t xml:space="preserve"> lleva el nivel al que pertenece y </w:t>
       </w:r>
       <w:r>
         <w:rPr>
@@ -4477,10 +4341,10 @@
         <w:t>LevelSummaryController</w:t>
       </w:r>
       <w:r>
-        <w:t xml:space="preserve"> elige el asset del nivel recién jugado. El relato suma los intentos y las correcciones de las tres fases antes de elegir la variante de texto: sumar no pone ninguna cifra a la vista, porque el texto sigue siendo una línea fija del asset. El resumen del Nivel 2 dice «Descubriste que lo redondo rueda y que una carretilla se arma en orden.» y nombra la habilidad: «Eso se llama abstraer y pensar como un algoritmo: quedarte con lo que importa y ordenar los</w:t>
-      </w:r>
-      <w:r>
-        <w:t xml:space="preserve"> pasos.». La escena 2.5, en el refugio, cierra con dos líneas del guía: «Miraron muchas cosas y se quedaron solo con lo que importaba. Eso se llama abstraer.» y «Y después ordenaron los pasos antes de dar el primero: eso es pensar como un algoritmo.».</w:t>
+        <w:t xml:space="preserve"> elige el asset del nivel recién jugado. El relato suma los intentos y las correcciones de las tres fases antes de elegir la variante de texto: sumar no pone ninguna cifra a la vista, porque el texto sigue siendo una línea fija del asset. El resumen del Nivel 2 dice «Descubriste que lo redondo rueda y que una carretilla se arma en orden.» y nombra la habilidad: «Eso se llama abstraer y pensar como un algoritmo: quedarte con lo que </w:t>
+      </w:r>
+      <w:r>
+        <w:t>importa y ordenar los pasos.». La escena 2.5, en el refugio, cierra con dos líneas del guía: «Miraron muchas cosas y se quedaron solo con lo que importaba. Eso se llama abstraer.» y «Y después ordenaron los pasos antes de dar el primero: eso es pensar como un algoritmo.».</w:t>
       </w:r>
     </w:p>
     <w:p>
@@ -4488,15 +4352,7 @@
         <w:pStyle w:val="TextoOE3"/>
       </w:pPr>
       <w:r>
-        <w:rPr>
-          <w:b/>
-          <w:bCs/>
-        </w:rPr>
-        <w:lastRenderedPageBreak/>
-        <w:t>La pausa compartida (W17).</w:t>
-      </w:r>
-      <w:r>
-        <w:t xml:space="preserve"> El menú de pausa dejó de vivir dentro de la escena del Nivel 1 y pasó a ser el prefab </w:t>
+        <w:t xml:space="preserve">El menú de pausa (W17) dejó de vivir dentro de la escena del Nivel 1 y pasó a ser el prefab </w:t>
       </w:r>
       <w:r>
         <w:rPr>
@@ -4505,7 +4361,11 @@
         <w:t>MenuPausa.prefab</w:t>
       </w:r>
       <w:r>
-        <w:t xml:space="preserve">, hoy en las cinco escenas jugables. Sigue el mockup 6, con «Reanudar», «Reiniciar» y «Volver al menú de niveles» (INC-49, documentos corregidos el 29/09); el tercero sale a la selección de niveles y no al inicio. Mientras está abierto, </w:t>
+        <w:t xml:space="preserve">, hoy en las cinco escenas jugables. Sigue el mockup 6, con «Reanudar», «Reiniciar» y «Volver al menú de niveles» (INC-49, documentos corregidos el 29/09); el </w:t>
+      </w:r>
+      <w:r>
+        <w:lastRenderedPageBreak/>
+        <w:t xml:space="preserve">tercero sale a la selección de niveles y no al inicio. Mientras está abierto, </w:t>
       </w:r>
       <w:r>
         <w:rPr>
@@ -4514,10 +4374,10 @@
         <w:t>Time.timeScale</w:t>
       </w:r>
       <w:r>
-        <w:t xml:space="preserve"> vale 0, porque HU-17 pide que el nivel quede detenido y sin eso la ejecución paso a paso seguía corriendo; vuelve a 1 al reanudar, al salir y cuando la escen</w:t>
-      </w:r>
-      <w:r>
-        <w:t>a se destruye al reiniciar. «Reiniciar» repite la fase activa y nunca vuelve a bloquear ni descarta lo confirmado (INC-25). El 17 de septiembre la pausa recibió las tipografías, los recuadros y los glifos del mockup; los tres glifos son de Phosphor Icons y se acreditan en los créditos (INC-127; Anexo E).</w:t>
+        <w:t xml:space="preserve"> vale 0, porque HU-17 pide que el nivel quede detenido y sin eso la ejecución paso a paso seguía corriendo; vuelve a 1 al reanudar, al salir y cuando la escena se destruye al reiniciar. «Reiniciar» repite la fase activa y nunca vuelve a bloquear</w:t>
+      </w:r>
+      <w:r>
+        <w:t xml:space="preserve"> ni descarta lo confirmado (INC-25). El 17 de septiembre la pausa recibió las tipografías, los recuadros y los glifos del mockup; los tres glifos son de Phosphor Icons y se acreditan en los créditos (INC-127; Anexo E).</w:t>
       </w:r>
     </w:p>
     <w:p>
@@ -4525,14 +4385,7 @@
         <w:pStyle w:val="TextoOE3"/>
       </w:pPr>
       <w:r>
-        <w:rPr>
-          <w:b/>
-          <w:bCs/>
-        </w:rPr>
-        <w:t>Doble indicador y contraste (W18).</w:t>
-      </w:r>
-      <w:r>
-        <w:t xml:space="preserve"> Los tres estados de rechazo del nivel llevan color y un segundo indicador (</w:t>
+        <w:t>En el doble indicador y el contraste (W18), los tres estados de rechazo del nivel llevan color y un segundo indicador (</w:t>
       </w:r>
       <w:r>
         <w:rPr>
@@ -4550,10 +4403,7 @@
         <w:t>#E2571F</w:t>
       </w:r>
       <w:r>
-        <w:t>), daba 4,07:1 con el texto oscuro. El contador pasó a colgar de una tablilla marfil</w:t>
-      </w:r>
-      <w:r>
-        <w:t xml:space="preserve"> y «Ejecutar» usa el ámbar de acción primaria (</w:t>
+        <w:t>), daba 4,07:1 con el texto oscuro. El contador pasó a colgar de una tablilla marfil y «Ejecutar» usa el ámbar de acción primaria (</w:t>
       </w:r>
       <w:r>
         <w:rPr>
@@ -4568,7 +4418,13 @@
         <w:rPr>
           <w:rStyle w:val="CdigoenlneaOE3"/>
         </w:rPr>
-        <w:t>WheelLevel_RNF20_ContrasteSuficienteEnLasTresEscenas</w:t>
+        <w:t>WheelLevel_RNF20_ContrasteSuficienteEnLa</w:t>
+      </w:r>
+      <w:r>
+        <w:rPr>
+          <w:rStyle w:val="CdigoenlneaOE3"/>
+        </w:rPr>
+        <w:t>sTresEscenas</w:t>
       </w:r>
       <w:r>
         <w:t xml:space="preserve"> exige además que cada texto vaya sobre su marco y no directamente sobre la ilustración, como la prueba del río; la aserción nueva se puso en rojo con dos mutaciones antes de pasar. Ninguna animación del nivel parpadea, muestreado cuadro a cuadro (RNF-21).</w:t>
@@ -4579,14 +4435,7 @@
         <w:pStyle w:val="TextoOE3"/>
       </w:pPr>
       <w:r>
-        <w:rPr>
-          <w:b/>
-          <w:bCs/>
-        </w:rPr>
-        <w:t>El recorrido del nivel.</w:t>
-      </w:r>
-      <w:r>
-        <w:t xml:space="preserve"> Dos recorridos automatizados (</w:t>
+        <w:t>Dos recorridos automatizados (</w:t>
       </w:r>
       <w:r>
         <w:rPr>
@@ -4604,10 +4453,10 @@
         <w:t>Boot</w:t>
       </w:r>
       <w:r>
-        <w:t xml:space="preserve"> con un perfil real, leen las narrativas línea a línea y comprueban los indicadores en disco. Desde el 29 de septiembre exigen que, al llegar a la escena 2.5, el Nivel 3 siga bloqueado y no se ofrezca «Omitir», porque desbloquear al llegar al refugio daría por vista la escena la primera vez; una mutación del controlador del laberinto que desbloqueaba antes de </w:t>
-      </w:r>
-      <w:r>
-        <w:t xml:space="preserve">tiempo lo puso en rojo. El mismo día </w:t>
+        <w:t xml:space="preserve"> con un perfil real, leen las narrativas línea a línea y comprueban los indicadores en disco. Desde el 29 de septiembre exigen que, al llegar a la escena 2.5, el Nivel 3 siga bloqueado y no se ofrezca «Omitir», porque desbloquear al llegar al refugio daría por vista la escena la primera vez; una mutación del controlador del laberinto que desbloqueaba antes de tiempo lo puso en rojo. El mism</w:t>
+      </w:r>
+      <w:r>
+        <w:t xml:space="preserve">o día </w:t>
       </w:r>
       <w:r>
         <w:rPr>
@@ -4624,14 +4473,7 @@
         <w:pStyle w:val="TextoOE3"/>
       </w:pPr>
       <w:r>
-        <w:rPr>
-          <w:b/>
-          <w:bCs/>
-        </w:rPr>
-        <w:t>El día contado con luz (23/09, INC-71; acta D08).</w:t>
-      </w:r>
-      <w:r>
-        <w:t xml:space="preserve"> El nivel transcurre en un día y lo cuenta la luz, sin dibujos nuevos. </w:t>
+        <w:t xml:space="preserve">El nivel transcurre en un día y lo cuenta la luz (23/09, INC-71; acta D08), sin dibujos nuevos. </w:t>
       </w:r>
       <w:r>
         <w:rPr>
@@ -4658,16 +4500,19 @@
         <w:t>MazeLayout.LightTint</w:t>
       </w:r>
       <w:r>
-        <w:t xml:space="preserve"> tiñe el entorno </w:t>
-      </w:r>
-      <w:r>
-        <w:t xml:space="preserve">de atardecer sin cambiar la piel de los personajes. Lo vigilan </w:t>
+        <w:t xml:space="preserve"> tiñe el entorno de atardecer sin cambiar la piel de los personajes. Lo vigilan </w:t>
       </w:r>
       <w:r>
         <w:rPr>
           <w:rStyle w:val="CdigoenlneaOE3"/>
         </w:rPr>
-        <w:t>NarrativeSequence_RF05_ElNivel2TranscurreDelAmanecerALaNoche</w:t>
+        <w:t>Narrativ</w:t>
+      </w:r>
+      <w:r>
+        <w:rPr>
+          <w:rStyle w:val="CdigoenlneaOE3"/>
+        </w:rPr>
+        <w:t>eSequence_RF05_ElNivel2TranscurreDelAmanecerALaNoche</w:t>
       </w:r>
       <w:r>
         <w:t xml:space="preserve"> y </w:t>
@@ -4695,9 +4540,8 @@
       <w:pPr>
         <w:pStyle w:val="Ttulo2"/>
       </w:pPr>
-      <w:bookmarkStart w:id="3" w:name="_Toc241788485"/>
-      <w:r>
-        <w:lastRenderedPageBreak/>
+      <w:bookmarkStart w:id="3" w:name="_Toc242194913"/>
+      <w:r>
         <w:t>3. Decisiones de diseño y hallazgos de consistencia</w:t>
       </w:r>
       <w:bookmarkEnd w:id="3"/>
@@ -4707,14 +4551,11 @@
         <w:pStyle w:val="PrimerprrafoOE3"/>
       </w:pPr>
       <w:r>
-        <w:rPr>
-          <w:b/>
-          <w:bCs/>
-        </w:rPr>
-        <w:t>Dos carriles a la vez (10/09).</w:t>
-      </w:r>
-      <w:r>
-        <w:t xml:space="preserve"> El plan declaraba que el slice no podía empezar antes de cerrar el punto de control D del Slice 1. Revisado tarea por tarea, resultó cierto solo para W15, W16 y W17, que esperaban la interfaz de los indicadores y el menú de pausa del Slice 1, y ese código llegó el 11 de septiembre; W02 escribió primero sobre </w:t>
+        <w:t xml:space="preserve">Los dos carriles corrieron a la vez desde el 10/09. El plan declaraba que el slice no podía empezar antes de cerrar el punto de control D del Slice 1. Revisado tarea por tarea, resultó </w:t>
+      </w:r>
+      <w:r>
+        <w:lastRenderedPageBreak/>
+        <w:t xml:space="preserve">cierto solo para W15, W16 y W17, que esperaban la interfaz de los indicadores y el menú de pausa del Slice 1, y ese código llegó el 11 de septiembre; W02 escribió primero sobre </w:t>
       </w:r>
       <w:r>
         <w:rPr>
@@ -4729,13 +4570,7 @@
         <w:rPr>
           <w:rStyle w:val="CdigoenlneaOE3"/>
         </w:rPr>
-        <w:t>Game.Le</w:t>
-      </w:r>
-      <w:r>
-        <w:rPr>
-          <w:rStyle w:val="CdigoenlneaOE3"/>
-        </w:rPr>
-        <w:t>vels.Fire</w:t>
+        <w:t>Game.Levels.Fire</w:t>
       </w:r>
       <w:r>
         <w:t xml:space="preserve">, </w:t>
@@ -4765,7 +4600,10 @@
         <w:t>Game.Scaffolding</w:t>
       </w:r>
       <w:r>
-        <w:t>. Los cruces se declararon en la guía del repositorio, y el 11 de septiembre un commit reconcilió el cierre del Slice 1 con la rama del Slice 2.</w:t>
+        <w:t>. Los cruces se decla</w:t>
+      </w:r>
+      <w:r>
+        <w:t>raron en la guía del repositorio, y el 11 de septiembre un commit reconcilió el cierre del Slice 1 con la rama del Slice 2.</w:t>
       </w:r>
     </w:p>
     <w:p>
@@ -5540,7 +5378,6 @@
               <w:rPr>
                 <w:sz w:val="18"/>
               </w:rPr>
-              <w:lastRenderedPageBreak/>
               <w:t>INC-58</w:t>
             </w:r>
           </w:p>
@@ -5713,6 +5550,7 @@
               <w:rPr>
                 <w:sz w:val="18"/>
               </w:rPr>
+              <w:lastRenderedPageBreak/>
               <w:t>INC-60</w:t>
             </w:r>
           </w:p>
@@ -6395,7 +6233,7 @@
       <w:pPr>
         <w:pStyle w:val="Ttulo2"/>
       </w:pPr>
-      <w:bookmarkStart w:id="4" w:name="_Toc241788486"/>
+      <w:bookmarkStart w:id="4" w:name="_Toc242194914"/>
       <w:r>
         <w:t>4. Verificación</w:t>
       </w:r>
@@ -6501,7 +6339,6 @@
                 <w:b/>
                 <w:sz w:val="18"/>
               </w:rPr>
-              <w:lastRenderedPageBreak/>
               <w:t>RF</w:t>
             </w:r>
           </w:p>
@@ -6637,6 +6474,7 @@
               <w:rPr>
                 <w:sz w:val="18"/>
               </w:rPr>
+              <w:lastRenderedPageBreak/>
               <w:t>RF-23</w:t>
             </w:r>
           </w:p>
@@ -7369,7 +7207,6 @@
               <w:rPr>
                 <w:sz w:val="18"/>
               </w:rPr>
-              <w:lastRenderedPageBreak/>
               <w:t>RF-34</w:t>
             </w:r>
           </w:p>
@@ -7421,10 +7258,14 @@
     </w:tbl>
     <w:p>
       <w:pPr>
-        <w:pStyle w:val="TextoOE3"/>
+        <w:pStyle w:val="PrimerprrafoOE3"/>
       </w:pPr>
       <w:r>
-        <w:t>La prueba de RF-27 conserva «Seis» en su nombre de cuando el taller tenía seis piezas, aunque compara contra las siete. Las pruebas que cierran el nivel desde el 29 de septiembre se recogen en la Tabla C.7, con el rojo que justificó cada una; las que vigilan una guarda nacieron en verde y se validaron con una mutación del código, revertida después.</w:t>
+        <w:t xml:space="preserve">La prueba de RF-27 conserva «Seis» en su nombre de cuando el taller tenía seis piezas, aunque compara contra las siete. Las pruebas que cierran el nivel desde el 29 de septiembre </w:t>
+      </w:r>
+      <w:r>
+        <w:lastRenderedPageBreak/>
+        <w:t>se recogen en la Tabla C.7, con el rojo que justificó cada una; las que vigilan una guarda nacieron en verde y se validaron con una mutación del código, revertida después.</w:t>
       </w:r>
     </w:p>
     <w:p>
@@ -7992,7 +7833,6 @@
                 <w:rStyle w:val="CdigoenlneaOE3"/>
                 <w:sz w:val="18"/>
               </w:rPr>
-              <w:lastRenderedPageBreak/>
               <w:t>PauseMenu_HU17_OfreceExactamenteReanudarReiniciarYVolverAlMenuDeNiveles</w:t>
             </w:r>
           </w:p>
@@ -8132,6 +7972,7 @@
                 <w:rStyle w:val="CdigoenlneaOE3"/>
                 <w:sz w:val="18"/>
               </w:rPr>
+              <w:lastRenderedPageBreak/>
               <w:t>AssemblyContent_INC54_LaCarretillaAmarradaEsElDibujoConElQueAbreLaEscena24</w:t>
             </w:r>
           </w:p>
@@ -8541,7 +8382,6 @@
                 <w:rStyle w:val="CdigoenlneaOE3"/>
                 <w:sz w:val="18"/>
               </w:rPr>
-              <w:lastRenderedPageBreak/>
               <w:t>MazeScene_RF32_AlEjecutarLaListaMuestraElBloqueEnCurso</w:t>
             </w:r>
           </w:p>
@@ -8642,7 +8482,14 @@
               <w:rPr>
                 <w:sz w:val="18"/>
               </w:rPr>
-              <w:t>Tras retirar, la papelera sigue a mano</w:t>
+              <w:t xml:space="preserve">Tras retirar, la papelera </w:t>
+            </w:r>
+            <w:r>
+              <w:rPr>
+                <w:sz w:val="18"/>
+              </w:rPr>
+              <w:lastRenderedPageBreak/>
+              <w:t>sigue a mano</w:t>
             </w:r>
           </w:p>
         </w:tc>
@@ -8663,7 +8510,15 @@
               <w:rPr>
                 <w:sz w:val="18"/>
               </w:rPr>
-              <w:t>Ejecutable del corte; ninguna fila la ofrecía con el cajón cerrado</w:t>
+              <w:lastRenderedPageBreak/>
+              <w:t xml:space="preserve">Ejecutable del corte; </w:t>
+            </w:r>
+            <w:r>
+              <w:rPr>
+                <w:sz w:val="18"/>
+              </w:rPr>
+              <w:lastRenderedPageBreak/>
+              <w:t>ninguna fila la ofrecía con el cajón cerrado</w:t>
             </w:r>
           </w:p>
         </w:tc>
@@ -8687,6 +8542,7 @@
                 <w:rStyle w:val="CdigoenlneaOE3"/>
                 <w:sz w:val="18"/>
               </w:rPr>
+              <w:lastRenderedPageBreak/>
               <w:t>SequenceListRules_RF32_*</w:t>
             </w:r>
             <w:r>
@@ -9250,10 +9106,9 @@
     </w:tbl>
     <w:p>
       <w:pPr>
-        <w:pStyle w:val="TextoOE3"/>
+        <w:pStyle w:val="PrimerprrafoOE3"/>
       </w:pPr>
       <w:r>
-        <w:lastRenderedPageBreak/>
         <w:t>Las dos expectativas eran la lista de lo que atiende el clic sostenido en el bosque, que el prefab de pausa amplió, y la secuencia con que abre el Nivel 2, que pasó a ser la escena puente. Las seis capturas de verificación visual (los tres estados de error, el bloque detenido, el rodado y la ejecución paso a paso) se revisaron a mano. Las corridas completas posteriores se presentan en el Anexo G, apartado 4.2, y la Tabla C.9 sigue en ellas los casos de los dos assemblies del nivel.</w:t>
       </w:r>
     </w:p>
@@ -9317,6 +9172,7 @@
                 <w:b/>
                 <w:sz w:val="18"/>
               </w:rPr>
+              <w:lastRenderedPageBreak/>
               <w:t>Assembly</w:t>
             </w:r>
           </w:p>
@@ -9728,7 +9584,7 @@
     </w:tbl>
     <w:p>
       <w:pPr>
-        <w:pStyle w:val="TextoOE3"/>
+        <w:pStyle w:val="PrimerprrafoOE3"/>
       </w:pPr>
       <w:r>
         <w:t xml:space="preserve">Para las casillas del punto de control W-F que pedían el ejecutable sirvieron los dos candidatos del 01/10/2026, de los cuales se entrega el segundo, el ejecutable del corte. La peor carga medida entre los dos fue de 0,05 s en </w:t>
@@ -9810,7 +9666,7 @@
       <w:pPr>
         <w:pStyle w:val="Ttulo2"/>
       </w:pPr>
-      <w:bookmarkStart w:id="5" w:name="_Toc241788487"/>
+      <w:bookmarkStart w:id="5" w:name="_Toc242194915"/>
       <w:r>
         <w:t>5. Archivos principales</w:t>
       </w:r>
@@ -9872,7 +9728,6 @@
                 <w:b/>
                 <w:sz w:val="18"/>
               </w:rPr>
-              <w:lastRenderedPageBreak/>
               <w:t>Carpeta o archivo</w:t>
             </w:r>
           </w:p>
@@ -10156,6 +10011,7 @@
                 <w:rStyle w:val="CdigoenlneaOE3"/>
                 <w:sz w:val="18"/>
               </w:rPr>
+              <w:lastRenderedPageBreak/>
               <w:t>CargoHandle</w:t>
             </w:r>
             <w:r>
@@ -10212,6 +10068,7 @@
                 <w:rStyle w:val="CdigoenlneaOE3"/>
                 <w:sz w:val="18"/>
               </w:rPr>
+              <w:lastRenderedPageBreak/>
               <w:t>Assets/Game/Scripts/Runtime/Core/</w:t>
             </w:r>
           </w:p>
@@ -10978,7 +10835,7 @@
       <w:pPr>
         <w:pStyle w:val="Ttulo2"/>
       </w:pPr>
-      <w:bookmarkStart w:id="6" w:name="_Toc241788488"/>
+      <w:bookmarkStart w:id="6" w:name="_Toc242194916"/>
       <w:r>
         <w:t>6. Evaluación del OE4 y verificaciones a cargo de Santiago Benavides Rey</w:t>
       </w:r>
@@ -10989,11 +10846,10 @@
         <w:pStyle w:val="PrimerprrafoOE3"/>
       </w:pPr>
       <w:r>
-        <w:t xml:space="preserve">Del tablero de este slice quedan abiertas por diseño dos casillas, ambas de PG-05: comprobar que el paso del panel de clics del Nivel 1 al arrastre del Nivel 2 no confunde a los estudiantes. Es una observación de la sesión con estudiantes, no una aserción, y el acta D10 (apartado 4) la deja a cargo de Santiago Benavides Rey, como guion H1 de la hoja de verificaciones manuales del OE4, precedida del consentimiento firmado de los acudientes </w:t>
-      </w:r>
-      <w:r>
-        <w:lastRenderedPageBreak/>
-        <w:t>(RNF-12). Las casillas se marcan cuando entregue los resultados y no pasan a trabajos futuros. La ejecución en un segundo equipo, con la red apagada y en un equipo sin tarjeta gráfica dedicada (guiones H3 a H5) cubre también este nivel.</w:t>
+        <w:t xml:space="preserve">Del tablero de este slice quedan abiertas por diseño dos casillas, ambas de PG-05: comprobar que el paso del panel de clics del Nivel 1 al arrastre del Nivel 2 no confunde a los estudiantes. Es una observación de la sesión con estudiantes, no una aserción, y el acta D10 (apartado 4) la deja a cargo de Santiago Benavides Rey, como guion H1 de la hoja de verificaciones manuales del OE4, precedida del consentimiento firmado de los acudientes (RNF-12). Las casillas se marcan cuando entregue los resultados y no </w:t>
+      </w:r>
+      <w:r>
+        <w:t>pasan a trabajos futuros. La ejecución en un segundo equipo, con la red apagada y en un equipo sin tarjeta gráfica dedicada (guiones H3 a H5) cubre también este nivel.</w:t>
       </w:r>
     </w:p>
     <w:p>
@@ -11001,13 +10857,14 @@
         <w:pStyle w:val="TextoOE3"/>
       </w:pPr>
       <w:r>
-        <w:t>En el carril de sonido sigue faltando el ambiente nocturno del Nivel 2: la escena 2.5 y el puente al Nivel 3 suenan con el ambiente de la cueva oscura del Nivel 1 (Anexo E, apartado 6). El estado de la tarjeta D09-4, la fogata del cierre del nivel a cargo de Santiago Valdiri García, no se revisó en el acta D10 y se confirma con él; la escena 2.5 tiene su fuego desde el 23 de septiembre. Los tres defectos del laberinto que halló la primera pasada de pruebas funcionales en el primer candidato, el bloque pegad</w:t>
-      </w:r>
-      <w:r>
-        <w:t>o al cursor, el bloque en curso fuera de la vista y la papelera que no volvía con el cajón cerrado, están corregidos en el ejecutable del corte (apartado 2.4). Quedan cuatro observaciones menores, documentadas con su arreglo y sin corregir en este corte: bajar un bloque una sola posición, soltándolo en la mitad de abajo del que subió, no hace nada; un doble clic en la papelera retira dos bloques; tras una ejecución fallida la lista queda donde deja ver el bloque donde se detuvo, y su papelera cambia de siti</w:t>
-      </w:r>
-      <w:r>
-        <w:t>o, y la flecha de página del panel de perfiles se oculta donde las del laberinto se apagan (documento principal, apartado 10.4). La deuda técnica menor del nivel, como el nombre de la prueba de RF-27 o dos comentarios que quedaron atrás en el código, se recoge en el documento principal, apartado 10.4.</w:t>
+        <w:t xml:space="preserve">En el carril de sonido sigue faltando el ambiente nocturno del Nivel 2: la escena 2.5 y el puente al Nivel 3 suenan con el ambiente de la cueva oscura del Nivel 1 (Anexo E, apartado 6). El estado de la tarjeta D09-4, la fogata del cierre del nivel a cargo de Santiago Valdiri García, no se revisó en el acta D10 y se confirma con él; la escena 2.5 tiene su fuego desde el 23 de septiembre. Los tres defectos del laberinto que halló la primera pasada de pruebas </w:t>
+      </w:r>
+      <w:r>
+        <w:lastRenderedPageBreak/>
+        <w:t>funcionales en el primer candidato, el bloque pegado al cursor, el bloque en curso fuera de la vista y la papelera que no volvía con el cajón cerrado, están corregidos en el ejecutable del corte (apartado 2.4). Quedan cuatro observaciones menores, documentadas con su arreglo y sin corregir en este corte: bajar un bloque una sola posición, soltándolo en la mitad de abajo del que subió, no hace nada; un doble clic en la papelera retira dos bloques; tras una ejecución fallida la lista queda donde deja ver el b</w:t>
+      </w:r>
+      <w:r>
+        <w:t>loque donde se detuvo, y su papelera cambia de sitio, y la flecha de página del panel de perfiles se oculta donde las del laberinto se apagan (documento principal, apartado 10.4). La deuda técnica menor del nivel, como el nombre de la prueba de RF-27 o dos comentarios que quedaron atrás en el código, se recoge en el documento principal, apartado 10.4.</w:t>
       </w:r>
     </w:p>
     <w:sectPr>
@@ -11208,7 +11065,7 @@
   <w:abstractNum w:abstractNumId="0" w15:restartNumberingAfterBreak="0">
     <w:nsid w:val="0000A990"/>
     <w:multiLevelType w:val="multilevel"/>
-    <w:tmpl w:val="83A6E9F6"/>
+    <w:tmpl w:val="1876EB8A"/>
     <w:lvl w:ilvl="0">
       <w:numFmt w:val="bullet"/>
       <w:lvlText w:val=" "/>
@@ -11481,16 +11338,16 @@
       </w:pPr>
     </w:lvl>
   </w:abstractNum>
-  <w:num w:numId="1" w16cid:durableId="1574315480">
+  <w:num w:numId="1" w16cid:durableId="530263644">
     <w:abstractNumId w:val="1"/>
   </w:num>
-  <w:num w:numId="2" w16cid:durableId="2146466424">
+  <w:num w:numId="2" w16cid:durableId="826944896">
     <w:abstractNumId w:val="2"/>
     <w:lvlOverride w:ilvl="0">
       <w:startOverride w:val="1"/>
     </w:lvlOverride>
   </w:num>
-  <w:num w:numId="3" w16cid:durableId="2093966884">
+  <w:num w:numId="3" w16cid:durableId="1073308287">
     <w:abstractNumId w:val="0"/>
   </w:num>
 </w:numbering>
@@ -12296,7 +12153,7 @@
     <w:link w:val="EncabezadoCar"/>
     <w:uiPriority w:val="99"/>
     <w:unhideWhenUsed/>
-    <w:rsid w:val="005B7F6C"/>
+    <w:rsid w:val="00115119"/>
     <w:pPr>
       <w:tabs>
         <w:tab w:val="center" w:pos="4419"/>
@@ -12310,7 +12167,7 @@
     <w:basedOn w:val="Fuentedeprrafopredeter"/>
     <w:link w:val="Encabezado"/>
     <w:uiPriority w:val="99"/>
-    <w:rsid w:val="005B7F6C"/>
+    <w:rsid w:val="00115119"/>
   </w:style>
   <w:style w:type="paragraph" w:styleId="Piedepgina">
     <w:name w:val="footer"/>
@@ -12318,7 +12175,7 @@
     <w:link w:val="PiedepginaCar"/>
     <w:uiPriority w:val="99"/>
     <w:unhideWhenUsed/>
-    <w:rsid w:val="005B7F6C"/>
+    <w:rsid w:val="00115119"/>
     <w:pPr>
       <w:tabs>
         <w:tab w:val="center" w:pos="4419"/>
@@ -12332,7 +12189,7 @@
     <w:basedOn w:val="Fuentedeprrafopredeter"/>
     <w:link w:val="Piedepgina"/>
     <w:uiPriority w:val="99"/>
-    <w:rsid w:val="005B7F6C"/>
+    <w:rsid w:val="00115119"/>
   </w:style>
   <w:style w:type="character" w:styleId="Nmerodepgina">
     <w:name w:val="page number"/>
@@ -12340,7 +12197,7 @@
     <w:uiPriority w:val="99"/>
     <w:semiHidden/>
     <w:unhideWhenUsed/>
-    <w:rsid w:val="005B7F6C"/>
+    <w:rsid w:val="00115119"/>
   </w:style>
 </w:styles>
 </file>

--- a/docs/anexos oe3/Solucion_OE3_Anexo_C_Slice_2.docx
+++ b/docs/anexos oe3/Solucion_OE3_Anexo_C_Slice_2.docx
@@ -24,7 +24,7 @@
       <w:r>
         <w:fldChar w:fldCharType="separate"/>
       </w:r>
-      <w:hyperlink w:anchor="_Toc242194910" w:history="1">
+      <w:hyperlink w:anchor="_Toc242198297" w:history="1">
         <w:r>
           <w:rPr>
             <w:rStyle w:val="Hipervnculo"/>
@@ -51,7 +51,7 @@
             <w:noProof/>
             <w:webHidden/>
           </w:rPr>
-          <w:instrText xml:space="preserve"> PAGEREF _Toc242194910 \h </w:instrText>
+          <w:instrText xml:space="preserve"> PAGEREF _Toc242198297 \h </w:instrText>
         </w:r>
         <w:r>
           <w:rPr>
@@ -95,7 +95,7 @@
           <w14:ligatures w14:val="standardContextual"/>
         </w:rPr>
       </w:pPr>
-      <w:hyperlink w:anchor="_Toc242194911" w:history="1">
+      <w:hyperlink w:anchor="_Toc242198298" w:history="1">
         <w:r>
           <w:rPr>
             <w:rStyle w:val="Hipervnculo"/>
@@ -122,7 +122,7 @@
             <w:noProof/>
             <w:webHidden/>
           </w:rPr>
-          <w:instrText xml:space="preserve"> PAGEREF _Toc242194911 \h </w:instrText>
+          <w:instrText xml:space="preserve"> PAGEREF _Toc242198298 \h </w:instrText>
         </w:r>
         <w:r>
           <w:rPr>
@@ -166,7 +166,7 @@
           <w14:ligatures w14:val="standardContextual"/>
         </w:rPr>
       </w:pPr>
-      <w:hyperlink w:anchor="_Toc242194912" w:history="1">
+      <w:hyperlink w:anchor="_Toc242198299" w:history="1">
         <w:r>
           <w:rPr>
             <w:rStyle w:val="Hipervnculo"/>
@@ -193,7 +193,7 @@
             <w:noProof/>
             <w:webHidden/>
           </w:rPr>
-          <w:instrText xml:space="preserve"> PAGEREF _Toc242194912 \h </w:instrText>
+          <w:instrText xml:space="preserve"> PAGEREF _Toc242198299 \h </w:instrText>
         </w:r>
         <w:r>
           <w:rPr>
@@ -237,7 +237,7 @@
           <w14:ligatures w14:val="standardContextual"/>
         </w:rPr>
       </w:pPr>
-      <w:hyperlink w:anchor="_Toc242194913" w:history="1">
+      <w:hyperlink w:anchor="_Toc242198300" w:history="1">
         <w:r>
           <w:rPr>
             <w:rStyle w:val="Hipervnculo"/>
@@ -264,7 +264,7 @@
             <w:noProof/>
             <w:webHidden/>
           </w:rPr>
-          <w:instrText xml:space="preserve"> PAGEREF _Toc242194913 \h </w:instrText>
+          <w:instrText xml:space="preserve"> PAGEREF _Toc242198300 \h </w:instrText>
         </w:r>
         <w:r>
           <w:rPr>
@@ -308,7 +308,7 @@
           <w14:ligatures w14:val="standardContextual"/>
         </w:rPr>
       </w:pPr>
-      <w:hyperlink w:anchor="_Toc242194914" w:history="1">
+      <w:hyperlink w:anchor="_Toc242198301" w:history="1">
         <w:r>
           <w:rPr>
             <w:rStyle w:val="Hipervnculo"/>
@@ -335,7 +335,7 @@
             <w:noProof/>
             <w:webHidden/>
           </w:rPr>
-          <w:instrText xml:space="preserve"> PAGEREF _Toc242194914 \h </w:instrText>
+          <w:instrText xml:space="preserve"> PAGEREF _Toc242198301 \h </w:instrText>
         </w:r>
         <w:r>
           <w:rPr>
@@ -379,7 +379,7 @@
           <w14:ligatures w14:val="standardContextual"/>
         </w:rPr>
       </w:pPr>
-      <w:hyperlink w:anchor="_Toc242194915" w:history="1">
+      <w:hyperlink w:anchor="_Toc242198302" w:history="1">
         <w:r>
           <w:rPr>
             <w:rStyle w:val="Hipervnculo"/>
@@ -406,7 +406,7 @@
             <w:noProof/>
             <w:webHidden/>
           </w:rPr>
-          <w:instrText xml:space="preserve"> PAGEREF _Toc242194915 \h </w:instrText>
+          <w:instrText xml:space="preserve"> PAGEREF _Toc242198302 \h </w:instrText>
         </w:r>
         <w:r>
           <w:rPr>
@@ -450,7 +450,7 @@
           <w14:ligatures w14:val="standardContextual"/>
         </w:rPr>
       </w:pPr>
-      <w:hyperlink w:anchor="_Toc242194916" w:history="1">
+      <w:hyperlink w:anchor="_Toc242198303" w:history="1">
         <w:r>
           <w:rPr>
             <w:rStyle w:val="Hipervnculo"/>
@@ -477,7 +477,7 @@
             <w:noProof/>
             <w:webHidden/>
           </w:rPr>
-          <w:instrText xml:space="preserve"> PAGEREF _Toc242194916 \h </w:instrText>
+          <w:instrText xml:space="preserve"> PAGEREF _Toc242198303 \h </w:instrText>
         </w:r>
         <w:r>
           <w:rPr>
@@ -522,7 +522,7 @@
       <w:pPr>
         <w:pStyle w:val="Ttulo1"/>
       </w:pPr>
-      <w:bookmarkStart w:id="0" w:name="_Toc242194910"/>
+      <w:bookmarkStart w:id="0" w:name="_Toc242198297"/>
       <w:r>
         <w:lastRenderedPageBreak/>
         <w:t>ANEXO C. SLICE 2: NIVEL 2 «LA RUEDA»</w:t>
@@ -565,7 +565,7 @@
       <w:pPr>
         <w:pStyle w:val="Ttulo2"/>
       </w:pPr>
-      <w:bookmarkStart w:id="1" w:name="_Toc242194911"/>
+      <w:bookmarkStart w:id="1" w:name="_Toc242198298"/>
       <w:r>
         <w:t>1. Alcance y seguimiento</w:t>
       </w:r>
@@ -1234,7 +1234,7 @@
         <w:pStyle w:val="PrimerprrafoOE3"/>
       </w:pPr>
       <w:r>
-        <w:t>La tarjeta que abrió el trabajo fue D04-4, «Iniciar desarrollo del Slice 2 en paralelo de la finalización del primer Slice», a cargo de Santiago Benavides Rey, que el acta D05 registra con fecha límite del 20 de septiembre. D06-3, «Fusionar la rama del segundo slice conforme a lo aprobado hoy», a cargo de los dos estudiantes, se dio por finalizada en el acta D07. D09-1, «Realizar la propuesta de los troncos del nivel dos para animarlos en Unity», se cumplió por un camino distinto del propuesto y el acta D10</w:t>
+        <w:t>La tarjeta que abrió el trabajo fue D05-1, «Iniciar desarrollo del Slice 2 en paralelo de la finalización del primer Slice», a cargo de Santiago Benavides Rey, que el acta D05 registra con fecha límite del 20 de septiembre. D06-3, «Fusionar la rama del segundo slice conforme a lo aprobado hoy», a cargo de los dos estudiantes, se dio por finalizada en el acta D07. D09-1, «Realizar la propuesta de los troncos del nivel dos para animarlos en Unity», se cumplió por un camino distinto del propuesto y el acta D10</w:t>
       </w:r>
       <w:r>
         <w:t xml:space="preserve"> la dio por finalizada. Las correcciones de cierre son de las tarjetas D10-2 y D10-5.</w:t>
@@ -3002,7 +3002,7 @@
       <w:pPr>
         <w:pStyle w:val="Ttulo2"/>
       </w:pPr>
-      <w:bookmarkStart w:id="2" w:name="_Toc242194912"/>
+      <w:bookmarkStart w:id="2" w:name="_Toc242198299"/>
       <w:r>
         <w:t>2. Lo implementado</w:t>
       </w:r>
@@ -4540,7 +4540,7 @@
       <w:pPr>
         <w:pStyle w:val="Ttulo2"/>
       </w:pPr>
-      <w:bookmarkStart w:id="3" w:name="_Toc242194913"/>
+      <w:bookmarkStart w:id="3" w:name="_Toc242198300"/>
       <w:r>
         <w:t>3. Decisiones de diseño y hallazgos de consistencia</w:t>
       </w:r>
@@ -6233,7 +6233,7 @@
       <w:pPr>
         <w:pStyle w:val="Ttulo2"/>
       </w:pPr>
-      <w:bookmarkStart w:id="4" w:name="_Toc242194914"/>
+      <w:bookmarkStart w:id="4" w:name="_Toc242198301"/>
       <w:r>
         <w:t>4. Verificación</w:t>
       </w:r>
@@ -9666,7 +9666,7 @@
       <w:pPr>
         <w:pStyle w:val="Ttulo2"/>
       </w:pPr>
-      <w:bookmarkStart w:id="5" w:name="_Toc242194915"/>
+      <w:bookmarkStart w:id="5" w:name="_Toc242198302"/>
       <w:r>
         <w:t>5. Archivos principales</w:t>
       </w:r>
@@ -10835,7 +10835,7 @@
       <w:pPr>
         <w:pStyle w:val="Ttulo2"/>
       </w:pPr>
-      <w:bookmarkStart w:id="6" w:name="_Toc242194916"/>
+      <w:bookmarkStart w:id="6" w:name="_Toc242198303"/>
       <w:r>
         <w:t>6. Evaluación del OE4 y verificaciones a cargo de Santiago Benavides Rey</w:t>
       </w:r>
@@ -11065,7 +11065,7 @@
   <w:abstractNum w:abstractNumId="0" w15:restartNumberingAfterBreak="0">
     <w:nsid w:val="0000A990"/>
     <w:multiLevelType w:val="multilevel"/>
-    <w:tmpl w:val="1876EB8A"/>
+    <w:tmpl w:val="9C18D170"/>
     <w:lvl w:ilvl="0">
       <w:numFmt w:val="bullet"/>
       <w:lvlText w:val=" "/>
@@ -11338,16 +11338,16 @@
       </w:pPr>
     </w:lvl>
   </w:abstractNum>
-  <w:num w:numId="1" w16cid:durableId="530263644">
+  <w:num w:numId="1" w16cid:durableId="57826053">
     <w:abstractNumId w:val="1"/>
   </w:num>
-  <w:num w:numId="2" w16cid:durableId="826944896">
+  <w:num w:numId="2" w16cid:durableId="151991147">
     <w:abstractNumId w:val="2"/>
     <w:lvlOverride w:ilvl="0">
       <w:startOverride w:val="1"/>
     </w:lvlOverride>
   </w:num>
-  <w:num w:numId="3" w16cid:durableId="1073308287">
+  <w:num w:numId="3" w16cid:durableId="2022854546">
     <w:abstractNumId w:val="0"/>
   </w:num>
 </w:numbering>
@@ -12153,7 +12153,7 @@
     <w:link w:val="EncabezadoCar"/>
     <w:uiPriority w:val="99"/>
     <w:unhideWhenUsed/>
-    <w:rsid w:val="00115119"/>
+    <w:rsid w:val="00EC57BE"/>
     <w:pPr>
       <w:tabs>
         <w:tab w:val="center" w:pos="4419"/>
@@ -12167,7 +12167,7 @@
     <w:basedOn w:val="Fuentedeprrafopredeter"/>
     <w:link w:val="Encabezado"/>
     <w:uiPriority w:val="99"/>
-    <w:rsid w:val="00115119"/>
+    <w:rsid w:val="00EC57BE"/>
   </w:style>
   <w:style w:type="paragraph" w:styleId="Piedepgina">
     <w:name w:val="footer"/>
@@ -12175,7 +12175,7 @@
     <w:link w:val="PiedepginaCar"/>
     <w:uiPriority w:val="99"/>
     <w:unhideWhenUsed/>
-    <w:rsid w:val="00115119"/>
+    <w:rsid w:val="00EC57BE"/>
     <w:pPr>
       <w:tabs>
         <w:tab w:val="center" w:pos="4419"/>
@@ -12189,7 +12189,7 @@
     <w:basedOn w:val="Fuentedeprrafopredeter"/>
     <w:link w:val="Piedepgina"/>
     <w:uiPriority w:val="99"/>
-    <w:rsid w:val="00115119"/>
+    <w:rsid w:val="00EC57BE"/>
   </w:style>
   <w:style w:type="character" w:styleId="Nmerodepgina">
     <w:name w:val="page number"/>
@@ -12197,7 +12197,7 @@
     <w:uiPriority w:val="99"/>
     <w:semiHidden/>
     <w:unhideWhenUsed/>
-    <w:rsid w:val="00115119"/>
+    <w:rsid w:val="00EC57BE"/>
   </w:style>
 </w:styles>
 </file>

--- a/docs/anexos oe3/Solucion_OE3_Anexo_C_Slice_2.docx
+++ b/docs/anexos oe3/Solucion_OE3_Anexo_C_Slice_2.docx
@@ -24,7 +24,7 @@
       <w:r>
         <w:fldChar w:fldCharType="separate"/>
       </w:r>
-      <w:hyperlink w:anchor="_Toc242198297" w:history="1">
+      <w:hyperlink w:anchor="_Toc242202684" w:history="1">
         <w:r>
           <w:rPr>
             <w:rStyle w:val="Hipervnculo"/>
@@ -51,7 +51,7 @@
             <w:noProof/>
             <w:webHidden/>
           </w:rPr>
-          <w:instrText xml:space="preserve"> PAGEREF _Toc242198297 \h </w:instrText>
+          <w:instrText xml:space="preserve"> PAGEREF _Toc242202684 \h </w:instrText>
         </w:r>
         <w:r>
           <w:rPr>
@@ -95,7 +95,7 @@
           <w14:ligatures w14:val="standardContextual"/>
         </w:rPr>
       </w:pPr>
-      <w:hyperlink w:anchor="_Toc242198298" w:history="1">
+      <w:hyperlink w:anchor="_Toc242202685" w:history="1">
         <w:r>
           <w:rPr>
             <w:rStyle w:val="Hipervnculo"/>
@@ -122,7 +122,7 @@
             <w:noProof/>
             <w:webHidden/>
           </w:rPr>
-          <w:instrText xml:space="preserve"> PAGEREF _Toc242198298 \h </w:instrText>
+          <w:instrText xml:space="preserve"> PAGEREF _Toc242202685 \h </w:instrText>
         </w:r>
         <w:r>
           <w:rPr>
@@ -166,7 +166,7 @@
           <w14:ligatures w14:val="standardContextual"/>
         </w:rPr>
       </w:pPr>
-      <w:hyperlink w:anchor="_Toc242198299" w:history="1">
+      <w:hyperlink w:anchor="_Toc242202686" w:history="1">
         <w:r>
           <w:rPr>
             <w:rStyle w:val="Hipervnculo"/>
@@ -193,7 +193,7 @@
             <w:noProof/>
             <w:webHidden/>
           </w:rPr>
-          <w:instrText xml:space="preserve"> PAGEREF _Toc242198299 \h </w:instrText>
+          <w:instrText xml:space="preserve"> PAGEREF _Toc242202686 \h </w:instrText>
         </w:r>
         <w:r>
           <w:rPr>
@@ -237,7 +237,7 @@
           <w14:ligatures w14:val="standardContextual"/>
         </w:rPr>
       </w:pPr>
-      <w:hyperlink w:anchor="_Toc242198300" w:history="1">
+      <w:hyperlink w:anchor="_Toc242202687" w:history="1">
         <w:r>
           <w:rPr>
             <w:rStyle w:val="Hipervnculo"/>
@@ -264,7 +264,7 @@
             <w:noProof/>
             <w:webHidden/>
           </w:rPr>
-          <w:instrText xml:space="preserve"> PAGEREF _Toc242198300 \h </w:instrText>
+          <w:instrText xml:space="preserve"> PAGEREF _Toc242202687 \h </w:instrText>
         </w:r>
         <w:r>
           <w:rPr>
@@ -308,7 +308,7 @@
           <w14:ligatures w14:val="standardContextual"/>
         </w:rPr>
       </w:pPr>
-      <w:hyperlink w:anchor="_Toc242198301" w:history="1">
+      <w:hyperlink w:anchor="_Toc242202688" w:history="1">
         <w:r>
           <w:rPr>
             <w:rStyle w:val="Hipervnculo"/>
@@ -335,7 +335,7 @@
             <w:noProof/>
             <w:webHidden/>
           </w:rPr>
-          <w:instrText xml:space="preserve"> PAGEREF _Toc242198301 \h </w:instrText>
+          <w:instrText xml:space="preserve"> PAGEREF _Toc242202688 \h </w:instrText>
         </w:r>
         <w:r>
           <w:rPr>
@@ -379,7 +379,7 @@
           <w14:ligatures w14:val="standardContextual"/>
         </w:rPr>
       </w:pPr>
-      <w:hyperlink w:anchor="_Toc242198302" w:history="1">
+      <w:hyperlink w:anchor="_Toc242202689" w:history="1">
         <w:r>
           <w:rPr>
             <w:rStyle w:val="Hipervnculo"/>
@@ -406,7 +406,7 @@
             <w:noProof/>
             <w:webHidden/>
           </w:rPr>
-          <w:instrText xml:space="preserve"> PAGEREF _Toc242198302 \h </w:instrText>
+          <w:instrText xml:space="preserve"> PAGEREF _Toc242202689 \h </w:instrText>
         </w:r>
         <w:r>
           <w:rPr>
@@ -450,7 +450,7 @@
           <w14:ligatures w14:val="standardContextual"/>
         </w:rPr>
       </w:pPr>
-      <w:hyperlink w:anchor="_Toc242198303" w:history="1">
+      <w:hyperlink w:anchor="_Toc242202690" w:history="1">
         <w:r>
           <w:rPr>
             <w:rStyle w:val="Hipervnculo"/>
@@ -477,7 +477,7 @@
             <w:noProof/>
             <w:webHidden/>
           </w:rPr>
-          <w:instrText xml:space="preserve"> PAGEREF _Toc242198303 \h </w:instrText>
+          <w:instrText xml:space="preserve"> PAGEREF _Toc242202690 \h </w:instrText>
         </w:r>
         <w:r>
           <w:rPr>
@@ -522,7 +522,7 @@
       <w:pPr>
         <w:pStyle w:val="Ttulo1"/>
       </w:pPr>
-      <w:bookmarkStart w:id="0" w:name="_Toc242198297"/>
+      <w:bookmarkStart w:id="0" w:name="_Toc242202684"/>
       <w:r>
         <w:lastRenderedPageBreak/>
         <w:t>ANEXO C. SLICE 2: NIVEL 2 «LA RUEDA»</w:t>
@@ -565,7 +565,7 @@
       <w:pPr>
         <w:pStyle w:val="Ttulo2"/>
       </w:pPr>
-      <w:bookmarkStart w:id="1" w:name="_Toc242198298"/>
+      <w:bookmarkStart w:id="1" w:name="_Toc242202685"/>
       <w:r>
         <w:t>1. Alcance y seguimiento</w:t>
       </w:r>
@@ -3002,7 +3002,7 @@
       <w:pPr>
         <w:pStyle w:val="Ttulo2"/>
       </w:pPr>
-      <w:bookmarkStart w:id="2" w:name="_Toc242198299"/>
+      <w:bookmarkStart w:id="2" w:name="_Toc242202686"/>
       <w:r>
         <w:t>2. Lo implementado</w:t>
       </w:r>
@@ -4540,7 +4540,7 @@
       <w:pPr>
         <w:pStyle w:val="Ttulo2"/>
       </w:pPr>
-      <w:bookmarkStart w:id="3" w:name="_Toc242198300"/>
+      <w:bookmarkStart w:id="3" w:name="_Toc242202687"/>
       <w:r>
         <w:t>3. Decisiones de diseño y hallazgos de consistencia</w:t>
       </w:r>
@@ -6233,7 +6233,7 @@
       <w:pPr>
         <w:pStyle w:val="Ttulo2"/>
       </w:pPr>
-      <w:bookmarkStart w:id="4" w:name="_Toc242198301"/>
+      <w:bookmarkStart w:id="4" w:name="_Toc242202688"/>
       <w:r>
         <w:t>4. Verificación</w:t>
       </w:r>
@@ -9666,7 +9666,7 @@
       <w:pPr>
         <w:pStyle w:val="Ttulo2"/>
       </w:pPr>
-      <w:bookmarkStart w:id="5" w:name="_Toc242198302"/>
+      <w:bookmarkStart w:id="5" w:name="_Toc242202689"/>
       <w:r>
         <w:t>5. Archivos principales</w:t>
       </w:r>
@@ -10835,7 +10835,7 @@
       <w:pPr>
         <w:pStyle w:val="Ttulo2"/>
       </w:pPr>
-      <w:bookmarkStart w:id="6" w:name="_Toc242198303"/>
+      <w:bookmarkStart w:id="6" w:name="_Toc242202690"/>
       <w:r>
         <w:t>6. Evaluación del OE4 y verificaciones a cargo de Santiago Benavides Rey</w:t>
       </w:r>
@@ -11065,7 +11065,7 @@
   <w:abstractNum w:abstractNumId="0" w15:restartNumberingAfterBreak="0">
     <w:nsid w:val="0000A990"/>
     <w:multiLevelType w:val="multilevel"/>
-    <w:tmpl w:val="9C18D170"/>
+    <w:tmpl w:val="16EE02DC"/>
     <w:lvl w:ilvl="0">
       <w:numFmt w:val="bullet"/>
       <w:lvlText w:val=" "/>
@@ -11338,16 +11338,16 @@
       </w:pPr>
     </w:lvl>
   </w:abstractNum>
-  <w:num w:numId="1" w16cid:durableId="57826053">
+  <w:num w:numId="1" w16cid:durableId="693725491">
     <w:abstractNumId w:val="1"/>
   </w:num>
-  <w:num w:numId="2" w16cid:durableId="151991147">
+  <w:num w:numId="2" w16cid:durableId="835877544">
     <w:abstractNumId w:val="2"/>
     <w:lvlOverride w:ilvl="0">
       <w:startOverride w:val="1"/>
     </w:lvlOverride>
   </w:num>
-  <w:num w:numId="3" w16cid:durableId="2022854546">
+  <w:num w:numId="3" w16cid:durableId="1600940856">
     <w:abstractNumId w:val="0"/>
   </w:num>
 </w:numbering>
@@ -12153,7 +12153,7 @@
     <w:link w:val="EncabezadoCar"/>
     <w:uiPriority w:val="99"/>
     <w:unhideWhenUsed/>
-    <w:rsid w:val="00EC57BE"/>
+    <w:rsid w:val="006D73CB"/>
     <w:pPr>
       <w:tabs>
         <w:tab w:val="center" w:pos="4419"/>
@@ -12167,7 +12167,7 @@
     <w:basedOn w:val="Fuentedeprrafopredeter"/>
     <w:link w:val="Encabezado"/>
     <w:uiPriority w:val="99"/>
-    <w:rsid w:val="00EC57BE"/>
+    <w:rsid w:val="006D73CB"/>
   </w:style>
   <w:style w:type="paragraph" w:styleId="Piedepgina">
     <w:name w:val="footer"/>
@@ -12175,7 +12175,7 @@
     <w:link w:val="PiedepginaCar"/>
     <w:uiPriority w:val="99"/>
     <w:unhideWhenUsed/>
-    <w:rsid w:val="00EC57BE"/>
+    <w:rsid w:val="006D73CB"/>
     <w:pPr>
       <w:tabs>
         <w:tab w:val="center" w:pos="4419"/>
@@ -12189,7 +12189,7 @@
     <w:basedOn w:val="Fuentedeprrafopredeter"/>
     <w:link w:val="Piedepgina"/>
     <w:uiPriority w:val="99"/>
-    <w:rsid w:val="00EC57BE"/>
+    <w:rsid w:val="006D73CB"/>
   </w:style>
   <w:style w:type="character" w:styleId="Nmerodepgina">
     <w:name w:val="page number"/>
@@ -12197,7 +12197,7 @@
     <w:uiPriority w:val="99"/>
     <w:semiHidden/>
     <w:unhideWhenUsed/>
-    <w:rsid w:val="00EC57BE"/>
+    <w:rsid w:val="006D73CB"/>
   </w:style>
 </w:styles>
 </file>

--- a/docs/anexos oe3/Solucion_OE3_Anexo_C_Slice_2.docx
+++ b/docs/anexos oe3/Solucion_OE3_Anexo_C_Slice_2.docx
@@ -24,7 +24,7 @@
       <w:r>
         <w:fldChar w:fldCharType="separate"/>
       </w:r>
-      <w:hyperlink w:anchor="_Toc242202684" w:history="1">
+      <w:hyperlink w:anchor="_Toc242400586" w:history="1">
         <w:r>
           <w:rPr>
             <w:rStyle w:val="Hipervnculo"/>
@@ -51,7 +51,7 @@
             <w:noProof/>
             <w:webHidden/>
           </w:rPr>
-          <w:instrText xml:space="preserve"> PAGEREF _Toc242202684 \h </w:instrText>
+          <w:instrText xml:space="preserve"> PAGEREF _Toc242400586 \h </w:instrText>
         </w:r>
         <w:r>
           <w:rPr>
@@ -95,7 +95,7 @@
           <w14:ligatures w14:val="standardContextual"/>
         </w:rPr>
       </w:pPr>
-      <w:hyperlink w:anchor="_Toc242202685" w:history="1">
+      <w:hyperlink w:anchor="_Toc242400587" w:history="1">
         <w:r>
           <w:rPr>
             <w:rStyle w:val="Hipervnculo"/>
@@ -122,7 +122,7 @@
             <w:noProof/>
             <w:webHidden/>
           </w:rPr>
-          <w:instrText xml:space="preserve"> PAGEREF _Toc242202685 \h </w:instrText>
+          <w:instrText xml:space="preserve"> PAGEREF _Toc242400587 \h </w:instrText>
         </w:r>
         <w:r>
           <w:rPr>
@@ -166,7 +166,7 @@
           <w14:ligatures w14:val="standardContextual"/>
         </w:rPr>
       </w:pPr>
-      <w:hyperlink w:anchor="_Toc242202686" w:history="1">
+      <w:hyperlink w:anchor="_Toc242400588" w:history="1">
         <w:r>
           <w:rPr>
             <w:rStyle w:val="Hipervnculo"/>
@@ -193,7 +193,7 @@
             <w:noProof/>
             <w:webHidden/>
           </w:rPr>
-          <w:instrText xml:space="preserve"> PAGEREF _Toc242202686 \h </w:instrText>
+          <w:instrText xml:space="preserve"> PAGEREF _Toc242400588 \h </w:instrText>
         </w:r>
         <w:r>
           <w:rPr>
@@ -237,7 +237,7 @@
           <w14:ligatures w14:val="standardContextual"/>
         </w:rPr>
       </w:pPr>
-      <w:hyperlink w:anchor="_Toc242202687" w:history="1">
+      <w:hyperlink w:anchor="_Toc242400589" w:history="1">
         <w:r>
           <w:rPr>
             <w:rStyle w:val="Hipervnculo"/>
@@ -264,7 +264,7 @@
             <w:noProof/>
             <w:webHidden/>
           </w:rPr>
-          <w:instrText xml:space="preserve"> PAGEREF _Toc242202687 \h </w:instrText>
+          <w:instrText xml:space="preserve"> PAGEREF _Toc242400589 \h </w:instrText>
         </w:r>
         <w:r>
           <w:rPr>
@@ -308,7 +308,7 @@
           <w14:ligatures w14:val="standardContextual"/>
         </w:rPr>
       </w:pPr>
-      <w:hyperlink w:anchor="_Toc242202688" w:history="1">
+      <w:hyperlink w:anchor="_Toc242400590" w:history="1">
         <w:r>
           <w:rPr>
             <w:rStyle w:val="Hipervnculo"/>
@@ -335,7 +335,7 @@
             <w:noProof/>
             <w:webHidden/>
           </w:rPr>
-          <w:instrText xml:space="preserve"> PAGEREF _Toc242202688 \h </w:instrText>
+          <w:instrText xml:space="preserve"> PAGEREF _Toc242400590 \h </w:instrText>
         </w:r>
         <w:r>
           <w:rPr>
@@ -379,7 +379,7 @@
           <w14:ligatures w14:val="standardContextual"/>
         </w:rPr>
       </w:pPr>
-      <w:hyperlink w:anchor="_Toc242202689" w:history="1">
+      <w:hyperlink w:anchor="_Toc242400591" w:history="1">
         <w:r>
           <w:rPr>
             <w:rStyle w:val="Hipervnculo"/>
@@ -406,7 +406,7 @@
             <w:noProof/>
             <w:webHidden/>
           </w:rPr>
-          <w:instrText xml:space="preserve"> PAGEREF _Toc242202689 \h </w:instrText>
+          <w:instrText xml:space="preserve"> PAGEREF _Toc242400591 \h </w:instrText>
         </w:r>
         <w:r>
           <w:rPr>
@@ -450,7 +450,7 @@
           <w14:ligatures w14:val="standardContextual"/>
         </w:rPr>
       </w:pPr>
-      <w:hyperlink w:anchor="_Toc242202690" w:history="1">
+      <w:hyperlink w:anchor="_Toc242400592" w:history="1">
         <w:r>
           <w:rPr>
             <w:rStyle w:val="Hipervnculo"/>
@@ -477,7 +477,7 @@
             <w:noProof/>
             <w:webHidden/>
           </w:rPr>
-          <w:instrText xml:space="preserve"> PAGEREF _Toc242202690 \h </w:instrText>
+          <w:instrText xml:space="preserve"> PAGEREF _Toc242400592 \h </w:instrText>
         </w:r>
         <w:r>
           <w:rPr>
@@ -497,7 +497,7 @@
             <w:noProof/>
             <w:webHidden/>
           </w:rPr>
-          <w:t>15</w:t>
+          <w:t>16</w:t>
         </w:r>
         <w:r>
           <w:rPr>
@@ -522,7 +522,7 @@
       <w:pPr>
         <w:pStyle w:val="Ttulo1"/>
       </w:pPr>
-      <w:bookmarkStart w:id="0" w:name="_Toc242202684"/>
+      <w:bookmarkStart w:id="0" w:name="_Toc242400586"/>
       <w:r>
         <w:lastRenderedPageBreak/>
         <w:t>ANEXO C. SLICE 2: NIVEL 2 «LA RUEDA»</w:t>
@@ -565,7 +565,7 @@
       <w:pPr>
         <w:pStyle w:val="Ttulo2"/>
       </w:pPr>
-      <w:bookmarkStart w:id="1" w:name="_Toc242202685"/>
+      <w:bookmarkStart w:id="1" w:name="_Toc242400587"/>
       <w:r>
         <w:t>1. Alcance y seguimiento</w:t>
       </w:r>
@@ -629,9 +629,9 @@
         <w:tblLook w:val="0020" w:firstRow="1" w:lastRow="0" w:firstColumn="0" w:lastColumn="0" w:noHBand="0" w:noVBand="0"/>
       </w:tblPr>
       <w:tblGrid>
-        <w:gridCol w:w="697"/>
-        <w:gridCol w:w="1419"/>
-        <w:gridCol w:w="7846"/>
+        <w:gridCol w:w="695"/>
+        <w:gridCol w:w="1417"/>
+        <w:gridCol w:w="7850"/>
       </w:tblGrid>
       <w:tr>
         <w:trPr>
@@ -639,7 +639,7 @@
         </w:trPr>
         <w:tc>
           <w:tcPr>
-            <w:tcW w:w="350" w:type="pct"/>
+            <w:tcW w:w="349" w:type="pct"/>
             <w:shd w:val="clear" w:color="auto" w:fill="D9D9D9"/>
           </w:tcPr>
           <w:p>
@@ -662,7 +662,7 @@
         </w:tc>
         <w:tc>
           <w:tcPr>
-            <w:tcW w:w="712" w:type="pct"/>
+            <w:tcW w:w="711" w:type="pct"/>
             <w:shd w:val="clear" w:color="auto" w:fill="D9D9D9"/>
           </w:tcPr>
           <w:p>
@@ -685,7 +685,7 @@
         </w:tc>
         <w:tc>
           <w:tcPr>
-            <w:tcW w:w="3938" w:type="pct"/>
+            <w:tcW w:w="3940" w:type="pct"/>
             <w:shd w:val="clear" w:color="auto" w:fill="D9D9D9"/>
           </w:tcPr>
           <w:p>
@@ -710,7 +710,7 @@
       <w:tr>
         <w:tc>
           <w:tcPr>
-            <w:tcW w:w="350" w:type="pct"/>
+            <w:tcW w:w="349" w:type="pct"/>
             <w:shd w:val="clear" w:color="auto" w:fill="auto"/>
           </w:tcPr>
           <w:p>
@@ -731,7 +731,7 @@
         </w:tc>
         <w:tc>
           <w:tcPr>
-            <w:tcW w:w="712" w:type="pct"/>
+            <w:tcW w:w="711" w:type="pct"/>
             <w:shd w:val="clear" w:color="auto" w:fill="auto"/>
           </w:tcPr>
           <w:p>
@@ -752,7 +752,7 @@
         </w:tc>
         <w:tc>
           <w:tcPr>
-            <w:tcW w:w="3938" w:type="pct"/>
+            <w:tcW w:w="3940" w:type="pct"/>
             <w:shd w:val="clear" w:color="auto" w:fill="auto"/>
           </w:tcPr>
           <w:p>
@@ -775,7 +775,7 @@
       <w:tr>
         <w:tc>
           <w:tcPr>
-            <w:tcW w:w="350" w:type="pct"/>
+            <w:tcW w:w="349" w:type="pct"/>
             <w:shd w:val="clear" w:color="auto" w:fill="auto"/>
           </w:tcPr>
           <w:p>
@@ -796,7 +796,7 @@
         </w:tc>
         <w:tc>
           <w:tcPr>
-            <w:tcW w:w="712" w:type="pct"/>
+            <w:tcW w:w="711" w:type="pct"/>
             <w:shd w:val="clear" w:color="auto" w:fill="auto"/>
           </w:tcPr>
           <w:p>
@@ -817,7 +817,7 @@
         </w:tc>
         <w:tc>
           <w:tcPr>
-            <w:tcW w:w="3938" w:type="pct"/>
+            <w:tcW w:w="3940" w:type="pct"/>
             <w:shd w:val="clear" w:color="auto" w:fill="auto"/>
           </w:tcPr>
           <w:p>
@@ -840,7 +840,7 @@
       <w:tr>
         <w:tc>
           <w:tcPr>
-            <w:tcW w:w="350" w:type="pct"/>
+            <w:tcW w:w="349" w:type="pct"/>
             <w:shd w:val="clear" w:color="auto" w:fill="auto"/>
           </w:tcPr>
           <w:p>
@@ -862,7 +862,7 @@
         </w:tc>
         <w:tc>
           <w:tcPr>
-            <w:tcW w:w="712" w:type="pct"/>
+            <w:tcW w:w="711" w:type="pct"/>
             <w:shd w:val="clear" w:color="auto" w:fill="auto"/>
           </w:tcPr>
           <w:p>
@@ -883,7 +883,7 @@
         </w:tc>
         <w:tc>
           <w:tcPr>
-            <w:tcW w:w="3938" w:type="pct"/>
+            <w:tcW w:w="3940" w:type="pct"/>
             <w:shd w:val="clear" w:color="auto" w:fill="auto"/>
           </w:tcPr>
           <w:p>
@@ -906,7 +906,7 @@
       <w:tr>
         <w:tc>
           <w:tcPr>
-            <w:tcW w:w="350" w:type="pct"/>
+            <w:tcW w:w="349" w:type="pct"/>
             <w:shd w:val="clear" w:color="auto" w:fill="auto"/>
           </w:tcPr>
           <w:p>
@@ -927,7 +927,7 @@
         </w:tc>
         <w:tc>
           <w:tcPr>
-            <w:tcW w:w="712" w:type="pct"/>
+            <w:tcW w:w="711" w:type="pct"/>
             <w:shd w:val="clear" w:color="auto" w:fill="auto"/>
           </w:tcPr>
           <w:p>
@@ -948,7 +948,7 @@
         </w:tc>
         <w:tc>
           <w:tcPr>
-            <w:tcW w:w="3938" w:type="pct"/>
+            <w:tcW w:w="3940" w:type="pct"/>
             <w:shd w:val="clear" w:color="auto" w:fill="auto"/>
           </w:tcPr>
           <w:p>
@@ -971,7 +971,7 @@
       <w:tr>
         <w:tc>
           <w:tcPr>
-            <w:tcW w:w="350" w:type="pct"/>
+            <w:tcW w:w="349" w:type="pct"/>
             <w:shd w:val="clear" w:color="auto" w:fill="auto"/>
           </w:tcPr>
           <w:p>
@@ -992,7 +992,7 @@
         </w:tc>
         <w:tc>
           <w:tcPr>
-            <w:tcW w:w="712" w:type="pct"/>
+            <w:tcW w:w="711" w:type="pct"/>
             <w:shd w:val="clear" w:color="auto" w:fill="auto"/>
           </w:tcPr>
           <w:p>
@@ -1013,7 +1013,7 @@
         </w:tc>
         <w:tc>
           <w:tcPr>
-            <w:tcW w:w="3938" w:type="pct"/>
+            <w:tcW w:w="3940" w:type="pct"/>
             <w:shd w:val="clear" w:color="auto" w:fill="auto"/>
           </w:tcPr>
           <w:p>
@@ -1036,7 +1036,7 @@
       <w:tr>
         <w:tc>
           <w:tcPr>
-            <w:tcW w:w="350" w:type="pct"/>
+            <w:tcW w:w="349" w:type="pct"/>
             <w:shd w:val="clear" w:color="auto" w:fill="auto"/>
           </w:tcPr>
           <w:p>
@@ -1057,7 +1057,7 @@
         </w:tc>
         <w:tc>
           <w:tcPr>
-            <w:tcW w:w="712" w:type="pct"/>
+            <w:tcW w:w="711" w:type="pct"/>
             <w:shd w:val="clear" w:color="auto" w:fill="auto"/>
           </w:tcPr>
           <w:p>
@@ -1078,7 +1078,7 @@
         </w:tc>
         <w:tc>
           <w:tcPr>
-            <w:tcW w:w="3938" w:type="pct"/>
+            <w:tcW w:w="3940" w:type="pct"/>
             <w:shd w:val="clear" w:color="auto" w:fill="auto"/>
           </w:tcPr>
           <w:p>
@@ -1101,7 +1101,7 @@
       <w:tr>
         <w:tc>
           <w:tcPr>
-            <w:tcW w:w="350" w:type="pct"/>
+            <w:tcW w:w="349" w:type="pct"/>
             <w:shd w:val="clear" w:color="auto" w:fill="auto"/>
           </w:tcPr>
           <w:p>
@@ -1122,7 +1122,7 @@
         </w:tc>
         <w:tc>
           <w:tcPr>
-            <w:tcW w:w="712" w:type="pct"/>
+            <w:tcW w:w="711" w:type="pct"/>
             <w:shd w:val="clear" w:color="auto" w:fill="auto"/>
           </w:tcPr>
           <w:p>
@@ -1143,7 +1143,7 @@
         </w:tc>
         <w:tc>
           <w:tcPr>
-            <w:tcW w:w="3938" w:type="pct"/>
+            <w:tcW w:w="3940" w:type="pct"/>
             <w:shd w:val="clear" w:color="auto" w:fill="auto"/>
           </w:tcPr>
           <w:p>
@@ -1166,7 +1166,7 @@
       <w:tr>
         <w:tc>
           <w:tcPr>
-            <w:tcW w:w="350" w:type="pct"/>
+            <w:tcW w:w="349" w:type="pct"/>
             <w:shd w:val="clear" w:color="auto" w:fill="auto"/>
           </w:tcPr>
           <w:p>
@@ -1187,7 +1187,7 @@
         </w:tc>
         <w:tc>
           <w:tcPr>
-            <w:tcW w:w="712" w:type="pct"/>
+            <w:tcW w:w="711" w:type="pct"/>
             <w:shd w:val="clear" w:color="auto" w:fill="auto"/>
           </w:tcPr>
           <w:p>
@@ -1208,7 +1208,7 @@
         </w:tc>
         <w:tc>
           <w:tcPr>
-            <w:tcW w:w="3938" w:type="pct"/>
+            <w:tcW w:w="3940" w:type="pct"/>
             <w:shd w:val="clear" w:color="auto" w:fill="auto"/>
           </w:tcPr>
           <w:p>
@@ -2275,9 +2275,9 @@
         <w:tblLook w:val="0020" w:firstRow="1" w:lastRow="0" w:firstColumn="0" w:lastColumn="0" w:noHBand="0" w:noVBand="0"/>
       </w:tblPr>
       <w:tblGrid>
-        <w:gridCol w:w="883"/>
-        <w:gridCol w:w="1783"/>
-        <w:gridCol w:w="7296"/>
+        <w:gridCol w:w="1048"/>
+        <w:gridCol w:w="1694"/>
+        <w:gridCol w:w="7220"/>
       </w:tblGrid>
       <w:tr>
         <w:trPr>
@@ -2285,7 +2285,7 @@
         </w:trPr>
         <w:tc>
           <w:tcPr>
-            <w:tcW w:w="443" w:type="pct"/>
+            <w:tcW w:w="526" w:type="pct"/>
             <w:shd w:val="clear" w:color="auto" w:fill="D9D9D9"/>
           </w:tcPr>
           <w:p>
@@ -2308,7 +2308,7 @@
         </w:tc>
         <w:tc>
           <w:tcPr>
-            <w:tcW w:w="895" w:type="pct"/>
+            <w:tcW w:w="850" w:type="pct"/>
             <w:shd w:val="clear" w:color="auto" w:fill="D9D9D9"/>
           </w:tcPr>
           <w:p>
@@ -2331,7 +2331,7 @@
         </w:tc>
         <w:tc>
           <w:tcPr>
-            <w:tcW w:w="3662" w:type="pct"/>
+            <w:tcW w:w="3624" w:type="pct"/>
             <w:shd w:val="clear" w:color="auto" w:fill="D9D9D9"/>
           </w:tcPr>
           <w:p>
@@ -2356,7 +2356,7 @@
       <w:tr>
         <w:tc>
           <w:tcPr>
-            <w:tcW w:w="443" w:type="pct"/>
+            <w:tcW w:w="526" w:type="pct"/>
             <w:shd w:val="clear" w:color="auto" w:fill="auto"/>
           </w:tcPr>
           <w:p>
@@ -2377,7 +2377,7 @@
         </w:tc>
         <w:tc>
           <w:tcPr>
-            <w:tcW w:w="895" w:type="pct"/>
+            <w:tcW w:w="850" w:type="pct"/>
             <w:shd w:val="clear" w:color="auto" w:fill="auto"/>
           </w:tcPr>
           <w:p>
@@ -2399,7 +2399,7 @@
         </w:tc>
         <w:tc>
           <w:tcPr>
-            <w:tcW w:w="3662" w:type="pct"/>
+            <w:tcW w:w="3624" w:type="pct"/>
             <w:shd w:val="clear" w:color="auto" w:fill="auto"/>
           </w:tcPr>
           <w:p>
@@ -2422,7 +2422,7 @@
       <w:tr>
         <w:tc>
           <w:tcPr>
-            <w:tcW w:w="443" w:type="pct"/>
+            <w:tcW w:w="526" w:type="pct"/>
             <w:shd w:val="clear" w:color="auto" w:fill="auto"/>
           </w:tcPr>
           <w:p>
@@ -2443,7 +2443,7 @@
         </w:tc>
         <w:tc>
           <w:tcPr>
-            <w:tcW w:w="895" w:type="pct"/>
+            <w:tcW w:w="850" w:type="pct"/>
             <w:shd w:val="clear" w:color="auto" w:fill="auto"/>
           </w:tcPr>
           <w:p>
@@ -2465,7 +2465,7 @@
         </w:tc>
         <w:tc>
           <w:tcPr>
-            <w:tcW w:w="3662" w:type="pct"/>
+            <w:tcW w:w="3624" w:type="pct"/>
             <w:shd w:val="clear" w:color="auto" w:fill="auto"/>
           </w:tcPr>
           <w:p>
@@ -2488,7 +2488,7 @@
       <w:tr>
         <w:tc>
           <w:tcPr>
-            <w:tcW w:w="443" w:type="pct"/>
+            <w:tcW w:w="526" w:type="pct"/>
             <w:shd w:val="clear" w:color="auto" w:fill="auto"/>
           </w:tcPr>
           <w:p>
@@ -2509,7 +2509,7 @@
         </w:tc>
         <w:tc>
           <w:tcPr>
-            <w:tcW w:w="895" w:type="pct"/>
+            <w:tcW w:w="850" w:type="pct"/>
             <w:shd w:val="clear" w:color="auto" w:fill="auto"/>
           </w:tcPr>
           <w:p>
@@ -2544,7 +2544,7 @@
         </w:tc>
         <w:tc>
           <w:tcPr>
-            <w:tcW w:w="3662" w:type="pct"/>
+            <w:tcW w:w="3624" w:type="pct"/>
             <w:shd w:val="clear" w:color="auto" w:fill="auto"/>
           </w:tcPr>
           <w:p>
@@ -2567,7 +2567,7 @@
       <w:tr>
         <w:tc>
           <w:tcPr>
-            <w:tcW w:w="443" w:type="pct"/>
+            <w:tcW w:w="526" w:type="pct"/>
             <w:shd w:val="clear" w:color="auto" w:fill="auto"/>
           </w:tcPr>
           <w:p>
@@ -2588,7 +2588,7 @@
         </w:tc>
         <w:tc>
           <w:tcPr>
-            <w:tcW w:w="895" w:type="pct"/>
+            <w:tcW w:w="850" w:type="pct"/>
             <w:shd w:val="clear" w:color="auto" w:fill="auto"/>
           </w:tcPr>
           <w:p>
@@ -2623,7 +2623,7 @@
         </w:tc>
         <w:tc>
           <w:tcPr>
-            <w:tcW w:w="3662" w:type="pct"/>
+            <w:tcW w:w="3624" w:type="pct"/>
             <w:shd w:val="clear" w:color="auto" w:fill="auto"/>
           </w:tcPr>
           <w:p>
@@ -2646,7 +2646,7 @@
       <w:tr>
         <w:tc>
           <w:tcPr>
-            <w:tcW w:w="443" w:type="pct"/>
+            <w:tcW w:w="526" w:type="pct"/>
             <w:shd w:val="clear" w:color="auto" w:fill="auto"/>
           </w:tcPr>
           <w:p>
@@ -2667,7 +2667,7 @@
         </w:tc>
         <w:tc>
           <w:tcPr>
-            <w:tcW w:w="895" w:type="pct"/>
+            <w:tcW w:w="850" w:type="pct"/>
             <w:shd w:val="clear" w:color="auto" w:fill="auto"/>
           </w:tcPr>
           <w:p>
@@ -2702,7 +2702,7 @@
         </w:tc>
         <w:tc>
           <w:tcPr>
-            <w:tcW w:w="3662" w:type="pct"/>
+            <w:tcW w:w="3624" w:type="pct"/>
             <w:shd w:val="clear" w:color="auto" w:fill="auto"/>
           </w:tcPr>
           <w:p>
@@ -2725,7 +2725,7 @@
       <w:tr>
         <w:tc>
           <w:tcPr>
-            <w:tcW w:w="443" w:type="pct"/>
+            <w:tcW w:w="526" w:type="pct"/>
             <w:shd w:val="clear" w:color="auto" w:fill="auto"/>
           </w:tcPr>
           <w:p>
@@ -2746,7 +2746,7 @@
         </w:tc>
         <w:tc>
           <w:tcPr>
-            <w:tcW w:w="895" w:type="pct"/>
+            <w:tcW w:w="850" w:type="pct"/>
             <w:shd w:val="clear" w:color="auto" w:fill="auto"/>
           </w:tcPr>
           <w:p>
@@ -2768,7 +2768,7 @@
         </w:tc>
         <w:tc>
           <w:tcPr>
-            <w:tcW w:w="3662" w:type="pct"/>
+            <w:tcW w:w="3624" w:type="pct"/>
             <w:shd w:val="clear" w:color="auto" w:fill="auto"/>
           </w:tcPr>
           <w:p>
@@ -2791,7 +2791,7 @@
       <w:tr>
         <w:tc>
           <w:tcPr>
-            <w:tcW w:w="443" w:type="pct"/>
+            <w:tcW w:w="526" w:type="pct"/>
             <w:shd w:val="clear" w:color="auto" w:fill="auto"/>
           </w:tcPr>
           <w:p>
@@ -2812,7 +2812,7 @@
         </w:tc>
         <w:tc>
           <w:tcPr>
-            <w:tcW w:w="895" w:type="pct"/>
+            <w:tcW w:w="850" w:type="pct"/>
             <w:shd w:val="clear" w:color="auto" w:fill="auto"/>
           </w:tcPr>
           <w:p>
@@ -2834,7 +2834,7 @@
         </w:tc>
         <w:tc>
           <w:tcPr>
-            <w:tcW w:w="3662" w:type="pct"/>
+            <w:tcW w:w="3624" w:type="pct"/>
             <w:shd w:val="clear" w:color="auto" w:fill="auto"/>
           </w:tcPr>
           <w:p>
@@ -2857,7 +2857,7 @@
       <w:tr>
         <w:tc>
           <w:tcPr>
-            <w:tcW w:w="443" w:type="pct"/>
+            <w:tcW w:w="526" w:type="pct"/>
             <w:shd w:val="clear" w:color="auto" w:fill="auto"/>
           </w:tcPr>
           <w:p>
@@ -2878,7 +2878,7 @@
         </w:tc>
         <w:tc>
           <w:tcPr>
-            <w:tcW w:w="895" w:type="pct"/>
+            <w:tcW w:w="850" w:type="pct"/>
             <w:shd w:val="clear" w:color="auto" w:fill="auto"/>
           </w:tcPr>
           <w:p>
@@ -2899,7 +2899,7 @@
         </w:tc>
         <w:tc>
           <w:tcPr>
-            <w:tcW w:w="3662" w:type="pct"/>
+            <w:tcW w:w="3624" w:type="pct"/>
             <w:shd w:val="clear" w:color="auto" w:fill="auto"/>
           </w:tcPr>
           <w:p>
@@ -2922,7 +2922,7 @@
       <w:tr>
         <w:tc>
           <w:tcPr>
-            <w:tcW w:w="443" w:type="pct"/>
+            <w:tcW w:w="526" w:type="pct"/>
             <w:shd w:val="clear" w:color="auto" w:fill="auto"/>
           </w:tcPr>
           <w:p>
@@ -2943,7 +2943,7 @@
         </w:tc>
         <w:tc>
           <w:tcPr>
-            <w:tcW w:w="895" w:type="pct"/>
+            <w:tcW w:w="850" w:type="pct"/>
             <w:shd w:val="clear" w:color="auto" w:fill="auto"/>
           </w:tcPr>
           <w:p>
@@ -2964,7 +2964,7 @@
         </w:tc>
         <w:tc>
           <w:tcPr>
-            <w:tcW w:w="3662" w:type="pct"/>
+            <w:tcW w:w="3624" w:type="pct"/>
             <w:shd w:val="clear" w:color="auto" w:fill="auto"/>
           </w:tcPr>
           <w:p>
@@ -2993,6 +2993,105 @@
                 <w:sz w:val="18"/>
               </w:rPr>
               <w:t>)</w:t>
+            </w:r>
+          </w:p>
+        </w:tc>
+      </w:tr>
+      <w:tr>
+        <w:tc>
+          <w:tcPr>
+            <w:tcW w:w="526" w:type="pct"/>
+            <w:shd w:val="clear" w:color="auto" w:fill="auto"/>
+          </w:tcPr>
+          <w:p>
+            <w:pPr>
+              <w:pStyle w:val="CompactoOE3"/>
+              <w:spacing w:after="0"/>
+              <w:rPr>
+                <w:sz w:val="18"/>
+              </w:rPr>
+            </w:pPr>
+            <w:r>
+              <w:rPr>
+                <w:sz w:val="18"/>
+              </w:rPr>
+              <w:t>07 y 08/10</w:t>
+            </w:r>
+          </w:p>
+        </w:tc>
+        <w:tc>
+          <w:tcPr>
+            <w:tcW w:w="850" w:type="pct"/>
+            <w:shd w:val="clear" w:color="auto" w:fill="auto"/>
+          </w:tcPr>
+          <w:p>
+            <w:pPr>
+              <w:pStyle w:val="CompactoOE3"/>
+              <w:spacing w:after="0"/>
+              <w:rPr>
+                <w:sz w:val="18"/>
+              </w:rPr>
+            </w:pPr>
+            <w:r>
+              <w:rPr>
+                <w:rStyle w:val="CdigoenlneaOE3"/>
+                <w:sz w:val="18"/>
+              </w:rPr>
+              <w:t>79e3ea7</w:t>
+            </w:r>
+            <w:r>
+              <w:rPr>
+                <w:sz w:val="18"/>
+              </w:rPr>
+              <w:t xml:space="preserve">, </w:t>
+            </w:r>
+            <w:r>
+              <w:rPr>
+                <w:rStyle w:val="CdigoenlneaOE3"/>
+                <w:sz w:val="18"/>
+              </w:rPr>
+              <w:t>108f95e</w:t>
+            </w:r>
+          </w:p>
+        </w:tc>
+        <w:tc>
+          <w:tcPr>
+            <w:tcW w:w="3624" w:type="pct"/>
+            <w:shd w:val="clear" w:color="auto" w:fill="auto"/>
+          </w:tcPr>
+          <w:p>
+            <w:pPr>
+              <w:pStyle w:val="CompactoOE3"/>
+              <w:spacing w:after="0"/>
+              <w:rPr>
+                <w:sz w:val="18"/>
+              </w:rPr>
+            </w:pPr>
+            <w:r>
+              <w:rPr>
+                <w:sz w:val="18"/>
+              </w:rPr>
+              <w:t xml:space="preserve">Entorno del laberinto sin tinte; fondo ámbar único, marco redondeado de 8 px en el entorno y la tarjeta, zona de soltar </w:t>
+            </w:r>
+            <w:r>
+              <w:rPr>
+                <w:rStyle w:val="CdigoenlneaOE3"/>
+                <w:sz w:val="18"/>
+              </w:rPr>
+              <w:t>#E0D4C0</w:t>
+            </w:r>
+            <w:r>
+              <w:rPr>
+                <w:sz w:val="18"/>
+              </w:rPr>
+              <w:t xml:space="preserve"> y aro de la pista </w:t>
+            </w:r>
+            <w:r>
+              <w:rPr>
+                <w:rStyle w:val="CdigoenlneaOE3"/>
+                <w:sz w:val="18"/>
+              </w:rPr>
+              <w:t>#A0330D</w:t>
             </w:r>
           </w:p>
         </w:tc>
@@ -3002,7 +3101,7 @@
       <w:pPr>
         <w:pStyle w:val="Ttulo2"/>
       </w:pPr>
-      <w:bookmarkStart w:id="2" w:name="_Toc242202686"/>
+      <w:bookmarkStart w:id="2" w:name="_Toc242400588"/>
       <w:r>
         <w:t>2. Lo implementado</w:t>
       </w:r>
@@ -3100,6 +3199,7 @@
         <w:pStyle w:val="TextoOE3"/>
       </w:pPr>
       <w:r>
+        <w:lastRenderedPageBreak/>
         <w:t xml:space="preserve">En el progreso por fases (W02), </w:t>
       </w:r>
       <w:r>
@@ -3145,11 +3245,7 @@
         <w:t>LevelUnlockPolicy</w:t>
       </w:r>
       <w:r>
-        <w:t xml:space="preserve"> dejó de creerle al llamante: </w:t>
-      </w:r>
-      <w:r>
-        <w:lastRenderedPageBreak/>
-        <w:t xml:space="preserve">exige que todas las fases del nivel estén confirmadas, porque con tres fases aceptar su palabra habría abierto el Nivel 3 a media rueda. El JSON del perfil no cambió y sigue escribiendo nivel y fase por separado (RNF-09). En el taller (W09) el carril tuvo que tocar </w:t>
+        <w:t xml:space="preserve"> dejó de creerle al llamante: exige que todas las fases del nivel estén confirmadas, porque con tres fases aceptar su palabra habría abierto el Nivel 3 a media rueda. El JSON del perfil no cambió y sigue escribiendo nivel y fase por separado (RNF-09). En el taller (W09) el carril tuvo que tocar </w:t>
       </w:r>
       <w:r>
         <w:rPr>
@@ -3164,25 +3260,22 @@
         <w:rPr>
           <w:rStyle w:val="CdigoenlneaOE3"/>
         </w:rPr>
-        <w:t>GameFl</w:t>
+        <w:t>GameFlow</w:t>
+      </w:r>
+      <w:r>
+        <w:t xml:space="preserve"> acepta el paso de una narrativa a otra y, cuando se pide una fase ya confirmada, retoma en la primera fase sin confirmar que tenga escena (RNF-14); </w:t>
       </w:r>
       <w:r>
         <w:rPr>
           <w:rStyle w:val="CdigoenlneaOE3"/>
         </w:rPr>
-        <w:t>ow</w:t>
-      </w:r>
-      <w:r>
-        <w:t xml:space="preserve"> acepta el paso de una narrativa a otra y, cuando se pide una fase ya confirmada, retoma en la primera fase sin confirmar que tenga escena (RNF-14); </w:t>
-      </w:r>
-      <w:r>
-        <w:rPr>
-          <w:rStyle w:val="CdigoenlneaOE3"/>
-        </w:rPr>
         <w:t>GameFlowRunner</w:t>
       </w:r>
       <w:r>
-        <w:t xml:space="preserve"> vuelve al menú si una fase no tiene escena.</w:t>
+        <w:t xml:space="preserve"> vuelve al me</w:t>
+      </w:r>
+      <w:r>
+        <w:t>nú si una fase no tiene escena.</w:t>
       </w:r>
     </w:p>
     <w:p>
@@ -3199,10 +3292,7 @@
         <w:t>HintPolicy</w:t>
       </w:r>
       <w:r>
-        <w:t xml:space="preserve"> </w:t>
-      </w:r>
-      <w:r>
-        <w:t xml:space="preserve">pasó a llevar la cuenta por fase, porque una por nivel habría dado la pista del bosque en el laberinto. </w:t>
+        <w:t xml:space="preserve"> pasó a llevar la cuenta por fase, porque una por nivel habría dado la pista del bosque en el laberinto. </w:t>
       </w:r>
       <w:r>
         <w:rPr>
@@ -3211,10 +3301,10 @@
         <w:t>N2_Guia</w:t>
       </w:r>
       <w:r>
-        <w:t xml:space="preserve"> tiene tres pasos, «Seleccionar», «Construir» y «Programar», cuyas pistas son preguntas que orientan sin resolver: «Mira cómo se mueve cada uno cuando lo empujas. ¿Cuáles se traban y cuáles no?», «Mira la pieza que quieres poner. ¿Sobre qué se apoyaría si la sueltas ahora?» y «Mira en qué paso se detuvo la carretilla. ¿Hacia dónde miraba justo antes?». Desde el 29 de septiembre esas pistas están en</w:t>
-      </w:r>
-      <w:r>
-        <w:t xml:space="preserve"> el guion (INC-64).</w:t>
+        <w:t xml:space="preserve"> tiene tres pasos, «Seleccionar», «Construir» y «Programar», cuyas pistas son preguntas que orientan sin resolver: «Mira cómo se mueve cada uno cuando lo empujas. ¿Cuáles se traban y cuáles no?», «Mira la pieza que quieres poner. ¿Sobre qué se apoyaría si la sueltas ahora?» y «Mira en qué paso se detuvo la carretilla. ¿Hacia dónde miraba justo antes?». Desde el 29 de septiembre esas pist</w:t>
+      </w:r>
+      <w:r>
+        <w:t>as están en el guion (INC-64).</w:t>
       </w:r>
     </w:p>
     <w:p>
@@ -3327,7 +3417,11 @@
         <w:t xml:space="preserve"> reparte catorce objeto</w:t>
       </w:r>
       <w:r>
-        <w:t>s por el suelo: cinco troncos, tres piedras, tres plantas y tres herramientas. Cada uno se dibuja más pequeño cuanto más al fondo del claro está (a 0,6 en el borde alto) y ninguno queda bajo una tablilla ni encima de otro, porque un tronco tapado no recibiría el clic y la fase no podría terminarse. El acopio tiene cinco casillas y el contador «Troncos redondos: n de 5» se ve durante toda la fase (RF-24).</w:t>
+        <w:t xml:space="preserve">s por el suelo: cinco troncos, tres piedras, tres plantas y tres herramientas. Cada uno se dibuja más pequeño cuanto más al fondo del claro está (a 0,6 en el borde alto) y ninguno </w:t>
+      </w:r>
+      <w:r>
+        <w:lastRenderedPageBreak/>
+        <w:t>queda bajo una tablilla ni encima de otro, porque un tronco tapado no recibiría el clic y la fase no podría terminarse. El acopio tiene cinco casillas y el contador «Troncos redondos: n de 5» se ve durante toda la fase (RF-24).</w:t>
       </w:r>
     </w:p>
     <w:p>
@@ -3335,7 +3429,6 @@
         <w:pStyle w:val="TextoOE3"/>
       </w:pPr>
       <w:r>
-        <w:lastRenderedPageBreak/>
         <w:t>Al acercar el cursor (W05/W06-R), cada objeto crece hasta 1,4 y se aparta según su forma: el tronco rueda lejos, la piedra vuelca una esquina y se detiene, la planta se levanta en un arco lento y vuelve a posarse y la herramienta apenas se arrastra, cada uno con su sonido. Es un realce visual: el clic sigue siendo el único control (RNF-02). INC-60 llevó ese comportamiento al guion, a CU-06 y a HU-08 el 29 de septiembre.</w:t>
       </w:r>
     </w:p>
@@ -3530,13 +3623,16 @@
         <w:t>WheelLevelConfig.CargoPlacedPosition</w:t>
       </w:r>
       <w:r>
-        <w:t xml:space="preserve">. La caja se desliza sobre los troncos sin girar, y los que giran son los troncos. El cambio deshace exactamente el del 25 de septiembre, cuando la 2.2 había pasado a dibujar una caja vacía más pequeña y más alta; la caja vacía quedó sin uso y se renombró sin tilde (INC-126). La prueba </w:t>
+        <w:t xml:space="preserve">. La caja se desliza sobre </w:t>
+      </w:r>
+      <w:r>
+        <w:lastRenderedPageBreak/>
+        <w:t xml:space="preserve">los troncos sin girar, y los que giran son los troncos. El cambio deshace exactamente el del 25 de septiembre, cuando la 2.2 había pasado a dibujar una caja vacía más pequeña y más alta; la caja vacía quedó sin uso y se renombró sin tilde (INC-126). La prueba </w:t>
       </w:r>
       <w:r>
         <w:rPr>
           <w:rStyle w:val="CdigoenlneaOE3"/>
         </w:rPr>
-        <w:lastRenderedPageBreak/>
         <w:t>WheelLevelConfig_RF05_LaCajaColocadaEsLaQueLaEscena22DibujaAlAbrir</w:t>
       </w:r>
       <w:r>
@@ -3652,10 +3748,7 @@
         <w:t>WorkshopScene_INC54_AlAmarrarLaCuerdaLaCarretillaPasaAlDibujoConCuerda</w:t>
       </w:r>
       <w:r>
-        <w:t xml:space="preserve"> </w:t>
-      </w:r>
-      <w:r>
-        <w:t>salió en rojo con el cuarto dibujo, y la prueba de captura del taller suma la vista de la carretilla amarrada.</w:t>
+        <w:t xml:space="preserve"> salió en rojo con el cuarto dibujo, y la prueba de captura del taller suma la vista de la carretilla amarrada.</w:t>
       </w:r>
     </w:p>
     <w:p>
@@ -3663,6 +3756,7 @@
         <w:pStyle w:val="Ttulo3"/>
       </w:pPr>
       <w:r>
+        <w:lastRenderedPageBreak/>
         <w:t>2.4 Laberinto: editor de bloques (W10 a W14)</w:t>
       </w:r>
     </w:p>
@@ -3671,7 +3765,6 @@
         <w:pStyle w:val="PrimerprrafoOE3"/>
       </w:pPr>
       <w:r>
-        <w:lastRenderedPageBreak/>
         <w:t>La tercera fase pide escribir un programa: componer una secuencia de bloques que lleve la carretilla al refugio y ejecutarla de una vez. Era la tarea de mayor riesgo del slice y se resolvió el 13 de septiembre, con el mockup 10 como referencia.</w:t>
       </w:r>
     </w:p>
@@ -3759,7 +3852,146 @@
         <w:t>N2_MazeLayout</w:t>
       </w:r>
       <w:r>
-        <w:t xml:space="preserve"> (INC-104). El tablero encaja la ilustración entera y dejaba franjas del color del panel arriba y abajo; desde el 23 de septiembre el panel se pinta con el verde del borde del entorno, y la franja se lee como pradera.</w:t>
+        <w:t xml:space="preserve"> (INC-104). El tablero encaja la ilustración entera y deja franjas arriba y abajo. El 23 de septiembre el panel que lo rodea se pintó con el verde del borde del entorno, el 07/10/2026 con el marfil de la interfaz, y desde el 08/10/2026 la pantalla y el panel son un solo fondo ámbar </w:t>
+      </w:r>
+      <w:r>
+        <w:rPr>
+          <w:rStyle w:val="CdigoenlneaOE3"/>
+        </w:rPr>
+        <w:t>#E8A33D</w:t>
+      </w:r>
+      <w:r>
+        <w:t xml:space="preserve">, el de </w:t>
+      </w:r>
+      <w:r>
+        <w:rPr>
+          <w:rStyle w:val="CdigoenlneaOE3"/>
+        </w:rPr>
+        <w:t>Can</w:t>
+      </w:r>
+      <w:r>
+        <w:rPr>
+          <w:rStyle w:val="CdigoenlneaOE3"/>
+        </w:rPr>
+        <w:t>vas/Fondo_Escena</w:t>
+      </w:r>
+      <w:r>
+        <w:t xml:space="preserve"> y el de </w:t>
+      </w:r>
+      <w:r>
+        <w:rPr>
+          <w:rStyle w:val="CdigoenlneaOE3"/>
+        </w:rPr>
+        <w:t>MazeLayout.BackdropColor</w:t>
+      </w:r>
+      <w:r>
+        <w:t xml:space="preserve">, que </w:t>
+      </w:r>
+      <w:r>
+        <w:rPr>
+          <w:rStyle w:val="CdigoenlneaOE3"/>
+        </w:rPr>
+        <w:t>MazeScene_RF30_ElFondoDeLaEscenaYElDelAssetSonElMismoAmbar</w:t>
+      </w:r>
+      <w:r>
+        <w:t xml:space="preserve"> obliga a mantener iguales. El entorno y la tarjeta «Tu secuencia» llevan el mismo marco redondeado de 8 px, </w:t>
+      </w:r>
+      <w:r>
+        <w:rPr>
+          <w:rStyle w:val="CdigoenlneaOE3"/>
+        </w:rPr>
+        <w:t>#C4A882</w:t>
+      </w:r>
+      <w:r>
+        <w:t xml:space="preserve">, hecho con </w:t>
+      </w:r>
+      <w:r>
+        <w:rPr>
+          <w:rStyle w:val="CdigoenlneaOE3"/>
+        </w:rPr>
+        <w:t>ui_boton</w:t>
+      </w:r>
+      <w:r>
+        <w:t xml:space="preserve"> en nueve partes (</w:t>
+      </w:r>
+      <w:r>
+        <w:rPr>
+          <w:rStyle w:val="CdigoenlneaOE3"/>
+        </w:rPr>
+        <w:t>MazeScene_RF30_ElEntornoYLaTarjetaLlevanElMismoMarcoRedondeado</w:t>
+      </w:r>
+      <w:r>
+        <w:t xml:space="preserve">); el del entorno es un anillo hermano de la ilustración, que sustituyó al </w:t>
+      </w:r>
+      <w:r>
+        <w:rPr>
+          <w:rStyle w:val="CdigoenlneaOE3"/>
+        </w:rPr>
+        <w:t>Outline</w:t>
+      </w:r>
+      <w:r>
+        <w:t xml:space="preserve"> porque este se escalaba con ella, y el </w:t>
+      </w:r>
+      <w:r>
+        <w:lastRenderedPageBreak/>
+        <w:t>tablero deja 40 px de margen para que el marco quede entero e</w:t>
+      </w:r>
+      <w:r>
+        <w:t xml:space="preserve">n pantalla, lo que lo encoge un 7,4 %. La zona de la secuencia vuelve a ser marfil sombra, </w:t>
+      </w:r>
+      <w:r>
+        <w:rPr>
+          <w:rStyle w:val="CdigoenlneaOE3"/>
+        </w:rPr>
+        <w:t>#E0D4C0</w:t>
+      </w:r>
+      <w:r>
+        <w:t>, sobre la tarjeta (</w:t>
+      </w:r>
+      <w:r>
+        <w:rPr>
+          <w:rStyle w:val="CdigoenlneaOE3"/>
+        </w:rPr>
+        <w:t>MazeScene_RF31_LaZonaDeSoltarEsMarfilSombraSobreLaTarjeta</w:t>
+      </w:r>
+      <w:r>
+        <w:t xml:space="preserve">), y el aro del botón de pista pasó de </w:t>
+      </w:r>
+      <w:r>
+        <w:rPr>
+          <w:rStyle w:val="CdigoenlneaOE3"/>
+        </w:rPr>
+        <w:t>#E2571F</w:t>
+      </w:r>
+      <w:r>
+        <w:t xml:space="preserve"> a </w:t>
+      </w:r>
+      <w:r>
+        <w:rPr>
+          <w:rStyle w:val="CdigoenlneaOE3"/>
+        </w:rPr>
+        <w:t>#A0330D</w:t>
+      </w:r>
+      <w:r>
+        <w:t>, de 1,73:1 a 3,27:1 sobre el ámbar (</w:t>
+      </w:r>
+      <w:r>
+        <w:rPr>
+          <w:rStyle w:val="CdigoenlneaOE3"/>
+        </w:rPr>
+        <w:t>MazeScene_RNF20_ElAroDelBotonDePistaSeDistingueDelFondoAmbar</w:t>
+      </w:r>
+      <w:r>
+        <w:t>). Son decisiones de Santiago Benavides Rey del 08/10/2026 (</w:t>
+      </w:r>
+      <w:r>
+        <w:rPr>
+          <w:rStyle w:val="CdigoenlneaOE3"/>
+        </w:rPr>
+        <w:t>108f95e</w:t>
+      </w:r>
+      <w:r>
+        <w:t>).</w:t>
       </w:r>
     </w:p>
     <w:p>
@@ -3779,11 +4011,7 @@
         <w:t>SequenceListRules.RevealScroll</w:t>
       </w:r>
       <w:r>
-        <w:t xml:space="preserve">, en C# plano). Tras retirar un bloque queda </w:t>
-      </w:r>
-      <w:r>
-        <w:lastRenderedPageBreak/>
-        <w:t>seleccionado el que ocupa su lugar (</w:t>
+        <w:t>, en C# plano). Tras retirar un bloque queda seleccionado el que ocupa su lugar (</w:t>
       </w:r>
       <w:r>
         <w:rPr>
@@ -4249,6 +4477,7 @@
               <w:rPr>
                 <w:sz w:val="18"/>
               </w:rPr>
+              <w:lastRenderedPageBreak/>
               <w:t>Tiempo de resolución</w:t>
             </w:r>
           </w:p>
@@ -4361,11 +4590,7 @@
         <w:t>MenuPausa.prefab</w:t>
       </w:r>
       <w:r>
-        <w:t xml:space="preserve">, hoy en las cinco escenas jugables. Sigue el mockup 6, con «Reanudar», «Reiniciar» y «Volver al menú de niveles» (INC-49, documentos corregidos el 29/09); el </w:t>
-      </w:r>
-      <w:r>
-        <w:lastRenderedPageBreak/>
-        <w:t xml:space="preserve">tercero sale a la selección de niveles y no al inicio. Mientras está abierto, </w:t>
+        <w:t xml:space="preserve">, hoy en las cinco escenas jugables. Sigue el mockup 6, con «Reanudar», «Reiniciar» y «Volver al menú de niveles» (INC-49, documentos corregidos el 29/09); el tercero sale a la selección de niveles y no al inicio. Mientras está abierto, </w:t>
       </w:r>
       <w:r>
         <w:rPr>
@@ -4412,19 +4637,16 @@
         <w:t>#E8A33D</w:t>
       </w:r>
       <w:r>
-        <w:t xml:space="preserve">). Desde el 1 de octubre (D10-5), </w:t>
+        <w:t>). Desde el 1 de octub</w:t>
+      </w:r>
+      <w:r>
+        <w:t xml:space="preserve">re (D10-5), </w:t>
       </w:r>
       <w:r>
         <w:rPr>
           <w:rStyle w:val="CdigoenlneaOE3"/>
         </w:rPr>
-        <w:t>WheelLevel_RNF20_ContrasteSuficienteEnLa</w:t>
-      </w:r>
-      <w:r>
-        <w:rPr>
-          <w:rStyle w:val="CdigoenlneaOE3"/>
-        </w:rPr>
-        <w:t>sTresEscenas</w:t>
+        <w:t>WheelLevel_RNF20_ContrasteSuficienteEnLasTresEscenas</w:t>
       </w:r>
       <w:r>
         <w:t xml:space="preserve"> exige además que cada texto vaya sobre su marco y no directamente sobre la ilustración, como la prueba del río; la aserción nueva se puso en rojo con dos mutaciones antes de pasar. Ninguna animación del nivel parpadea, muestreado cuadro a cuadro (RNF-21).</w:t>
@@ -4465,7 +4687,11 @@
         <w:t>NarrativeSceneController.Leave()</w:t>
       </w:r>
       <w:r>
-        <w:t xml:space="preserve"> pasó a salir una sola vez: un doble clic en «Continuar» al salir del cierre reflexivo llegaba dos veces y el segundo dejaba el flujo en el menú, saltando el resumen donde se nombra la habilidad (RF-12, RF-45).</w:t>
+        <w:t xml:space="preserve"> pasó a salir una sola vez: un doble clic en «Continuar» al salir del cierre reflexivo llegaba dos </w:t>
+      </w:r>
+      <w:r>
+        <w:lastRenderedPageBreak/>
+        <w:t>veces y el segundo dejaba el flujo en el menú, saltando el resumen donde se nombra la habilidad (RF-12, RF-45).</w:t>
       </w:r>
     </w:p>
     <w:p>
@@ -4491,40 +4717,28 @@
         <w:t>N2_PuenteI_Bosque</w:t>
       </w:r>
       <w:r>
-        <w:t xml:space="preserve">, la 2.1, la 2.2 y la 2.3 transcurren de tarde sin tinte, la 2.4 es un atardecer y la 2.5 es de noche junto al fuego, en el refugio. Para cambiar de fondo a mitad de escena el puente se partió en dos assets encadenados: el primero sobre la ilustración de apertura del Nivel 1 y el segundo sobre el claro del bosque. En el laberinto, que no tiene capa de luz, </w:t>
+        <w:t xml:space="preserve">, la 2.1, la 2.2 y la 2.3 transcurren de tarde sin tinte, la 2.4 es un atardecer y la 2.5 es de noche junto al fuego, en el refugio. Para cambiar de fondo a mitad de escena el puente se partió en dos assets encadenados: el primero sobre la ilustración de apertura del Nivel 1 y el segundo sobre el claro del bosque. Lo vigila </w:t>
       </w:r>
       <w:r>
         <w:rPr>
           <w:rStyle w:val="CdigoenlneaOE3"/>
         </w:rPr>
-        <w:t>MazeLayout.LightTint</w:t>
-      </w:r>
-      <w:r>
-        <w:t xml:space="preserve"> tiñe el entorno de atardecer sin cambiar la piel de los personajes. Lo vigilan </w:t>
+        <w:t>NarrativeSequence_RF05_ElNivel2TranscurreDelAmanecerALaNoche</w:t>
+      </w:r>
+      <w:r>
+        <w:t>. El laberinto (fase 3) queda fuera de ese reloj de luz (decisión de Santiago, 07</w:t>
+      </w:r>
+      <w:r>
+        <w:t>/10/2026): su entorno se ve tal cual el arte, sin tinte (</w:t>
       </w:r>
       <w:r>
         <w:rPr>
           <w:rStyle w:val="CdigoenlneaOE3"/>
         </w:rPr>
-        <w:t>Narrativ</w:t>
-      </w:r>
-      <w:r>
-        <w:rPr>
-          <w:rStyle w:val="CdigoenlneaOE3"/>
-        </w:rPr>
-        <w:t>eSequence_RF05_ElNivel2TranscurreDelAmanecerALaNoche</w:t>
-      </w:r>
-      <w:r>
-        <w:t xml:space="preserve"> y </w:t>
-      </w:r>
-      <w:r>
-        <w:rPr>
-          <w:rStyle w:val="CdigoenlneaOE3"/>
-        </w:rPr>
-        <w:t>MazeScene_RF30_ElLaberintoEsAlAtardecer</w:t>
-      </w:r>
-      <w:r>
-        <w:t xml:space="preserve">. Al pasar de una narrativa a una mecánica, o al revés, </w:t>
+        <w:t>MazeScene_RF30_ElEntornoQuedaSinTinte</w:t>
+      </w:r>
+      <w:r>
+        <w:t xml:space="preserve">), sobre el fondo ámbar y con el marco que describe el apartado 2.4. Al pasar de una narrativa a una mecánica, o al revés, </w:t>
       </w:r>
       <w:r>
         <w:rPr>
@@ -4540,7 +4754,7 @@
       <w:pPr>
         <w:pStyle w:val="Ttulo2"/>
       </w:pPr>
-      <w:bookmarkStart w:id="3" w:name="_Toc242202687"/>
+      <w:bookmarkStart w:id="3" w:name="_Toc242400589"/>
       <w:r>
         <w:t>3. Decisiones de diseño y hallazgos de consistencia</w:t>
       </w:r>
@@ -4551,11 +4765,7 @@
         <w:pStyle w:val="PrimerprrafoOE3"/>
       </w:pPr>
       <w:r>
-        <w:t xml:space="preserve">Los dos carriles corrieron a la vez desde el 10/09. El plan declaraba que el slice no podía empezar antes de cerrar el punto de control D del Slice 1. Revisado tarea por tarea, resultó </w:t>
-      </w:r>
-      <w:r>
-        <w:lastRenderedPageBreak/>
-        <w:t xml:space="preserve">cierto solo para W15, W16 y W17, que esperaban la interfaz de los indicadores y el menú de pausa del Slice 1, y ese código llegó el 11 de septiembre; W02 escribió primero sobre </w:t>
+        <w:t xml:space="preserve">Los dos carriles corrieron a la vez desde el 10/09. El plan declaraba que el slice no podía empezar antes de cerrar el punto de control D del Slice 1. Revisado tarea por tarea, resultó cierto solo para W15, W16 y W17, que esperaban la interfaz de los indicadores y el menú de pausa del Slice 1, y ese código llegó el 11 de septiembre; W02 escribió primero sobre </w:t>
       </w:r>
       <w:r>
         <w:rPr>
@@ -4600,10 +4810,7 @@
         <w:t>Game.Scaffolding</w:t>
       </w:r>
       <w:r>
-        <w:t>. Los cruces se decla</w:t>
-      </w:r>
-      <w:r>
-        <w:t>raron en la guía del repositorio, y el 11 de septiembre un commit reconcilió el cierre del Slice 1 con la rama del Slice 2.</w:t>
+        <w:t>. Los cruces se declararon en la guía del repositorio, y el 11 de septiembre un commit reconcilió el cierre del Slice 1 con la rama del Slice 2.</w:t>
       </w:r>
     </w:p>
     <w:p>
@@ -4948,6 +5155,7 @@
               <w:rPr>
                 <w:sz w:val="18"/>
               </w:rPr>
+              <w:lastRenderedPageBreak/>
               <w:t>INC-50</w:t>
             </w:r>
           </w:p>
@@ -5550,7 +5758,6 @@
               <w:rPr>
                 <w:sz w:val="18"/>
               </w:rPr>
-              <w:lastRenderedPageBreak/>
               <w:t>INC-60</w:t>
             </w:r>
           </w:p>
@@ -6233,8 +6440,9 @@
       <w:pPr>
         <w:pStyle w:val="Ttulo2"/>
       </w:pPr>
-      <w:bookmarkStart w:id="4" w:name="_Toc242202688"/>
-      <w:r>
+      <w:bookmarkStart w:id="4" w:name="_Toc242400590"/>
+      <w:r>
+        <w:lastRenderedPageBreak/>
         <w:t>4. Verificación</w:t>
       </w:r>
       <w:bookmarkEnd w:id="4"/>
@@ -6474,7 +6682,6 @@
               <w:rPr>
                 <w:sz w:val="18"/>
               </w:rPr>
-              <w:lastRenderedPageBreak/>
               <w:t>RF-23</w:t>
             </w:r>
           </w:p>
@@ -7030,7 +7237,14 @@
               <w:rPr>
                 <w:sz w:val="18"/>
               </w:rPr>
-              <w:t>Editor de bloques de instrucciones</w:t>
+              <w:t xml:space="preserve">Editor de bloques de </w:t>
+            </w:r>
+            <w:r>
+              <w:rPr>
+                <w:sz w:val="18"/>
+              </w:rPr>
+              <w:lastRenderedPageBreak/>
+              <w:t>instrucciones</w:t>
             </w:r>
           </w:p>
         </w:tc>
@@ -7052,6 +7266,7 @@
                 <w:rStyle w:val="CdigoenlneaOE3"/>
                 <w:sz w:val="18"/>
               </w:rPr>
+              <w:lastRenderedPageBreak/>
               <w:t>CartState_RF31_AvanzarEsRelativoALaOrientacionNoAbsoluto</w:t>
             </w:r>
           </w:p>
@@ -7261,11 +7476,7 @@
         <w:pStyle w:val="PrimerprrafoOE3"/>
       </w:pPr>
       <w:r>
-        <w:t xml:space="preserve">La prueba de RF-27 conserva «Seis» en su nombre de cuando el taller tenía seis piezas, aunque compara contra las siete. Las pruebas que cierran el nivel desde el 29 de septiembre </w:t>
-      </w:r>
-      <w:r>
-        <w:lastRenderedPageBreak/>
-        <w:t>se recogen en la Tabla C.7, con el rojo que justificó cada una; las que vigilan una guarda nacieron en verde y se validaron con una mutación del código, revertida después.</w:t>
+        <w:t>La prueba de RF-27 conserva «Seis» en su nombre de cuando el taller tenía seis piezas, aunque compara contra las siete. Las pruebas que cierran el nivel desde el 29 de septiembre se recogen en la Tabla C.7, con el rojo que justificó cada una; las que vigilan una guarda nacieron en verde y se validaron con una mutación del código, revertida después.</w:t>
       </w:r>
     </w:p>
     <w:p>
@@ -7281,7 +7492,10 @@
         <w:t>Tabla C.7.</w:t>
       </w:r>
       <w:r>
-        <w:t xml:space="preserve"> Pruebas del Nivel 2 añadidas o ajustadas del 29 de septiembre al 1 de octubre de 2026.</w:t>
+        <w:t xml:space="preserve"> </w:t>
+      </w:r>
+      <w:r>
+        <w:t>Pruebas del Nivel 2 añadidas o ajustadas del 29 de septiembre al 1 de octubre de 2026.</w:t>
       </w:r>
     </w:p>
     <w:tbl>
@@ -7687,6 +7901,7 @@
                 <w:rStyle w:val="CdigoenlneaOE3"/>
                 <w:sz w:val="18"/>
               </w:rPr>
+              <w:lastRenderedPageBreak/>
               <w:t>WorkshopScene_RF29_SoltarElMazoLejosNoCuentaComoIntento</w:t>
             </w:r>
           </w:p>
@@ -7972,7 +8187,6 @@
                 <w:rStyle w:val="CdigoenlneaOE3"/>
                 <w:sz w:val="18"/>
               </w:rPr>
-              <w:lastRenderedPageBreak/>
               <w:t>AssemblyContent_INC54_LaCarretillaAmarradaEsElDibujoConElQueAbreLaEscena24</w:t>
             </w:r>
           </w:p>
@@ -8303,6 +8517,7 @@
                 <w:rStyle w:val="CdigoenlneaOE3"/>
                 <w:sz w:val="18"/>
               </w:rPr>
+              <w:lastRenderedPageBreak/>
               <w:t>MazeScene_RF34_RetirarYReordenarArrastrandoCuentanSoloLasEdicionesHechas</w:t>
             </w:r>
             <w:r>
@@ -8482,14 +8697,7 @@
               <w:rPr>
                 <w:sz w:val="18"/>
               </w:rPr>
-              <w:t xml:space="preserve">Tras retirar, la papelera </w:t>
-            </w:r>
-            <w:r>
-              <w:rPr>
-                <w:sz w:val="18"/>
-              </w:rPr>
-              <w:lastRenderedPageBreak/>
-              <w:t>sigue a mano</w:t>
+              <w:t>Tras retirar, la papelera sigue a mano</w:t>
             </w:r>
           </w:p>
         </w:tc>
@@ -8510,15 +8718,7 @@
               <w:rPr>
                 <w:sz w:val="18"/>
               </w:rPr>
-              <w:lastRenderedPageBreak/>
-              <w:t xml:space="preserve">Ejecutable del corte; </w:t>
-            </w:r>
-            <w:r>
-              <w:rPr>
-                <w:sz w:val="18"/>
-              </w:rPr>
-              <w:lastRenderedPageBreak/>
-              <w:t>ninguna fila la ofrecía con el cajón cerrado</w:t>
+              <w:t>Ejecutable del corte; ninguna fila la ofrecía con el cajón cerrado</w:t>
             </w:r>
           </w:p>
         </w:tc>
@@ -8542,7 +8742,6 @@
                 <w:rStyle w:val="CdigoenlneaOE3"/>
                 <w:sz w:val="18"/>
               </w:rPr>
-              <w:lastRenderedPageBreak/>
               <w:t>SequenceListRules_RF32_*</w:t>
             </w:r>
             <w:r>
@@ -8907,6 +9106,7 @@
               <w:rPr>
                 <w:sz w:val="18"/>
               </w:rPr>
+              <w:lastRenderedPageBreak/>
               <w:t>10/09/2026</w:t>
             </w:r>
           </w:p>
@@ -9172,7 +9372,6 @@
                 <w:b/>
                 <w:sz w:val="18"/>
               </w:rPr>
-              <w:lastRenderedPageBreak/>
               <w:t>Assembly</w:t>
             </w:r>
           </w:p>
@@ -9659,14 +9858,18 @@
         <w:t>. En la otra copia, entre los fall</w:t>
       </w:r>
       <w:r>
-        <w:t>os de entorno, figuran tres pruebas de disposición del propio Nivel 2, que no caben en la vista de 640 × 480 de la corrida por lotes y fallan igual en el árbol completo. Los demás fallos de las dos copias exigen el repositorio con sus tres niveles o se deben a ese mismo entorno, y ninguno apunta a una dependencia entre niveles. El método y las doce escenas se presentan en el documento principal, apartados 8.3 y 9.5.</w:t>
+        <w:t xml:space="preserve">os de entorno, figuran tres pruebas de disposición del propio Nivel 2, que no caben en la vista de 640 × 480 de la corrida por lotes y fallan igual en el árbol completo. Los demás fallos de las dos copias exigen el repositorio con sus tres niveles o se </w:t>
+      </w:r>
+      <w:r>
+        <w:lastRenderedPageBreak/>
+        <w:t>deben a ese mismo entorno, y ninguno apunta a una dependencia entre niveles. El método y las doce escenas se presentan en el documento principal, apartados 8.3 y 9.5.</w:t>
       </w:r>
     </w:p>
     <w:p>
       <w:pPr>
         <w:pStyle w:val="Ttulo2"/>
       </w:pPr>
-      <w:bookmarkStart w:id="5" w:name="_Toc242202689"/>
+      <w:bookmarkStart w:id="5" w:name="_Toc242400591"/>
       <w:r>
         <w:t>5. Archivos principales</w:t>
       </w:r>
@@ -10011,7 +10214,6 @@
                 <w:rStyle w:val="CdigoenlneaOE3"/>
                 <w:sz w:val="18"/>
               </w:rPr>
-              <w:lastRenderedPageBreak/>
               <w:t>CargoHandle</w:t>
             </w:r>
             <w:r>
@@ -10068,7 +10270,6 @@
                 <w:rStyle w:val="CdigoenlneaOE3"/>
                 <w:sz w:val="18"/>
               </w:rPr>
-              <w:lastRenderedPageBreak/>
               <w:t>Assets/Game/Scripts/Runtime/Core/</w:t>
             </w:r>
           </w:p>
@@ -10201,13 +10402,7 @@
               <w:rPr>
                 <w:sz w:val="18"/>
               </w:rPr>
-              <w:t xml:space="preserve"> </w:t>
-            </w:r>
-            <w:r>
-              <w:rPr>
-                <w:sz w:val="18"/>
-              </w:rPr>
-              <w:t xml:space="preserve">por fase y el motor de puesta en escena: </w:t>
+              <w:t xml:space="preserve"> por fase y el motor de puesta en escena: </w:t>
             </w:r>
             <w:r>
               <w:rPr>
@@ -10835,7 +11030,7 @@
       <w:pPr>
         <w:pStyle w:val="Ttulo2"/>
       </w:pPr>
-      <w:bookmarkStart w:id="6" w:name="_Toc242202690"/>
+      <w:bookmarkStart w:id="6" w:name="_Toc242400592"/>
       <w:r>
         <w:t>6. Evaluación del OE4 y verificaciones a cargo de Santiago Benavides Rey</w:t>
       </w:r>
@@ -10846,6 +11041,7 @@
         <w:pStyle w:val="PrimerprrafoOE3"/>
       </w:pPr>
       <w:r>
+        <w:lastRenderedPageBreak/>
         <w:t xml:space="preserve">Del tablero de este slice quedan abiertas por diseño dos casillas, ambas de PG-05: comprobar que el paso del panel de clics del Nivel 1 al arrastre del Nivel 2 no confunde a los estudiantes. Es una observación de la sesión con estudiantes, no una aserción, y el acta D10 (apartado 4) la deja a cargo de Santiago Benavides Rey, como guion H1 de la hoja de verificaciones manuales del OE4, precedida del consentimiento firmado de los acudientes (RNF-12). Las casillas se marcan cuando entregue los resultados y no </w:t>
       </w:r>
       <w:r>
@@ -10857,14 +11053,13 @@
         <w:pStyle w:val="TextoOE3"/>
       </w:pPr>
       <w:r>
-        <w:t xml:space="preserve">En el carril de sonido sigue faltando el ambiente nocturno del Nivel 2: la escena 2.5 y el puente al Nivel 3 suenan con el ambiente de la cueva oscura del Nivel 1 (Anexo E, apartado 6). El estado de la tarjeta D09-4, la fogata del cierre del nivel a cargo de Santiago Valdiri García, no se revisó en el acta D10 y se confirma con él; la escena 2.5 tiene su fuego desde el 23 de septiembre. Los tres defectos del laberinto que halló la primera pasada de pruebas </w:t>
-      </w:r>
-      <w:r>
-        <w:lastRenderedPageBreak/>
-        <w:t>funcionales en el primer candidato, el bloque pegado al cursor, el bloque en curso fuera de la vista y la papelera que no volvía con el cajón cerrado, están corregidos en el ejecutable del corte (apartado 2.4). Quedan cuatro observaciones menores, documentadas con su arreglo y sin corregir en este corte: bajar un bloque una sola posición, soltándolo en la mitad de abajo del que subió, no hace nada; un doble clic en la papelera retira dos bloques; tras una ejecución fallida la lista queda donde deja ver el b</w:t>
-      </w:r>
-      <w:r>
-        <w:t>loque donde se detuvo, y su papelera cambia de sitio, y la flecha de página del panel de perfiles se oculta donde las del laberinto se apagan (documento principal, apartado 10.4). La deuda técnica menor del nivel, como el nombre de la prueba de RF-27 o dos comentarios que quedaron atrás en el código, se recoge en el documento principal, apartado 10.4.</w:t>
+        <w:t>En el carril de sonido sigue faltando el ambiente nocturno del Nivel 2: la escena 2.5 y el puente al Nivel 3 suenan con el ambiente de la cueva oscura del Nivel 1 (Anexo E, apartado 6). El estado de la tarjeta D09-4, la fogata del cierre del nivel a cargo de Santiago Valdiri García, no se revisó en el acta D10 y se confirma con él; la escena 2.5 tiene su fuego desde el 23 de septiembre. Los tres defectos del laberinto que halló la primera pasada de pruebas funcionales en el primer candidato, el bloque pegad</w:t>
+      </w:r>
+      <w:r>
+        <w:t>o al cursor, el bloque en curso fuera de la vista y la papelera que no volvía con el cajón cerrado, están corregidos en el ejecutable del corte (apartado 2.4). Quedan cuatro observaciones menores, documentadas con su arreglo y sin corregir en este corte: bajar un bloque una sola posición, soltándolo en la mitad de abajo del que subió, no hace nada; un doble clic en la papelera retira dos bloques; tras una ejecución fallida la lista queda donde deja ver el bloque donde se detuvo, y su papelera cambia de siti</w:t>
+      </w:r>
+      <w:r>
+        <w:t>o, y la flecha de página del panel de perfiles se oculta donde las del laberinto se apagan (documento principal, apartado 10.4). La deuda técnica menor del nivel, como el nombre de la prueba de RF-27 o dos comentarios que quedaron atrás en el código, se recoge en el documento principal, apartado 10.4.</w:t>
       </w:r>
     </w:p>
     <w:sectPr>
@@ -11065,7 +11260,7 @@
   <w:abstractNum w:abstractNumId="0" w15:restartNumberingAfterBreak="0">
     <w:nsid w:val="0000A990"/>
     <w:multiLevelType w:val="multilevel"/>
-    <w:tmpl w:val="16EE02DC"/>
+    <w:tmpl w:val="80944B84"/>
     <w:lvl w:ilvl="0">
       <w:numFmt w:val="bullet"/>
       <w:lvlText w:val=" "/>
@@ -11338,16 +11533,16 @@
       </w:pPr>
     </w:lvl>
   </w:abstractNum>
-  <w:num w:numId="1" w16cid:durableId="693725491">
+  <w:num w:numId="1" w16cid:durableId="1384522026">
     <w:abstractNumId w:val="1"/>
   </w:num>
-  <w:num w:numId="2" w16cid:durableId="835877544">
+  <w:num w:numId="2" w16cid:durableId="1814365330">
     <w:abstractNumId w:val="2"/>
     <w:lvlOverride w:ilvl="0">
       <w:startOverride w:val="1"/>
     </w:lvlOverride>
   </w:num>
-  <w:num w:numId="3" w16cid:durableId="1600940856">
+  <w:num w:numId="3" w16cid:durableId="1579708499">
     <w:abstractNumId w:val="0"/>
   </w:num>
 </w:numbering>
@@ -12153,7 +12348,7 @@
     <w:link w:val="EncabezadoCar"/>
     <w:uiPriority w:val="99"/>
     <w:unhideWhenUsed/>
-    <w:rsid w:val="006D73CB"/>
+    <w:rsid w:val="00E628D0"/>
     <w:pPr>
       <w:tabs>
         <w:tab w:val="center" w:pos="4419"/>
@@ -12167,7 +12362,7 @@
     <w:basedOn w:val="Fuentedeprrafopredeter"/>
     <w:link w:val="Encabezado"/>
     <w:uiPriority w:val="99"/>
-    <w:rsid w:val="006D73CB"/>
+    <w:rsid w:val="00E628D0"/>
   </w:style>
   <w:style w:type="paragraph" w:styleId="Piedepgina">
     <w:name w:val="footer"/>
@@ -12175,7 +12370,7 @@
     <w:link w:val="PiedepginaCar"/>
     <w:uiPriority w:val="99"/>
     <w:unhideWhenUsed/>
-    <w:rsid w:val="006D73CB"/>
+    <w:rsid w:val="00E628D0"/>
     <w:pPr>
       <w:tabs>
         <w:tab w:val="center" w:pos="4419"/>
@@ -12189,7 +12384,7 @@
     <w:basedOn w:val="Fuentedeprrafopredeter"/>
     <w:link w:val="Piedepgina"/>
     <w:uiPriority w:val="99"/>
-    <w:rsid w:val="006D73CB"/>
+    <w:rsid w:val="00E628D0"/>
   </w:style>
   <w:style w:type="character" w:styleId="Nmerodepgina">
     <w:name w:val="page number"/>
@@ -12197,7 +12392,7 @@
     <w:uiPriority w:val="99"/>
     <w:semiHidden/>
     <w:unhideWhenUsed/>
-    <w:rsid w:val="006D73CB"/>
+    <w:rsid w:val="00E628D0"/>
   </w:style>
 </w:styles>
 </file>

--- a/docs/anexos oe3/Solucion_OE3_Anexo_C_Slice_2.docx
+++ b/docs/anexos oe3/Solucion_OE3_Anexo_C_Slice_2.docx
@@ -24,7 +24,7 @@
       <w:r>
         <w:fldChar w:fldCharType="separate"/>
       </w:r>
-      <w:hyperlink w:anchor="_Toc242400586" w:history="1">
+      <w:hyperlink w:anchor="_Toc242441412" w:history="1">
         <w:r>
           <w:rPr>
             <w:rStyle w:val="Hipervnculo"/>
@@ -51,7 +51,7 @@
             <w:noProof/>
             <w:webHidden/>
           </w:rPr>
-          <w:instrText xml:space="preserve"> PAGEREF _Toc242400586 \h </w:instrText>
+          <w:instrText xml:space="preserve"> PAGEREF _Toc242441412 \h </w:instrText>
         </w:r>
         <w:r>
           <w:rPr>
@@ -95,7 +95,7 @@
           <w14:ligatures w14:val="standardContextual"/>
         </w:rPr>
       </w:pPr>
-      <w:hyperlink w:anchor="_Toc242400587" w:history="1">
+      <w:hyperlink w:anchor="_Toc242441413" w:history="1">
         <w:r>
           <w:rPr>
             <w:rStyle w:val="Hipervnculo"/>
@@ -122,7 +122,7 @@
             <w:noProof/>
             <w:webHidden/>
           </w:rPr>
-          <w:instrText xml:space="preserve"> PAGEREF _Toc242400587 \h </w:instrText>
+          <w:instrText xml:space="preserve"> PAGEREF _Toc242441413 \h </w:instrText>
         </w:r>
         <w:r>
           <w:rPr>
@@ -166,7 +166,7 @@
           <w14:ligatures w14:val="standardContextual"/>
         </w:rPr>
       </w:pPr>
-      <w:hyperlink w:anchor="_Toc242400588" w:history="1">
+      <w:hyperlink w:anchor="_Toc242441414" w:history="1">
         <w:r>
           <w:rPr>
             <w:rStyle w:val="Hipervnculo"/>
@@ -193,7 +193,7 @@
             <w:noProof/>
             <w:webHidden/>
           </w:rPr>
-          <w:instrText xml:space="preserve"> PAGEREF _Toc242400588 \h </w:instrText>
+          <w:instrText xml:space="preserve"> PAGEREF _Toc242441414 \h </w:instrText>
         </w:r>
         <w:r>
           <w:rPr>
@@ -237,7 +237,7 @@
           <w14:ligatures w14:val="standardContextual"/>
         </w:rPr>
       </w:pPr>
-      <w:hyperlink w:anchor="_Toc242400589" w:history="1">
+      <w:hyperlink w:anchor="_Toc242441415" w:history="1">
         <w:r>
           <w:rPr>
             <w:rStyle w:val="Hipervnculo"/>
@@ -264,7 +264,7 @@
             <w:noProof/>
             <w:webHidden/>
           </w:rPr>
-          <w:instrText xml:space="preserve"> PAGEREF _Toc242400589 \h </w:instrText>
+          <w:instrText xml:space="preserve"> PAGEREF _Toc242441415 \h </w:instrText>
         </w:r>
         <w:r>
           <w:rPr>
@@ -308,7 +308,7 @@
           <w14:ligatures w14:val="standardContextual"/>
         </w:rPr>
       </w:pPr>
-      <w:hyperlink w:anchor="_Toc242400590" w:history="1">
+      <w:hyperlink w:anchor="_Toc242441416" w:history="1">
         <w:r>
           <w:rPr>
             <w:rStyle w:val="Hipervnculo"/>
@@ -335,7 +335,7 @@
             <w:noProof/>
             <w:webHidden/>
           </w:rPr>
-          <w:instrText xml:space="preserve"> PAGEREF _Toc242400590 \h </w:instrText>
+          <w:instrText xml:space="preserve"> PAGEREF _Toc242441416 \h </w:instrText>
         </w:r>
         <w:r>
           <w:rPr>
@@ -379,7 +379,7 @@
           <w14:ligatures w14:val="standardContextual"/>
         </w:rPr>
       </w:pPr>
-      <w:hyperlink w:anchor="_Toc242400591" w:history="1">
+      <w:hyperlink w:anchor="_Toc242441417" w:history="1">
         <w:r>
           <w:rPr>
             <w:rStyle w:val="Hipervnculo"/>
@@ -406,7 +406,7 @@
             <w:noProof/>
             <w:webHidden/>
           </w:rPr>
-          <w:instrText xml:space="preserve"> PAGEREF _Toc242400591 \h </w:instrText>
+          <w:instrText xml:space="preserve"> PAGEREF _Toc242441417 \h </w:instrText>
         </w:r>
         <w:r>
           <w:rPr>
@@ -450,7 +450,7 @@
           <w14:ligatures w14:val="standardContextual"/>
         </w:rPr>
       </w:pPr>
-      <w:hyperlink w:anchor="_Toc242400592" w:history="1">
+      <w:hyperlink w:anchor="_Toc242441418" w:history="1">
         <w:r>
           <w:rPr>
             <w:rStyle w:val="Hipervnculo"/>
@@ -477,7 +477,7 @@
             <w:noProof/>
             <w:webHidden/>
           </w:rPr>
-          <w:instrText xml:space="preserve"> PAGEREF _Toc242400592 \h </w:instrText>
+          <w:instrText xml:space="preserve"> PAGEREF _Toc242441418 \h </w:instrText>
         </w:r>
         <w:r>
           <w:rPr>
@@ -522,7 +522,7 @@
       <w:pPr>
         <w:pStyle w:val="Ttulo1"/>
       </w:pPr>
-      <w:bookmarkStart w:id="0" w:name="_Toc242400586"/>
+      <w:bookmarkStart w:id="0" w:name="_Toc242441412"/>
       <w:r>
         <w:lastRenderedPageBreak/>
         <w:t>ANEXO C. SLICE 2: NIVEL 2 «LA RUEDA»</w:t>
@@ -565,7 +565,7 @@
       <w:pPr>
         <w:pStyle w:val="Ttulo2"/>
       </w:pPr>
-      <w:bookmarkStart w:id="1" w:name="_Toc242400587"/>
+      <w:bookmarkStart w:id="1" w:name="_Toc242441413"/>
       <w:r>
         <w:t>1. Alcance y seguimiento</w:t>
       </w:r>
@@ -3101,7 +3101,7 @@
       <w:pPr>
         <w:pStyle w:val="Ttulo2"/>
       </w:pPr>
-      <w:bookmarkStart w:id="2" w:name="_Toc242400588"/>
+      <w:bookmarkStart w:id="2" w:name="_Toc242441414"/>
       <w:r>
         <w:t>2. Lo implementado</w:t>
       </w:r>
@@ -4754,7 +4754,7 @@
       <w:pPr>
         <w:pStyle w:val="Ttulo2"/>
       </w:pPr>
-      <w:bookmarkStart w:id="3" w:name="_Toc242400589"/>
+      <w:bookmarkStart w:id="3" w:name="_Toc242441415"/>
       <w:r>
         <w:t>3. Decisiones de diseño y hallazgos de consistencia</w:t>
       </w:r>
@@ -6440,7 +6440,7 @@
       <w:pPr>
         <w:pStyle w:val="Ttulo2"/>
       </w:pPr>
-      <w:bookmarkStart w:id="4" w:name="_Toc242400590"/>
+      <w:bookmarkStart w:id="4" w:name="_Toc242441416"/>
       <w:r>
         <w:lastRenderedPageBreak/>
         <w:t>4. Verificación</w:t>
@@ -9869,7 +9869,7 @@
       <w:pPr>
         <w:pStyle w:val="Ttulo2"/>
       </w:pPr>
-      <w:bookmarkStart w:id="5" w:name="_Toc242400591"/>
+      <w:bookmarkStart w:id="5" w:name="_Toc242441417"/>
       <w:r>
         <w:t>5. Archivos principales</w:t>
       </w:r>
@@ -11030,7 +11030,7 @@
       <w:pPr>
         <w:pStyle w:val="Ttulo2"/>
       </w:pPr>
-      <w:bookmarkStart w:id="6" w:name="_Toc242400592"/>
+      <w:bookmarkStart w:id="6" w:name="_Toc242441418"/>
       <w:r>
         <w:t>6. Evaluación del OE4 y verificaciones a cargo de Santiago Benavides Rey</w:t>
       </w:r>
@@ -11260,7 +11260,7 @@
   <w:abstractNum w:abstractNumId="0" w15:restartNumberingAfterBreak="0">
     <w:nsid w:val="0000A990"/>
     <w:multiLevelType w:val="multilevel"/>
-    <w:tmpl w:val="80944B84"/>
+    <w:tmpl w:val="A760A462"/>
     <w:lvl w:ilvl="0">
       <w:numFmt w:val="bullet"/>
       <w:lvlText w:val=" "/>
@@ -11533,16 +11533,16 @@
       </w:pPr>
     </w:lvl>
   </w:abstractNum>
-  <w:num w:numId="1" w16cid:durableId="1384522026">
+  <w:num w:numId="1" w16cid:durableId="2127692074">
     <w:abstractNumId w:val="1"/>
   </w:num>
-  <w:num w:numId="2" w16cid:durableId="1814365330">
+  <w:num w:numId="2" w16cid:durableId="1647970148">
     <w:abstractNumId w:val="2"/>
     <w:lvlOverride w:ilvl="0">
       <w:startOverride w:val="1"/>
     </w:lvlOverride>
   </w:num>
-  <w:num w:numId="3" w16cid:durableId="1579708499">
+  <w:num w:numId="3" w16cid:durableId="771898267">
     <w:abstractNumId w:val="0"/>
   </w:num>
 </w:numbering>
@@ -12348,7 +12348,7 @@
     <w:link w:val="EncabezadoCar"/>
     <w:uiPriority w:val="99"/>
     <w:unhideWhenUsed/>
-    <w:rsid w:val="00E628D0"/>
+    <w:rsid w:val="00A91F12"/>
     <w:pPr>
       <w:tabs>
         <w:tab w:val="center" w:pos="4419"/>
@@ -12362,7 +12362,7 @@
     <w:basedOn w:val="Fuentedeprrafopredeter"/>
     <w:link w:val="Encabezado"/>
     <w:uiPriority w:val="99"/>
-    <w:rsid w:val="00E628D0"/>
+    <w:rsid w:val="00A91F12"/>
   </w:style>
   <w:style w:type="paragraph" w:styleId="Piedepgina">
     <w:name w:val="footer"/>
@@ -12370,7 +12370,7 @@
     <w:link w:val="PiedepginaCar"/>
     <w:uiPriority w:val="99"/>
     <w:unhideWhenUsed/>
-    <w:rsid w:val="00E628D0"/>
+    <w:rsid w:val="00A91F12"/>
     <w:pPr>
       <w:tabs>
         <w:tab w:val="center" w:pos="4419"/>
@@ -12384,7 +12384,7 @@
     <w:basedOn w:val="Fuentedeprrafopredeter"/>
     <w:link w:val="Piedepgina"/>
     <w:uiPriority w:val="99"/>
-    <w:rsid w:val="00E628D0"/>
+    <w:rsid w:val="00A91F12"/>
   </w:style>
   <w:style w:type="character" w:styleId="Nmerodepgina">
     <w:name w:val="page number"/>
@@ -12392,7 +12392,7 @@
     <w:uiPriority w:val="99"/>
     <w:semiHidden/>
     <w:unhideWhenUsed/>
-    <w:rsid w:val="00E628D0"/>
+    <w:rsid w:val="00A91F12"/>
   </w:style>
 </w:styles>
 </file>

--- a/docs/anexos oe3/Solucion_OE3_Anexo_C_Slice_2.docx
+++ b/docs/anexos oe3/Solucion_OE3_Anexo_C_Slice_2.docx
@@ -24,7 +24,7 @@
       <w:r>
         <w:fldChar w:fldCharType="separate"/>
       </w:r>
-      <w:hyperlink w:anchor="_Toc242441412" w:history="1">
+      <w:hyperlink w:anchor="_Toc242544920" w:history="1">
         <w:r>
           <w:rPr>
             <w:rStyle w:val="Hipervnculo"/>
@@ -51,7 +51,7 @@
             <w:noProof/>
             <w:webHidden/>
           </w:rPr>
-          <w:instrText xml:space="preserve"> PAGEREF _Toc242441412 \h </w:instrText>
+          <w:instrText xml:space="preserve"> PAGEREF _Toc242544920 \h </w:instrText>
         </w:r>
         <w:r>
           <w:rPr>
@@ -95,7 +95,7 @@
           <w14:ligatures w14:val="standardContextual"/>
         </w:rPr>
       </w:pPr>
-      <w:hyperlink w:anchor="_Toc242441413" w:history="1">
+      <w:hyperlink w:anchor="_Toc242544921" w:history="1">
         <w:r>
           <w:rPr>
             <w:rStyle w:val="Hipervnculo"/>
@@ -122,7 +122,7 @@
             <w:noProof/>
             <w:webHidden/>
           </w:rPr>
-          <w:instrText xml:space="preserve"> PAGEREF _Toc242441413 \h </w:instrText>
+          <w:instrText xml:space="preserve"> PAGEREF _Toc242544921 \h </w:instrText>
         </w:r>
         <w:r>
           <w:rPr>
@@ -166,7 +166,7 @@
           <w14:ligatures w14:val="standardContextual"/>
         </w:rPr>
       </w:pPr>
-      <w:hyperlink w:anchor="_Toc242441414" w:history="1">
+      <w:hyperlink w:anchor="_Toc242544922" w:history="1">
         <w:r>
           <w:rPr>
             <w:rStyle w:val="Hipervnculo"/>
@@ -193,7 +193,7 @@
             <w:noProof/>
             <w:webHidden/>
           </w:rPr>
-          <w:instrText xml:space="preserve"> PAGEREF _Toc242441414 \h </w:instrText>
+          <w:instrText xml:space="preserve"> PAGEREF _Toc242544922 \h </w:instrText>
         </w:r>
         <w:r>
           <w:rPr>
@@ -237,7 +237,7 @@
           <w14:ligatures w14:val="standardContextual"/>
         </w:rPr>
       </w:pPr>
-      <w:hyperlink w:anchor="_Toc242441415" w:history="1">
+      <w:hyperlink w:anchor="_Toc242544923" w:history="1">
         <w:r>
           <w:rPr>
             <w:rStyle w:val="Hipervnculo"/>
@@ -264,7 +264,7 @@
             <w:noProof/>
             <w:webHidden/>
           </w:rPr>
-          <w:instrText xml:space="preserve"> PAGEREF _Toc242441415 \h </w:instrText>
+          <w:instrText xml:space="preserve"> PAGEREF _Toc242544923 \h </w:instrText>
         </w:r>
         <w:r>
           <w:rPr>
@@ -308,7 +308,7 @@
           <w14:ligatures w14:val="standardContextual"/>
         </w:rPr>
       </w:pPr>
-      <w:hyperlink w:anchor="_Toc242441416" w:history="1">
+      <w:hyperlink w:anchor="_Toc242544924" w:history="1">
         <w:r>
           <w:rPr>
             <w:rStyle w:val="Hipervnculo"/>
@@ -335,7 +335,7 @@
             <w:noProof/>
             <w:webHidden/>
           </w:rPr>
-          <w:instrText xml:space="preserve"> PAGEREF _Toc242441416 \h </w:instrText>
+          <w:instrText xml:space="preserve"> PAGEREF _Toc242544924 \h </w:instrText>
         </w:r>
         <w:r>
           <w:rPr>
@@ -379,7 +379,7 @@
           <w14:ligatures w14:val="standardContextual"/>
         </w:rPr>
       </w:pPr>
-      <w:hyperlink w:anchor="_Toc242441417" w:history="1">
+      <w:hyperlink w:anchor="_Toc242544925" w:history="1">
         <w:r>
           <w:rPr>
             <w:rStyle w:val="Hipervnculo"/>
@@ -406,7 +406,7 @@
             <w:noProof/>
             <w:webHidden/>
           </w:rPr>
-          <w:instrText xml:space="preserve"> PAGEREF _Toc242441417 \h </w:instrText>
+          <w:instrText xml:space="preserve"> PAGEREF _Toc242544925 \h </w:instrText>
         </w:r>
         <w:r>
           <w:rPr>
@@ -450,7 +450,7 @@
           <w14:ligatures w14:val="standardContextual"/>
         </w:rPr>
       </w:pPr>
-      <w:hyperlink w:anchor="_Toc242441418" w:history="1">
+      <w:hyperlink w:anchor="_Toc242544926" w:history="1">
         <w:r>
           <w:rPr>
             <w:rStyle w:val="Hipervnculo"/>
@@ -477,7 +477,7 @@
             <w:noProof/>
             <w:webHidden/>
           </w:rPr>
-          <w:instrText xml:space="preserve"> PAGEREF _Toc242441418 \h </w:instrText>
+          <w:instrText xml:space="preserve"> PAGEREF _Toc242544926 \h </w:instrText>
         </w:r>
         <w:r>
           <w:rPr>
@@ -522,7 +522,7 @@
       <w:pPr>
         <w:pStyle w:val="Ttulo1"/>
       </w:pPr>
-      <w:bookmarkStart w:id="0" w:name="_Toc242441412"/>
+      <w:bookmarkStart w:id="0" w:name="_Toc242544920"/>
       <w:r>
         <w:lastRenderedPageBreak/>
         <w:t>ANEXO C. SLICE 2: NIVEL 2 «LA RUEDA»</w:t>
@@ -565,7 +565,7 @@
       <w:pPr>
         <w:pStyle w:val="Ttulo2"/>
       </w:pPr>
-      <w:bookmarkStart w:id="1" w:name="_Toc242441413"/>
+      <w:bookmarkStart w:id="1" w:name="_Toc242544921"/>
       <w:r>
         <w:t>1. Alcance y seguimiento</w:t>
       </w:r>
@@ -3101,7 +3101,7 @@
       <w:pPr>
         <w:pStyle w:val="Ttulo2"/>
       </w:pPr>
-      <w:bookmarkStart w:id="2" w:name="_Toc242441414"/>
+      <w:bookmarkStart w:id="2" w:name="_Toc242544922"/>
       <w:r>
         <w:t>2. Lo implementado</w:t>
       </w:r>
@@ -4754,7 +4754,7 @@
       <w:pPr>
         <w:pStyle w:val="Ttulo2"/>
       </w:pPr>
-      <w:bookmarkStart w:id="3" w:name="_Toc242441415"/>
+      <w:bookmarkStart w:id="3" w:name="_Toc242544923"/>
       <w:r>
         <w:t>3. Decisiones de diseño y hallazgos de consistencia</w:t>
       </w:r>
@@ -6440,7 +6440,7 @@
       <w:pPr>
         <w:pStyle w:val="Ttulo2"/>
       </w:pPr>
-      <w:bookmarkStart w:id="4" w:name="_Toc242441416"/>
+      <w:bookmarkStart w:id="4" w:name="_Toc242544924"/>
       <w:r>
         <w:lastRenderedPageBreak/>
         <w:t>4. Verificación</w:t>
@@ -9869,7 +9869,7 @@
       <w:pPr>
         <w:pStyle w:val="Ttulo2"/>
       </w:pPr>
-      <w:bookmarkStart w:id="5" w:name="_Toc242441417"/>
+      <w:bookmarkStart w:id="5" w:name="_Toc242544925"/>
       <w:r>
         <w:t>5. Archivos principales</w:t>
       </w:r>
@@ -11030,7 +11030,7 @@
       <w:pPr>
         <w:pStyle w:val="Ttulo2"/>
       </w:pPr>
-      <w:bookmarkStart w:id="6" w:name="_Toc242441418"/>
+      <w:bookmarkStart w:id="6" w:name="_Toc242544926"/>
       <w:r>
         <w:t>6. Evaluación del OE4 y verificaciones a cargo de Santiago Benavides Rey</w:t>
       </w:r>
@@ -11260,7 +11260,7 @@
   <w:abstractNum w:abstractNumId="0" w15:restartNumberingAfterBreak="0">
     <w:nsid w:val="0000A990"/>
     <w:multiLevelType w:val="multilevel"/>
-    <w:tmpl w:val="A760A462"/>
+    <w:tmpl w:val="62189CF8"/>
     <w:lvl w:ilvl="0">
       <w:numFmt w:val="bullet"/>
       <w:lvlText w:val=" "/>
@@ -11533,16 +11533,16 @@
       </w:pPr>
     </w:lvl>
   </w:abstractNum>
-  <w:num w:numId="1" w16cid:durableId="2127692074">
+  <w:num w:numId="1" w16cid:durableId="1660695755">
     <w:abstractNumId w:val="1"/>
   </w:num>
-  <w:num w:numId="2" w16cid:durableId="1647970148">
+  <w:num w:numId="2" w16cid:durableId="1438521235">
     <w:abstractNumId w:val="2"/>
     <w:lvlOverride w:ilvl="0">
       <w:startOverride w:val="1"/>
     </w:lvlOverride>
   </w:num>
-  <w:num w:numId="3" w16cid:durableId="771898267">
+  <w:num w:numId="3" w16cid:durableId="1120338663">
     <w:abstractNumId w:val="0"/>
   </w:num>
 </w:numbering>
@@ -12348,7 +12348,7 @@
     <w:link w:val="EncabezadoCar"/>
     <w:uiPriority w:val="99"/>
     <w:unhideWhenUsed/>
-    <w:rsid w:val="00A91F12"/>
+    <w:rsid w:val="004F31EA"/>
     <w:pPr>
       <w:tabs>
         <w:tab w:val="center" w:pos="4419"/>
@@ -12362,7 +12362,7 @@
     <w:basedOn w:val="Fuentedeprrafopredeter"/>
     <w:link w:val="Encabezado"/>
     <w:uiPriority w:val="99"/>
-    <w:rsid w:val="00A91F12"/>
+    <w:rsid w:val="004F31EA"/>
   </w:style>
   <w:style w:type="paragraph" w:styleId="Piedepgina">
     <w:name w:val="footer"/>
@@ -12370,7 +12370,7 @@
     <w:link w:val="PiedepginaCar"/>
     <w:uiPriority w:val="99"/>
     <w:unhideWhenUsed/>
-    <w:rsid w:val="00A91F12"/>
+    <w:rsid w:val="004F31EA"/>
     <w:pPr>
       <w:tabs>
         <w:tab w:val="center" w:pos="4419"/>
@@ -12384,7 +12384,7 @@
     <w:basedOn w:val="Fuentedeprrafopredeter"/>
     <w:link w:val="Piedepgina"/>
     <w:uiPriority w:val="99"/>
-    <w:rsid w:val="00A91F12"/>
+    <w:rsid w:val="004F31EA"/>
   </w:style>
   <w:style w:type="character" w:styleId="Nmerodepgina">
     <w:name w:val="page number"/>
@@ -12392,7 +12392,7 @@
     <w:uiPriority w:val="99"/>
     <w:semiHidden/>
     <w:unhideWhenUsed/>
-    <w:rsid w:val="00A91F12"/>
+    <w:rsid w:val="004F31EA"/>
   </w:style>
 </w:styles>
 </file>

--- a/docs/anexos oe3/Solucion_OE3_Anexo_C_Slice_2.docx
+++ b/docs/anexos oe3/Solucion_OE3_Anexo_C_Slice_2.docx
@@ -24,7 +24,7 @@
       <w:r>
         <w:fldChar w:fldCharType="separate"/>
       </w:r>
-      <w:hyperlink w:anchor="_Toc242544920" w:history="1">
+      <w:hyperlink w:anchor="_Toc242827053" w:history="1">
         <w:r>
           <w:rPr>
             <w:rStyle w:val="Hipervnculo"/>
@@ -51,7 +51,7 @@
             <w:noProof/>
             <w:webHidden/>
           </w:rPr>
-          <w:instrText xml:space="preserve"> PAGEREF _Toc242544920 \h </w:instrText>
+          <w:instrText xml:space="preserve"> PAGEREF _Toc242827053 \h </w:instrText>
         </w:r>
         <w:r>
           <w:rPr>
@@ -95,7 +95,7 @@
           <w14:ligatures w14:val="standardContextual"/>
         </w:rPr>
       </w:pPr>
-      <w:hyperlink w:anchor="_Toc242544921" w:history="1">
+      <w:hyperlink w:anchor="_Toc242827054" w:history="1">
         <w:r>
           <w:rPr>
             <w:rStyle w:val="Hipervnculo"/>
@@ -122,7 +122,7 @@
             <w:noProof/>
             <w:webHidden/>
           </w:rPr>
-          <w:instrText xml:space="preserve"> PAGEREF _Toc242544921 \h </w:instrText>
+          <w:instrText xml:space="preserve"> PAGEREF _Toc242827054 \h </w:instrText>
         </w:r>
         <w:r>
           <w:rPr>
@@ -166,7 +166,7 @@
           <w14:ligatures w14:val="standardContextual"/>
         </w:rPr>
       </w:pPr>
-      <w:hyperlink w:anchor="_Toc242544922" w:history="1">
+      <w:hyperlink w:anchor="_Toc242827055" w:history="1">
         <w:r>
           <w:rPr>
             <w:rStyle w:val="Hipervnculo"/>
@@ -193,7 +193,7 @@
             <w:noProof/>
             <w:webHidden/>
           </w:rPr>
-          <w:instrText xml:space="preserve"> PAGEREF _Toc242544922 \h </w:instrText>
+          <w:instrText xml:space="preserve"> PAGEREF _Toc242827055 \h </w:instrText>
         </w:r>
         <w:r>
           <w:rPr>
@@ -237,7 +237,7 @@
           <w14:ligatures w14:val="standardContextual"/>
         </w:rPr>
       </w:pPr>
-      <w:hyperlink w:anchor="_Toc242544923" w:history="1">
+      <w:hyperlink w:anchor="_Toc242827056" w:history="1">
         <w:r>
           <w:rPr>
             <w:rStyle w:val="Hipervnculo"/>
@@ -264,7 +264,7 @@
             <w:noProof/>
             <w:webHidden/>
           </w:rPr>
-          <w:instrText xml:space="preserve"> PAGEREF _Toc242544923 \h </w:instrText>
+          <w:instrText xml:space="preserve"> PAGEREF _Toc242827056 \h </w:instrText>
         </w:r>
         <w:r>
           <w:rPr>
@@ -308,7 +308,7 @@
           <w14:ligatures w14:val="standardContextual"/>
         </w:rPr>
       </w:pPr>
-      <w:hyperlink w:anchor="_Toc242544924" w:history="1">
+      <w:hyperlink w:anchor="_Toc242827057" w:history="1">
         <w:r>
           <w:rPr>
             <w:rStyle w:val="Hipervnculo"/>
@@ -335,7 +335,7 @@
             <w:noProof/>
             <w:webHidden/>
           </w:rPr>
-          <w:instrText xml:space="preserve"> PAGEREF _Toc242544924 \h </w:instrText>
+          <w:instrText xml:space="preserve"> PAGEREF _Toc242827057 \h </w:instrText>
         </w:r>
         <w:r>
           <w:rPr>
@@ -379,7 +379,7 @@
           <w14:ligatures w14:val="standardContextual"/>
         </w:rPr>
       </w:pPr>
-      <w:hyperlink w:anchor="_Toc242544925" w:history="1">
+      <w:hyperlink w:anchor="_Toc242827058" w:history="1">
         <w:r>
           <w:rPr>
             <w:rStyle w:val="Hipervnculo"/>
@@ -406,7 +406,7 @@
             <w:noProof/>
             <w:webHidden/>
           </w:rPr>
-          <w:instrText xml:space="preserve"> PAGEREF _Toc242544925 \h </w:instrText>
+          <w:instrText xml:space="preserve"> PAGEREF _Toc242827058 \h </w:instrText>
         </w:r>
         <w:r>
           <w:rPr>
@@ -450,7 +450,7 @@
           <w14:ligatures w14:val="standardContextual"/>
         </w:rPr>
       </w:pPr>
-      <w:hyperlink w:anchor="_Toc242544926" w:history="1">
+      <w:hyperlink w:anchor="_Toc242827059" w:history="1">
         <w:r>
           <w:rPr>
             <w:rStyle w:val="Hipervnculo"/>
@@ -477,7 +477,7 @@
             <w:noProof/>
             <w:webHidden/>
           </w:rPr>
-          <w:instrText xml:space="preserve"> PAGEREF _Toc242544926 \h </w:instrText>
+          <w:instrText xml:space="preserve"> PAGEREF _Toc242827059 \h </w:instrText>
         </w:r>
         <w:r>
           <w:rPr>
@@ -522,7 +522,7 @@
       <w:pPr>
         <w:pStyle w:val="Ttulo1"/>
       </w:pPr>
-      <w:bookmarkStart w:id="0" w:name="_Toc242544920"/>
+      <w:bookmarkStart w:id="0" w:name="_Toc242827053"/>
       <w:r>
         <w:lastRenderedPageBreak/>
         <w:t>ANEXO C. SLICE 2: NIVEL 2 «LA RUEDA»</w:t>
@@ -565,7 +565,7 @@
       <w:pPr>
         <w:pStyle w:val="Ttulo2"/>
       </w:pPr>
-      <w:bookmarkStart w:id="1" w:name="_Toc242544921"/>
+      <w:bookmarkStart w:id="1" w:name="_Toc242827054"/>
       <w:r>
         <w:t>1. Alcance y seguimiento</w:t>
       </w:r>
@@ -629,9 +629,9 @@
         <w:tblLook w:val="0020" w:firstRow="1" w:lastRow="0" w:firstColumn="0" w:lastColumn="0" w:noHBand="0" w:noVBand="0"/>
       </w:tblPr>
       <w:tblGrid>
-        <w:gridCol w:w="695"/>
-        <w:gridCol w:w="1417"/>
-        <w:gridCol w:w="7850"/>
+        <w:gridCol w:w="697"/>
+        <w:gridCol w:w="1419"/>
+        <w:gridCol w:w="7846"/>
       </w:tblGrid>
       <w:tr>
         <w:trPr>
@@ -639,7 +639,7 @@
         </w:trPr>
         <w:tc>
           <w:tcPr>
-            <w:tcW w:w="349" w:type="pct"/>
+            <w:tcW w:w="350" w:type="pct"/>
             <w:shd w:val="clear" w:color="auto" w:fill="D9D9D9"/>
           </w:tcPr>
           <w:p>
@@ -662,7 +662,7 @@
         </w:tc>
         <w:tc>
           <w:tcPr>
-            <w:tcW w:w="711" w:type="pct"/>
+            <w:tcW w:w="712" w:type="pct"/>
             <w:shd w:val="clear" w:color="auto" w:fill="D9D9D9"/>
           </w:tcPr>
           <w:p>
@@ -685,7 +685,7 @@
         </w:tc>
         <w:tc>
           <w:tcPr>
-            <w:tcW w:w="3940" w:type="pct"/>
+            <w:tcW w:w="3938" w:type="pct"/>
             <w:shd w:val="clear" w:color="auto" w:fill="D9D9D9"/>
           </w:tcPr>
           <w:p>
@@ -710,7 +710,7 @@
       <w:tr>
         <w:tc>
           <w:tcPr>
-            <w:tcW w:w="349" w:type="pct"/>
+            <w:tcW w:w="350" w:type="pct"/>
             <w:shd w:val="clear" w:color="auto" w:fill="auto"/>
           </w:tcPr>
           <w:p>
@@ -731,7 +731,7 @@
         </w:tc>
         <w:tc>
           <w:tcPr>
-            <w:tcW w:w="711" w:type="pct"/>
+            <w:tcW w:w="712" w:type="pct"/>
             <w:shd w:val="clear" w:color="auto" w:fill="auto"/>
           </w:tcPr>
           <w:p>
@@ -752,7 +752,7 @@
         </w:tc>
         <w:tc>
           <w:tcPr>
-            <w:tcW w:w="3940" w:type="pct"/>
+            <w:tcW w:w="3938" w:type="pct"/>
             <w:shd w:val="clear" w:color="auto" w:fill="auto"/>
           </w:tcPr>
           <w:p>
@@ -775,7 +775,7 @@
       <w:tr>
         <w:tc>
           <w:tcPr>
-            <w:tcW w:w="349" w:type="pct"/>
+            <w:tcW w:w="350" w:type="pct"/>
             <w:shd w:val="clear" w:color="auto" w:fill="auto"/>
           </w:tcPr>
           <w:p>
@@ -796,7 +796,7 @@
         </w:tc>
         <w:tc>
           <w:tcPr>
-            <w:tcW w:w="711" w:type="pct"/>
+            <w:tcW w:w="712" w:type="pct"/>
             <w:shd w:val="clear" w:color="auto" w:fill="auto"/>
           </w:tcPr>
           <w:p>
@@ -817,7 +817,7 @@
         </w:tc>
         <w:tc>
           <w:tcPr>
-            <w:tcW w:w="3940" w:type="pct"/>
+            <w:tcW w:w="3938" w:type="pct"/>
             <w:shd w:val="clear" w:color="auto" w:fill="auto"/>
           </w:tcPr>
           <w:p>
@@ -840,7 +840,7 @@
       <w:tr>
         <w:tc>
           <w:tcPr>
-            <w:tcW w:w="349" w:type="pct"/>
+            <w:tcW w:w="350" w:type="pct"/>
             <w:shd w:val="clear" w:color="auto" w:fill="auto"/>
           </w:tcPr>
           <w:p>
@@ -862,7 +862,7 @@
         </w:tc>
         <w:tc>
           <w:tcPr>
-            <w:tcW w:w="711" w:type="pct"/>
+            <w:tcW w:w="712" w:type="pct"/>
             <w:shd w:val="clear" w:color="auto" w:fill="auto"/>
           </w:tcPr>
           <w:p>
@@ -883,7 +883,7 @@
         </w:tc>
         <w:tc>
           <w:tcPr>
-            <w:tcW w:w="3940" w:type="pct"/>
+            <w:tcW w:w="3938" w:type="pct"/>
             <w:shd w:val="clear" w:color="auto" w:fill="auto"/>
           </w:tcPr>
           <w:p>
@@ -906,7 +906,7 @@
       <w:tr>
         <w:tc>
           <w:tcPr>
-            <w:tcW w:w="349" w:type="pct"/>
+            <w:tcW w:w="350" w:type="pct"/>
             <w:shd w:val="clear" w:color="auto" w:fill="auto"/>
           </w:tcPr>
           <w:p>
@@ -927,7 +927,7 @@
         </w:tc>
         <w:tc>
           <w:tcPr>
-            <w:tcW w:w="711" w:type="pct"/>
+            <w:tcW w:w="712" w:type="pct"/>
             <w:shd w:val="clear" w:color="auto" w:fill="auto"/>
           </w:tcPr>
           <w:p>
@@ -948,7 +948,7 @@
         </w:tc>
         <w:tc>
           <w:tcPr>
-            <w:tcW w:w="3940" w:type="pct"/>
+            <w:tcW w:w="3938" w:type="pct"/>
             <w:shd w:val="clear" w:color="auto" w:fill="auto"/>
           </w:tcPr>
           <w:p>
@@ -971,7 +971,7 @@
       <w:tr>
         <w:tc>
           <w:tcPr>
-            <w:tcW w:w="349" w:type="pct"/>
+            <w:tcW w:w="350" w:type="pct"/>
             <w:shd w:val="clear" w:color="auto" w:fill="auto"/>
           </w:tcPr>
           <w:p>
@@ -992,7 +992,7 @@
         </w:tc>
         <w:tc>
           <w:tcPr>
-            <w:tcW w:w="711" w:type="pct"/>
+            <w:tcW w:w="712" w:type="pct"/>
             <w:shd w:val="clear" w:color="auto" w:fill="auto"/>
           </w:tcPr>
           <w:p>
@@ -1013,7 +1013,7 @@
         </w:tc>
         <w:tc>
           <w:tcPr>
-            <w:tcW w:w="3940" w:type="pct"/>
+            <w:tcW w:w="3938" w:type="pct"/>
             <w:shd w:val="clear" w:color="auto" w:fill="auto"/>
           </w:tcPr>
           <w:p>
@@ -1036,7 +1036,7 @@
       <w:tr>
         <w:tc>
           <w:tcPr>
-            <w:tcW w:w="349" w:type="pct"/>
+            <w:tcW w:w="350" w:type="pct"/>
             <w:shd w:val="clear" w:color="auto" w:fill="auto"/>
           </w:tcPr>
           <w:p>
@@ -1057,7 +1057,7 @@
         </w:tc>
         <w:tc>
           <w:tcPr>
-            <w:tcW w:w="711" w:type="pct"/>
+            <w:tcW w:w="712" w:type="pct"/>
             <w:shd w:val="clear" w:color="auto" w:fill="auto"/>
           </w:tcPr>
           <w:p>
@@ -1078,7 +1078,7 @@
         </w:tc>
         <w:tc>
           <w:tcPr>
-            <w:tcW w:w="3940" w:type="pct"/>
+            <w:tcW w:w="3938" w:type="pct"/>
             <w:shd w:val="clear" w:color="auto" w:fill="auto"/>
           </w:tcPr>
           <w:p>
@@ -1101,7 +1101,7 @@
       <w:tr>
         <w:tc>
           <w:tcPr>
-            <w:tcW w:w="349" w:type="pct"/>
+            <w:tcW w:w="350" w:type="pct"/>
             <w:shd w:val="clear" w:color="auto" w:fill="auto"/>
           </w:tcPr>
           <w:p>
@@ -1122,7 +1122,7 @@
         </w:tc>
         <w:tc>
           <w:tcPr>
-            <w:tcW w:w="711" w:type="pct"/>
+            <w:tcW w:w="712" w:type="pct"/>
             <w:shd w:val="clear" w:color="auto" w:fill="auto"/>
           </w:tcPr>
           <w:p>
@@ -1143,7 +1143,7 @@
         </w:tc>
         <w:tc>
           <w:tcPr>
-            <w:tcW w:w="3940" w:type="pct"/>
+            <w:tcW w:w="3938" w:type="pct"/>
             <w:shd w:val="clear" w:color="auto" w:fill="auto"/>
           </w:tcPr>
           <w:p>
@@ -1166,7 +1166,7 @@
       <w:tr>
         <w:tc>
           <w:tcPr>
-            <w:tcW w:w="349" w:type="pct"/>
+            <w:tcW w:w="350" w:type="pct"/>
             <w:shd w:val="clear" w:color="auto" w:fill="auto"/>
           </w:tcPr>
           <w:p>
@@ -1187,7 +1187,7 @@
         </w:tc>
         <w:tc>
           <w:tcPr>
-            <w:tcW w:w="711" w:type="pct"/>
+            <w:tcW w:w="712" w:type="pct"/>
             <w:shd w:val="clear" w:color="auto" w:fill="auto"/>
           </w:tcPr>
           <w:p>
@@ -1208,7 +1208,7 @@
         </w:tc>
         <w:tc>
           <w:tcPr>
-            <w:tcW w:w="3940" w:type="pct"/>
+            <w:tcW w:w="3938" w:type="pct"/>
             <w:shd w:val="clear" w:color="auto" w:fill="auto"/>
           </w:tcPr>
           <w:p>
@@ -3101,7 +3101,7 @@
       <w:pPr>
         <w:pStyle w:val="Ttulo2"/>
       </w:pPr>
-      <w:bookmarkStart w:id="2" w:name="_Toc242544922"/>
+      <w:bookmarkStart w:id="2" w:name="_Toc242827055"/>
       <w:r>
         <w:t>2. Lo implementado</w:t>
       </w:r>
@@ -3597,7 +3597,65 @@
         <w:t>, 2.1, 2.2 y 2.5. Por decisión de Santiago Benavides Rey, desde el 25 de septiembre las plantas y las herramientas usan cada una su p</w:t>
       </w:r>
       <w:r>
-        <w:t>ropio dibujo, mientras los cinco troncos siguen siendo un solo sprite girado: la redondez es lo único que se repite.</w:t>
+        <w:t>ropio dibujo, mientras los cinco troncos siguen siendo un solo sprite girado: la redondez es lo único que se repite. Desde el 13/10/2026 el tronco del bosque rueda poco y se frena enseguida (</w:t>
+      </w:r>
+      <w:r>
+        <w:rPr>
+          <w:rStyle w:val="CdigoenlneaOE3"/>
+        </w:rPr>
+        <w:t>Push</w:t>
+      </w:r>
+      <w:r>
+        <w:t xml:space="preserve"> de 0,75 a 0,35 y </w:t>
+      </w:r>
+      <w:r>
+        <w:rPr>
+          <w:rStyle w:val="CdigoenlneaOE3"/>
+        </w:rPr>
+        <w:t>Drag</w:t>
+      </w:r>
+      <w:r>
+        <w:t xml:space="preserve"> de 1,4 a 3 en </w:t>
+      </w:r>
+      <w:r>
+        <w:rPr>
+          <w:rStyle w:val="CdigoenlneaOE3"/>
+        </w:rPr>
+        <w:t>N2_WheelLevelConfig</w:t>
+      </w:r>
+      <w:r>
+        <w:t xml:space="preserve">), no se aparta con el cursor sobre su área de clic y recibe el clic en todo el cuerpo que dibuja </w:t>
+      </w:r>
+      <w:r>
+        <w:rPr>
+          <w:rStyle w:val="CdigoenlneaOE3"/>
+        </w:rPr>
+        <w:t>RollingLog</w:t>
+      </w:r>
+      <w:r>
+        <w:t xml:space="preserve">, con </w:t>
+      </w:r>
+      <w:r>
+        <w:lastRenderedPageBreak/>
+        <w:t xml:space="preserve">un </w:t>
+      </w:r>
+      <w:r>
+        <w:rPr>
+          <w:rStyle w:val="CdigoenlneaOE3"/>
+        </w:rPr>
+        <w:t>raycastPadding</w:t>
+      </w:r>
+      <w:r>
+        <w:t xml:space="preserve"> hasta su caja y un </w:t>
+      </w:r>
+      <w:r>
+        <w:rPr>
+          <w:rStyle w:val="CdigoenlneaOE3"/>
+        </w:rPr>
+        <w:t>IsRaycastLocationValid</w:t>
+      </w:r>
+      <w:r>
+        <w:t xml:space="preserve"> recortado a la silueta; en la narrativa sigue sin captar clics (INC-155).</w:t>
       </w:r>
     </w:p>
     <w:p>
@@ -3623,11 +3681,7 @@
         <w:t>WheelLevelConfig.CargoPlacedPosition</w:t>
       </w:r>
       <w:r>
-        <w:t xml:space="preserve">. La caja se desliza sobre </w:t>
-      </w:r>
-      <w:r>
-        <w:lastRenderedPageBreak/>
-        <w:t xml:space="preserve">los troncos sin girar, y los que giran son los troncos. El cambio deshace exactamente el del 25 de septiembre, cuando la 2.2 había pasado a dibujar una caja vacía más pequeña y más alta; la caja vacía quedó sin uso y se renombró sin tilde (INC-126). La prueba </w:t>
+        <w:t xml:space="preserve">. La caja se desliza sobre los troncos sin girar, y los que giran son los troncos. El cambio deshace exactamente el del 25 de septiembre, cuando la 2.2 había pasado a dibujar una caja vacía más pequeña y más alta; la caja vacía quedó sin uso y se renombró sin tilde (INC-126). La prueba </w:t>
       </w:r>
       <w:r>
         <w:rPr>
@@ -3727,6 +3781,7 @@
         <w:rPr>
           <w:rStyle w:val="CdigoenlneaOE3"/>
         </w:rPr>
+        <w:lastRenderedPageBreak/>
         <w:t>prop_n2_carretilla_e5</w:t>
       </w:r>
       <w:r>
@@ -3756,7 +3811,6 @@
         <w:pStyle w:val="Ttulo3"/>
       </w:pPr>
       <w:r>
-        <w:lastRenderedPageBreak/>
         <w:t>2.4 Laberinto: editor de bloques (W10 a W14)</w:t>
       </w:r>
     </w:p>
@@ -3843,16 +3897,50 @@
         <w:t>En la escena, la pantalla se divide entre el laberinto y el panel de bloques, con el cajón «Bloques» cerrado al empezar. Cuando los bloques se acumulan se comprimen y una flecha despliega el que se edita; desde el 17 de septiembre, a partir de unos ocho bloques las filas conservan su alto y la lista se desplaza con dos botones, sin el componente de desplazamiento de uGUI, cuyo arrastre se pelearía con el de los bloques (RNF-02). El 23 de septiembre se añadieron una barra que se pulsa y no se arrastra, la cu</w:t>
       </w:r>
       <w:r>
-        <w:t xml:space="preserve">adrícula dentro del seto y la papelera del bloque seleccionado (acta D08). El lado elegido de «Girar» lleva contorno además del tinte (INC-58, desde el 30/09), y los rótulos de los bloques salen de </w:t>
+        <w:t xml:space="preserve">adrícula dentro del seto y la papelera del bloque seleccionado (acta D08). El lado elegido de «Girar» lleva contorno además del tinte (INC-58, desde el 30/09) y, desde el 13/10/2026, se dibuja con una flecha curva de Phosphor Icons, </w:t>
       </w:r>
       <w:r>
         <w:rPr>
           <w:rStyle w:val="CdigoenlneaOE3"/>
         </w:rPr>
+        <w:t>arrow-arc-left</w:t>
+      </w:r>
+      <w:r>
+        <w:t xml:space="preserve"> o </w:t>
+      </w:r>
+      <w:r>
+        <w:rPr>
+          <w:rStyle w:val="CdigoenlneaOE3"/>
+        </w:rPr>
+        <w:t>arrow-arc-right</w:t>
+      </w:r>
+      <w:r>
+        <w:t xml:space="preserve">, de 48 × 48 px y sin giro (INC-156; </w:t>
+      </w:r>
+      <w:r>
+        <w:rPr>
+          <w:rStyle w:val="CdigoenlneaOE3"/>
+        </w:rPr>
+        <w:t>MazeScene_INC156_ElLadoDeGirarSeDibujaConFlechasCurvasSinGirarElIcono</w:t>
+      </w:r>
+      <w:r>
+        <w:t xml:space="preserve">), y los rótulos de los bloques salen de </w:t>
+      </w:r>
+      <w:r>
+        <w:rPr>
+          <w:rStyle w:val="CdigoenlneaOE3"/>
+        </w:rPr>
         <w:t>N2_MazeLayout</w:t>
       </w:r>
       <w:r>
-        <w:t xml:space="preserve"> (INC-104). El tablero encaja la ilustración entera y deja franjas arriba y abajo. El 23 de septiembre el panel que lo rodea se pintó con el verde del borde del entorno, el 07/10/2026 con el marfil de la interfaz, y desde el 08/10/2026 la pantalla y el panel son un solo fondo ámbar </w:t>
+        <w:t xml:space="preserve"> (INC-104). El tablero encaja la ilustración entera y deja </w:t>
+      </w:r>
+      <w:r>
+        <w:lastRenderedPageBreak/>
+        <w:t>franjas arriba y abajo. El 2</w:t>
+      </w:r>
+      <w:r>
+        <w:t xml:space="preserve">3 de septiembre el panel que lo rodea se pintó con el verde del borde del entorno, el 07/10/2026 con el marfil de la interfaz, y desde el 08/10/2026 la pantalla y el panel son un solo fondo ámbar </w:t>
       </w:r>
       <w:r>
         <w:rPr>
@@ -3867,58 +3955,58 @@
         <w:rPr>
           <w:rStyle w:val="CdigoenlneaOE3"/>
         </w:rPr>
-        <w:t>Can</w:t>
+        <w:t>Canvas/Fondo_Escena</w:t>
+      </w:r>
+      <w:r>
+        <w:t xml:space="preserve"> y el de </w:t>
       </w:r>
       <w:r>
         <w:rPr>
           <w:rStyle w:val="CdigoenlneaOE3"/>
         </w:rPr>
-        <w:t>vas/Fondo_Escena</w:t>
-      </w:r>
-      <w:r>
-        <w:t xml:space="preserve"> y el de </w:t>
+        <w:t>MazeLayout.BackdropColor</w:t>
+      </w:r>
+      <w:r>
+        <w:t xml:space="preserve">, que </w:t>
       </w:r>
       <w:r>
         <w:rPr>
           <w:rStyle w:val="CdigoenlneaOE3"/>
         </w:rPr>
-        <w:t>MazeLayout.BackdropColor</w:t>
-      </w:r>
-      <w:r>
-        <w:t xml:space="preserve">, que </w:t>
+        <w:t>MazeScene_RF30_ElFondoDeLaEscenaYElDelAssetSonElMismoAmbar</w:t>
+      </w:r>
+      <w:r>
+        <w:t xml:space="preserve"> obliga a mantener iguales. El entorno y la tarjeta «Tu secuencia» llevan el mismo marco redondeado de 8 px, </w:t>
       </w:r>
       <w:r>
         <w:rPr>
           <w:rStyle w:val="CdigoenlneaOE3"/>
         </w:rPr>
-        <w:t>MazeScene_RF30_ElFondoDeLaEscenaYElDelAssetSonElMismoAmbar</w:t>
-      </w:r>
-      <w:r>
-        <w:t xml:space="preserve"> obliga a mantener iguales. El entorno y la tarjeta «Tu secuencia» llevan el mismo marco redondeado de 8 px, </w:t>
+        <w:t>#C4A882</w:t>
+      </w:r>
+      <w:r>
+        <w:t xml:space="preserve">, hecho con </w:t>
       </w:r>
       <w:r>
         <w:rPr>
           <w:rStyle w:val="CdigoenlneaOE3"/>
         </w:rPr>
-        <w:t>#C4A882</w:t>
-      </w:r>
-      <w:r>
-        <w:t xml:space="preserve">, hecho con </w:t>
+        <w:t>ui_boton</w:t>
+      </w:r>
+      <w:r>
+        <w:t xml:space="preserve"> en nueve partes (</w:t>
       </w:r>
       <w:r>
         <w:rPr>
           <w:rStyle w:val="CdigoenlneaOE3"/>
         </w:rPr>
-        <w:t>ui_boton</w:t>
-      </w:r>
-      <w:r>
-        <w:t xml:space="preserve"> en nueve partes (</w:t>
+        <w:t>MazeScene_RF30_ElEntornoYLaTarj</w:t>
       </w:r>
       <w:r>
         <w:rPr>
           <w:rStyle w:val="CdigoenlneaOE3"/>
         </w:rPr>
-        <w:t>MazeScene_RF30_ElEntornoYLaTarjetaLlevanElMismoMarcoRedondeado</w:t>
+        <w:t>etaLlevanElMismoMarcoRedondeado</w:t>
       </w:r>
       <w:r>
         <w:t xml:space="preserve">); el del entorno es un anillo hermano de la ilustración, que sustituyó al </w:t>
@@ -3930,14 +4018,7 @@
         <w:t>Outline</w:t>
       </w:r>
       <w:r>
-        <w:t xml:space="preserve"> porque este se escalaba con ella, y el </w:t>
-      </w:r>
-      <w:r>
-        <w:lastRenderedPageBreak/>
-        <w:t>tablero deja 40 px de margen para que el marco quede entero e</w:t>
-      </w:r>
-      <w:r>
-        <w:t xml:space="preserve">n pantalla, lo que lo encoge un 7,4 %. La zona de la secuencia vuelve a ser marfil sombra, </w:t>
+        <w:t xml:space="preserve"> porque este se escalaba con ella, y el tablero deja 40 px de margen para que el marco quede entero en pantalla, lo que lo encoge un 7,4 %. La zona de la secuencia vuelve a ser marfil sombra, </w:t>
       </w:r>
       <w:r>
         <w:rPr>
@@ -3979,7 +4060,13 @@
         <w:rPr>
           <w:rStyle w:val="CdigoenlneaOE3"/>
         </w:rPr>
-        <w:t>MazeScene_RNF20_ElAroDelBotonDePistaSeDistingueDelFondoAmbar</w:t>
+        <w:t>MazeScene_RNF20_ElAroDelBotonD</w:t>
+      </w:r>
+      <w:r>
+        <w:rPr>
+          <w:rStyle w:val="CdigoenlneaOE3"/>
+        </w:rPr>
+        <w:t>ePistaSeDistingueDelFondoAmbar</w:t>
       </w:r>
       <w:r>
         <w:t>). Son decisiones de Santiago Benavides Rey del 08/10/2026 (</w:t>
@@ -4082,7 +4169,10 @@
         <w:t>Tabla C.4.</w:t>
       </w:r>
       <w:r>
-        <w:t xml:space="preserve"> Definición implementada de los cuatro indicadores del Nivel 2.</w:t>
+        <w:t xml:space="preserve"> </w:t>
+      </w:r>
+      <w:r>
+        <w:t>Definición implementada de los cuatro indicadores del Nivel 2.</w:t>
       </w:r>
     </w:p>
     <w:tbl>
@@ -4326,7 +4416,14 @@
               <w:rPr>
                 <w:sz w:val="18"/>
               </w:rPr>
-              <w:t>Un rechazo, o varios seguidos, que cierra la siguiente acción aceptada</w:t>
+              <w:t xml:space="preserve">Un rechazo, o varios seguidos, que cierra </w:t>
+            </w:r>
+            <w:r>
+              <w:rPr>
+                <w:sz w:val="18"/>
+              </w:rPr>
+              <w:lastRenderedPageBreak/>
+              <w:t>la siguiente acción aceptada</w:t>
             </w:r>
           </w:p>
         </w:tc>
@@ -4347,6 +4444,7 @@
               <w:rPr>
                 <w:sz w:val="18"/>
               </w:rPr>
+              <w:lastRenderedPageBreak/>
               <w:t>Igual que en la fase 1</w:t>
             </w:r>
           </w:p>
@@ -4368,7 +4466,14 @@
               <w:rPr>
                 <w:sz w:val="18"/>
               </w:rPr>
-              <w:t>Ediciones de la secuencia (enganchar, retirar, tomar, cambiar cuenta o lado) entre una ejecución fallida y la siguiente</w:t>
+              <w:t xml:space="preserve">Ediciones de la secuencia (enganchar, retirar, tomar, </w:t>
+            </w:r>
+            <w:r>
+              <w:rPr>
+                <w:sz w:val="18"/>
+              </w:rPr>
+              <w:lastRenderedPageBreak/>
+              <w:t>cambiar cuenta o lado) entre una ejecución fallida y la siguiente</w:t>
             </w:r>
           </w:p>
         </w:tc>
@@ -4391,6 +4496,7 @@
               <w:rPr>
                 <w:sz w:val="18"/>
               </w:rPr>
+              <w:lastRenderedPageBreak/>
               <w:t>Pasos utilizados</w:t>
             </w:r>
           </w:p>
@@ -4477,7 +4583,6 @@
               <w:rPr>
                 <w:sz w:val="18"/>
               </w:rPr>
-              <w:lastRenderedPageBreak/>
               <w:t>Tiempo de resolución</w:t>
             </w:r>
           </w:p>
@@ -4590,7 +4695,7 @@
         <w:t>MenuPausa.prefab</w:t>
       </w:r>
       <w:r>
-        <w:t xml:space="preserve">, hoy en las cinco escenas jugables. Sigue el mockup 6, con «Reanudar», «Reiniciar» y «Volver al menú de niveles» (INC-49, documentos corregidos el 29/09); el tercero sale a la selección de niveles y no al inicio. Mientras está abierto, </w:t>
+        <w:t xml:space="preserve">, hoy en las cinco escenas jugables. Sigue el mockup 6, con «Reanudar», «Reiniciar» y «Volver al menú de niveles» (INC-49, documentos corregidos el 29/09) y, desde el 13/10/2026, con «Volver a ver la historia» y «Guardar y salir» (INC-159; Anexo G, apartado 2.6); «Volver al menú de niveles» sale a la selección de niveles y no al inicio. Mientras está abierto, </w:t>
       </w:r>
       <w:r>
         <w:rPr>
@@ -4599,10 +4704,10 @@
         <w:t>Time.timeScale</w:t>
       </w:r>
       <w:r>
-        <w:t xml:space="preserve"> vale 0, porque HU-17 pide que el nivel quede detenido y sin eso la ejecución paso a paso seguía corriendo; vuelve a 1 al reanudar, al salir y cuando la escena se destruye al reiniciar. «Reiniciar» repite la fase activa y nunca vuelve a bloquear</w:t>
-      </w:r>
-      <w:r>
-        <w:t xml:space="preserve"> ni descarta lo confirmado (INC-25). El 17 de septiembre la pausa recibió las tipografías, los recuadros y los glifos del mockup; los tres glifos son de Phosphor Icons y se acreditan en los créditos (INC-127; Anexo E).</w:t>
+        <w:t xml:space="preserve"> vale 0, porque HU-17 pide que el nivel quede detenido y sin eso la ejecución paso a paso seguía corriendo; vuelve a 1 a</w:t>
+      </w:r>
+      <w:r>
+        <w:t>l reanudar, al salir y cuando la escena se destruye al reiniciar. «Reiniciar» repite la fase activa y nunca vuelve a bloquear ni descarta lo confirmado (INC-25). El 17 de septiembre la pausa recibió las tipografías, los recuadros y los glifos del mockup; los tres glifos son de Phosphor Icons y se acreditan en los créditos (INC-127; Anexo E).</w:t>
       </w:r>
     </w:p>
     <w:p>
@@ -4657,6 +4762,7 @@
         <w:pStyle w:val="TextoOE3"/>
       </w:pPr>
       <w:r>
+        <w:lastRenderedPageBreak/>
         <w:t>Dos recorridos automatizados (</w:t>
       </w:r>
       <w:r>
@@ -4687,11 +4793,7 @@
         <w:t>NarrativeSceneController.Leave()</w:t>
       </w:r>
       <w:r>
-        <w:t xml:space="preserve"> pasó a salir una sola vez: un doble clic en «Continuar» al salir del cierre reflexivo llegaba dos </w:t>
-      </w:r>
-      <w:r>
-        <w:lastRenderedPageBreak/>
-        <w:t>veces y el segundo dejaba el flujo en el menú, saltando el resumen donde se nombra la habilidad (RF-12, RF-45).</w:t>
+        <w:t xml:space="preserve"> pasó a salir una sola vez: un doble clic en «Continuar» al salir del cierre reflexivo llegaba dos veces y el segundo dejaba el flujo en el menú, saltando el resumen donde se nombra la habilidad (RF-12, RF-45).</w:t>
       </w:r>
     </w:p>
     <w:p>
@@ -4754,7 +4856,7 @@
       <w:pPr>
         <w:pStyle w:val="Ttulo2"/>
       </w:pPr>
-      <w:bookmarkStart w:id="3" w:name="_Toc242544923"/>
+      <w:bookmarkStart w:id="3" w:name="_Toc242827056"/>
       <w:r>
         <w:t>3. Decisiones de diseño y hallazgos de consistencia</w:t>
       </w:r>
@@ -4863,10 +4965,10 @@
         <w:tblLook w:val="0020" w:firstRow="1" w:lastRow="0" w:firstColumn="0" w:lastColumn="0" w:noHBand="0" w:noVBand="0"/>
       </w:tblPr>
       <w:tblGrid>
-        <w:gridCol w:w="823"/>
-        <w:gridCol w:w="3770"/>
-        <w:gridCol w:w="3821"/>
-        <w:gridCol w:w="1548"/>
+        <w:gridCol w:w="779"/>
+        <w:gridCol w:w="4029"/>
+        <w:gridCol w:w="3656"/>
+        <w:gridCol w:w="1498"/>
       </w:tblGrid>
       <w:tr>
         <w:trPr>
@@ -4874,7 +4976,7 @@
         </w:trPr>
         <w:tc>
           <w:tcPr>
-            <w:tcW w:w="413" w:type="pct"/>
+            <w:tcW w:w="391" w:type="pct"/>
             <w:shd w:val="clear" w:color="auto" w:fill="D9D9D9"/>
           </w:tcPr>
           <w:p>
@@ -4891,13 +4993,14 @@
                 <w:b/>
                 <w:sz w:val="18"/>
               </w:rPr>
+              <w:lastRenderedPageBreak/>
               <w:t>INC</w:t>
             </w:r>
           </w:p>
         </w:tc>
         <w:tc>
           <w:tcPr>
-            <w:tcW w:w="1892" w:type="pct"/>
+            <w:tcW w:w="2022" w:type="pct"/>
             <w:shd w:val="clear" w:color="auto" w:fill="D9D9D9"/>
           </w:tcPr>
           <w:p>
@@ -4920,7 +5023,7 @@
         </w:tc>
         <w:tc>
           <w:tcPr>
-            <w:tcW w:w="1918" w:type="pct"/>
+            <w:tcW w:w="1835" w:type="pct"/>
             <w:shd w:val="clear" w:color="auto" w:fill="D9D9D9"/>
           </w:tcPr>
           <w:p>
@@ -4943,7 +5046,7 @@
         </w:tc>
         <w:tc>
           <w:tcPr>
-            <w:tcW w:w="777" w:type="pct"/>
+            <w:tcW w:w="752" w:type="pct"/>
             <w:shd w:val="clear" w:color="auto" w:fill="D9D9D9"/>
           </w:tcPr>
           <w:p>
@@ -4968,7 +5071,7 @@
       <w:tr>
         <w:tc>
           <w:tcPr>
-            <w:tcW w:w="413" w:type="pct"/>
+            <w:tcW w:w="391" w:type="pct"/>
             <w:shd w:val="clear" w:color="auto" w:fill="auto"/>
           </w:tcPr>
           <w:p>
@@ -4989,7 +5092,7 @@
         </w:tc>
         <w:tc>
           <w:tcPr>
-            <w:tcW w:w="1892" w:type="pct"/>
+            <w:tcW w:w="2022" w:type="pct"/>
             <w:shd w:val="clear" w:color="auto" w:fill="auto"/>
           </w:tcPr>
           <w:p>
@@ -5010,7 +5113,7 @@
         </w:tc>
         <w:tc>
           <w:tcPr>
-            <w:tcW w:w="1918" w:type="pct"/>
+            <w:tcW w:w="1835" w:type="pct"/>
             <w:shd w:val="clear" w:color="auto" w:fill="auto"/>
           </w:tcPr>
           <w:p>
@@ -5031,7 +5134,7 @@
         </w:tc>
         <w:tc>
           <w:tcPr>
-            <w:tcW w:w="777" w:type="pct"/>
+            <w:tcW w:w="752" w:type="pct"/>
             <w:shd w:val="clear" w:color="auto" w:fill="auto"/>
           </w:tcPr>
           <w:p>
@@ -5054,7 +5157,7 @@
       <w:tr>
         <w:tc>
           <w:tcPr>
-            <w:tcW w:w="413" w:type="pct"/>
+            <w:tcW w:w="391" w:type="pct"/>
             <w:shd w:val="clear" w:color="auto" w:fill="auto"/>
           </w:tcPr>
           <w:p>
@@ -5075,28 +5178,28 @@
         </w:tc>
         <w:tc>
           <w:tcPr>
-            <w:tcW w:w="1892" w:type="pct"/>
-            <w:shd w:val="clear" w:color="auto" w:fill="auto"/>
-          </w:tcPr>
-          <w:p>
-            <w:pPr>
-              <w:pStyle w:val="CompactoOE3"/>
-              <w:spacing w:after="0"/>
-              <w:rPr>
-                <w:sz w:val="18"/>
-              </w:rPr>
-            </w:pPr>
-            <w:r>
-              <w:rPr>
-                <w:sz w:val="18"/>
-              </w:rPr>
-              <w:t>Pausa del mockup 6: «Reanudar», «Reiniciar» y «Volver al menú de niveles»</w:t>
-            </w:r>
-          </w:p>
-        </w:tc>
-        <w:tc>
-          <w:tcPr>
-            <w:tcW w:w="1918" w:type="pct"/>
+            <w:tcW w:w="2022" w:type="pct"/>
+            <w:shd w:val="clear" w:color="auto" w:fill="auto"/>
+          </w:tcPr>
+          <w:p>
+            <w:pPr>
+              <w:pStyle w:val="CompactoOE3"/>
+              <w:spacing w:after="0"/>
+              <w:rPr>
+                <w:sz w:val="18"/>
+              </w:rPr>
+            </w:pPr>
+            <w:r>
+              <w:rPr>
+                <w:sz w:val="18"/>
+              </w:rPr>
+              <w:t>Pausa del mockup 6: «Reanudar», «Reiniciar» y «Volver al menú de niveles» (tres botones hasta INC-159)</w:t>
+            </w:r>
+          </w:p>
+        </w:tc>
+        <w:tc>
+          <w:tcPr>
+            <w:tcW w:w="1835" w:type="pct"/>
             <w:shd w:val="clear" w:color="auto" w:fill="auto"/>
           </w:tcPr>
           <w:p>
@@ -5117,7 +5220,7 @@
         </w:tc>
         <w:tc>
           <w:tcPr>
-            <w:tcW w:w="777" w:type="pct"/>
+            <w:tcW w:w="752" w:type="pct"/>
             <w:shd w:val="clear" w:color="auto" w:fill="auto"/>
           </w:tcPr>
           <w:p>
@@ -5140,29 +5243,28 @@
       <w:tr>
         <w:tc>
           <w:tcPr>
-            <w:tcW w:w="413" w:type="pct"/>
-            <w:shd w:val="clear" w:color="auto" w:fill="auto"/>
-          </w:tcPr>
-          <w:p>
-            <w:pPr>
-              <w:pStyle w:val="CompactoOE3"/>
-              <w:spacing w:after="0"/>
-              <w:rPr>
-                <w:sz w:val="18"/>
-              </w:rPr>
-            </w:pPr>
-            <w:r>
-              <w:rPr>
-                <w:sz w:val="18"/>
-              </w:rPr>
-              <w:lastRenderedPageBreak/>
+            <w:tcW w:w="391" w:type="pct"/>
+            <w:shd w:val="clear" w:color="auto" w:fill="auto"/>
+          </w:tcPr>
+          <w:p>
+            <w:pPr>
+              <w:pStyle w:val="CompactoOE3"/>
+              <w:spacing w:after="0"/>
+              <w:rPr>
+                <w:sz w:val="18"/>
+              </w:rPr>
+            </w:pPr>
+            <w:r>
+              <w:rPr>
+                <w:sz w:val="18"/>
+              </w:rPr>
               <w:t>INC-50</w:t>
             </w:r>
           </w:p>
         </w:tc>
         <w:tc>
           <w:tcPr>
-            <w:tcW w:w="1892" w:type="pct"/>
+            <w:tcW w:w="2022" w:type="pct"/>
             <w:shd w:val="clear" w:color="auto" w:fill="auto"/>
           </w:tcPr>
           <w:p>
@@ -5183,7 +5285,7 @@
         </w:tc>
         <w:tc>
           <w:tcPr>
-            <w:tcW w:w="1918" w:type="pct"/>
+            <w:tcW w:w="1835" w:type="pct"/>
             <w:shd w:val="clear" w:color="auto" w:fill="auto"/>
           </w:tcPr>
           <w:p>
@@ -5204,7 +5306,7 @@
         </w:tc>
         <w:tc>
           <w:tcPr>
-            <w:tcW w:w="777" w:type="pct"/>
+            <w:tcW w:w="752" w:type="pct"/>
             <w:shd w:val="clear" w:color="auto" w:fill="auto"/>
           </w:tcPr>
           <w:p>
@@ -5227,7 +5329,7 @@
       <w:tr>
         <w:tc>
           <w:tcPr>
-            <w:tcW w:w="413" w:type="pct"/>
+            <w:tcW w:w="391" w:type="pct"/>
             <w:shd w:val="clear" w:color="auto" w:fill="auto"/>
           </w:tcPr>
           <w:p>
@@ -5248,7 +5350,7 @@
         </w:tc>
         <w:tc>
           <w:tcPr>
-            <w:tcW w:w="1892" w:type="pct"/>
+            <w:tcW w:w="2022" w:type="pct"/>
             <w:shd w:val="clear" w:color="auto" w:fill="auto"/>
           </w:tcPr>
           <w:p>
@@ -5269,7 +5371,7 @@
         </w:tc>
         <w:tc>
           <w:tcPr>
-            <w:tcW w:w="1918" w:type="pct"/>
+            <w:tcW w:w="1835" w:type="pct"/>
             <w:shd w:val="clear" w:color="auto" w:fill="auto"/>
           </w:tcPr>
           <w:p>
@@ -5290,7 +5392,7 @@
         </w:tc>
         <w:tc>
           <w:tcPr>
-            <w:tcW w:w="777" w:type="pct"/>
+            <w:tcW w:w="752" w:type="pct"/>
             <w:shd w:val="clear" w:color="auto" w:fill="auto"/>
           </w:tcPr>
           <w:p>
@@ -5313,7 +5415,7 @@
       <w:tr>
         <w:tc>
           <w:tcPr>
-            <w:tcW w:w="413" w:type="pct"/>
+            <w:tcW w:w="391" w:type="pct"/>
             <w:shd w:val="clear" w:color="auto" w:fill="auto"/>
           </w:tcPr>
           <w:p>
@@ -5334,7 +5436,7 @@
         </w:tc>
         <w:tc>
           <w:tcPr>
-            <w:tcW w:w="1892" w:type="pct"/>
+            <w:tcW w:w="2022" w:type="pct"/>
             <w:shd w:val="clear" w:color="auto" w:fill="auto"/>
           </w:tcPr>
           <w:p>
@@ -5355,7 +5457,7 @@
         </w:tc>
         <w:tc>
           <w:tcPr>
-            <w:tcW w:w="1918" w:type="pct"/>
+            <w:tcW w:w="1835" w:type="pct"/>
             <w:shd w:val="clear" w:color="auto" w:fill="auto"/>
           </w:tcPr>
           <w:p>
@@ -5376,7 +5478,7 @@
         </w:tc>
         <w:tc>
           <w:tcPr>
-            <w:tcW w:w="777" w:type="pct"/>
+            <w:tcW w:w="752" w:type="pct"/>
             <w:shd w:val="clear" w:color="auto" w:fill="auto"/>
           </w:tcPr>
           <w:p>
@@ -5399,7 +5501,7 @@
       <w:tr>
         <w:tc>
           <w:tcPr>
-            <w:tcW w:w="413" w:type="pct"/>
+            <w:tcW w:w="391" w:type="pct"/>
             <w:shd w:val="clear" w:color="auto" w:fill="auto"/>
           </w:tcPr>
           <w:p>
@@ -5420,7 +5522,7 @@
         </w:tc>
         <w:tc>
           <w:tcPr>
-            <w:tcW w:w="1892" w:type="pct"/>
+            <w:tcW w:w="2022" w:type="pct"/>
             <w:shd w:val="clear" w:color="auto" w:fill="auto"/>
           </w:tcPr>
           <w:p>
@@ -5441,7 +5543,7 @@
         </w:tc>
         <w:tc>
           <w:tcPr>
-            <w:tcW w:w="1918" w:type="pct"/>
+            <w:tcW w:w="1835" w:type="pct"/>
             <w:shd w:val="clear" w:color="auto" w:fill="auto"/>
           </w:tcPr>
           <w:p>
@@ -5462,7 +5564,7 @@
         </w:tc>
         <w:tc>
           <w:tcPr>
-            <w:tcW w:w="777" w:type="pct"/>
+            <w:tcW w:w="752" w:type="pct"/>
             <w:shd w:val="clear" w:color="auto" w:fill="auto"/>
           </w:tcPr>
           <w:p>
@@ -5485,7 +5587,7 @@
       <w:tr>
         <w:tc>
           <w:tcPr>
-            <w:tcW w:w="413" w:type="pct"/>
+            <w:tcW w:w="391" w:type="pct"/>
             <w:shd w:val="clear" w:color="auto" w:fill="auto"/>
           </w:tcPr>
           <w:p>
@@ -5506,7 +5608,7 @@
         </w:tc>
         <w:tc>
           <w:tcPr>
-            <w:tcW w:w="1892" w:type="pct"/>
+            <w:tcW w:w="2022" w:type="pct"/>
             <w:shd w:val="clear" w:color="auto" w:fill="auto"/>
           </w:tcPr>
           <w:p>
@@ -5527,7 +5629,7 @@
         </w:tc>
         <w:tc>
           <w:tcPr>
-            <w:tcW w:w="1918" w:type="pct"/>
+            <w:tcW w:w="1835" w:type="pct"/>
             <w:shd w:val="clear" w:color="auto" w:fill="auto"/>
           </w:tcPr>
           <w:p>
@@ -5548,7 +5650,7 @@
         </w:tc>
         <w:tc>
           <w:tcPr>
-            <w:tcW w:w="777" w:type="pct"/>
+            <w:tcW w:w="752" w:type="pct"/>
             <w:shd w:val="clear" w:color="auto" w:fill="auto"/>
           </w:tcPr>
           <w:p>
@@ -5571,7 +5673,7 @@
       <w:tr>
         <w:tc>
           <w:tcPr>
-            <w:tcW w:w="413" w:type="pct"/>
+            <w:tcW w:w="391" w:type="pct"/>
             <w:shd w:val="clear" w:color="auto" w:fill="auto"/>
           </w:tcPr>
           <w:p>
@@ -5592,7 +5694,7 @@
         </w:tc>
         <w:tc>
           <w:tcPr>
-            <w:tcW w:w="1892" w:type="pct"/>
+            <w:tcW w:w="2022" w:type="pct"/>
             <w:shd w:val="clear" w:color="auto" w:fill="auto"/>
           </w:tcPr>
           <w:p>
@@ -5613,7 +5715,7 @@
         </w:tc>
         <w:tc>
           <w:tcPr>
-            <w:tcW w:w="1918" w:type="pct"/>
+            <w:tcW w:w="1835" w:type="pct"/>
             <w:shd w:val="clear" w:color="auto" w:fill="auto"/>
           </w:tcPr>
           <w:p>
@@ -5634,7 +5736,7 @@
         </w:tc>
         <w:tc>
           <w:tcPr>
-            <w:tcW w:w="777" w:type="pct"/>
+            <w:tcW w:w="752" w:type="pct"/>
             <w:shd w:val="clear" w:color="auto" w:fill="auto"/>
           </w:tcPr>
           <w:p>
@@ -5657,7 +5759,7 @@
       <w:tr>
         <w:tc>
           <w:tcPr>
-            <w:tcW w:w="413" w:type="pct"/>
+            <w:tcW w:w="391" w:type="pct"/>
             <w:shd w:val="clear" w:color="auto" w:fill="auto"/>
           </w:tcPr>
           <w:p>
@@ -5678,7 +5780,7 @@
         </w:tc>
         <w:tc>
           <w:tcPr>
-            <w:tcW w:w="1892" w:type="pct"/>
+            <w:tcW w:w="2022" w:type="pct"/>
             <w:shd w:val="clear" w:color="auto" w:fill="auto"/>
           </w:tcPr>
           <w:p>
@@ -5699,7 +5801,7 @@
         </w:tc>
         <w:tc>
           <w:tcPr>
-            <w:tcW w:w="1918" w:type="pct"/>
+            <w:tcW w:w="1835" w:type="pct"/>
             <w:shd w:val="clear" w:color="auto" w:fill="auto"/>
           </w:tcPr>
           <w:p>
@@ -5720,7 +5822,7 @@
         </w:tc>
         <w:tc>
           <w:tcPr>
-            <w:tcW w:w="777" w:type="pct"/>
+            <w:tcW w:w="752" w:type="pct"/>
             <w:shd w:val="clear" w:color="auto" w:fill="auto"/>
           </w:tcPr>
           <w:p>
@@ -5743,7 +5845,7 @@
       <w:tr>
         <w:tc>
           <w:tcPr>
-            <w:tcW w:w="413" w:type="pct"/>
+            <w:tcW w:w="391" w:type="pct"/>
             <w:shd w:val="clear" w:color="auto" w:fill="auto"/>
           </w:tcPr>
           <w:p>
@@ -5764,7 +5866,7 @@
         </w:tc>
         <w:tc>
           <w:tcPr>
-            <w:tcW w:w="1892" w:type="pct"/>
+            <w:tcW w:w="2022" w:type="pct"/>
             <w:shd w:val="clear" w:color="auto" w:fill="auto"/>
           </w:tcPr>
           <w:p>
@@ -5785,7 +5887,7 @@
         </w:tc>
         <w:tc>
           <w:tcPr>
-            <w:tcW w:w="1918" w:type="pct"/>
+            <w:tcW w:w="1835" w:type="pct"/>
             <w:shd w:val="clear" w:color="auto" w:fill="auto"/>
           </w:tcPr>
           <w:p>
@@ -5806,7 +5908,7 @@
         </w:tc>
         <w:tc>
           <w:tcPr>
-            <w:tcW w:w="777" w:type="pct"/>
+            <w:tcW w:w="752" w:type="pct"/>
             <w:shd w:val="clear" w:color="auto" w:fill="auto"/>
           </w:tcPr>
           <w:p>
@@ -5829,7 +5931,7 @@
       <w:tr>
         <w:tc>
           <w:tcPr>
-            <w:tcW w:w="413" w:type="pct"/>
+            <w:tcW w:w="391" w:type="pct"/>
             <w:shd w:val="clear" w:color="auto" w:fill="auto"/>
           </w:tcPr>
           <w:p>
@@ -5850,7 +5952,7 @@
         </w:tc>
         <w:tc>
           <w:tcPr>
-            <w:tcW w:w="1892" w:type="pct"/>
+            <w:tcW w:w="2022" w:type="pct"/>
             <w:shd w:val="clear" w:color="auto" w:fill="auto"/>
           </w:tcPr>
           <w:p>
@@ -5871,7 +5973,7 @@
         </w:tc>
         <w:tc>
           <w:tcPr>
-            <w:tcW w:w="1918" w:type="pct"/>
+            <w:tcW w:w="1835" w:type="pct"/>
             <w:shd w:val="clear" w:color="auto" w:fill="auto"/>
           </w:tcPr>
           <w:p>
@@ -5892,7 +5994,7 @@
         </w:tc>
         <w:tc>
           <w:tcPr>
-            <w:tcW w:w="777" w:type="pct"/>
+            <w:tcW w:w="752" w:type="pct"/>
             <w:shd w:val="clear" w:color="auto" w:fill="auto"/>
           </w:tcPr>
           <w:p>
@@ -5915,7 +6017,7 @@
       <w:tr>
         <w:tc>
           <w:tcPr>
-            <w:tcW w:w="413" w:type="pct"/>
+            <w:tcW w:w="391" w:type="pct"/>
             <w:shd w:val="clear" w:color="auto" w:fill="auto"/>
           </w:tcPr>
           <w:p>
@@ -5936,7 +6038,7 @@
         </w:tc>
         <w:tc>
           <w:tcPr>
-            <w:tcW w:w="1892" w:type="pct"/>
+            <w:tcW w:w="2022" w:type="pct"/>
             <w:shd w:val="clear" w:color="auto" w:fill="auto"/>
           </w:tcPr>
           <w:p>
@@ -5957,7 +6059,7 @@
         </w:tc>
         <w:tc>
           <w:tcPr>
-            <w:tcW w:w="1918" w:type="pct"/>
+            <w:tcW w:w="1835" w:type="pct"/>
             <w:shd w:val="clear" w:color="auto" w:fill="auto"/>
           </w:tcPr>
           <w:p>
@@ -5978,7 +6080,7 @@
         </w:tc>
         <w:tc>
           <w:tcPr>
-            <w:tcW w:w="777" w:type="pct"/>
+            <w:tcW w:w="752" w:type="pct"/>
             <w:shd w:val="clear" w:color="auto" w:fill="auto"/>
           </w:tcPr>
           <w:p>
@@ -6001,7 +6103,7 @@
       <w:tr>
         <w:tc>
           <w:tcPr>
-            <w:tcW w:w="413" w:type="pct"/>
+            <w:tcW w:w="391" w:type="pct"/>
             <w:shd w:val="clear" w:color="auto" w:fill="auto"/>
           </w:tcPr>
           <w:p>
@@ -6022,7 +6124,7 @@
         </w:tc>
         <w:tc>
           <w:tcPr>
-            <w:tcW w:w="1892" w:type="pct"/>
+            <w:tcW w:w="2022" w:type="pct"/>
             <w:shd w:val="clear" w:color="auto" w:fill="auto"/>
           </w:tcPr>
           <w:p>
@@ -6043,7 +6145,7 @@
         </w:tc>
         <w:tc>
           <w:tcPr>
-            <w:tcW w:w="1918" w:type="pct"/>
+            <w:tcW w:w="1835" w:type="pct"/>
             <w:shd w:val="clear" w:color="auto" w:fill="auto"/>
           </w:tcPr>
           <w:p>
@@ -6064,7 +6166,7 @@
         </w:tc>
         <w:tc>
           <w:tcPr>
-            <w:tcW w:w="777" w:type="pct"/>
+            <w:tcW w:w="752" w:type="pct"/>
             <w:shd w:val="clear" w:color="auto" w:fill="auto"/>
           </w:tcPr>
           <w:p>
@@ -6087,7 +6189,7 @@
       <w:tr>
         <w:tc>
           <w:tcPr>
-            <w:tcW w:w="413" w:type="pct"/>
+            <w:tcW w:w="391" w:type="pct"/>
             <w:shd w:val="clear" w:color="auto" w:fill="auto"/>
           </w:tcPr>
           <w:p>
@@ -6108,7 +6210,7 @@
         </w:tc>
         <w:tc>
           <w:tcPr>
-            <w:tcW w:w="1892" w:type="pct"/>
+            <w:tcW w:w="2022" w:type="pct"/>
             <w:shd w:val="clear" w:color="auto" w:fill="auto"/>
           </w:tcPr>
           <w:p>
@@ -6129,7 +6231,7 @@
         </w:tc>
         <w:tc>
           <w:tcPr>
-            <w:tcW w:w="1918" w:type="pct"/>
+            <w:tcW w:w="1835" w:type="pct"/>
             <w:shd w:val="clear" w:color="auto" w:fill="auto"/>
           </w:tcPr>
           <w:p>
@@ -6157,7 +6259,7 @@
         </w:tc>
         <w:tc>
           <w:tcPr>
-            <w:tcW w:w="777" w:type="pct"/>
+            <w:tcW w:w="752" w:type="pct"/>
             <w:shd w:val="clear" w:color="auto" w:fill="auto"/>
           </w:tcPr>
           <w:p>
@@ -6180,7 +6282,7 @@
       <w:tr>
         <w:tc>
           <w:tcPr>
-            <w:tcW w:w="413" w:type="pct"/>
+            <w:tcW w:w="391" w:type="pct"/>
             <w:shd w:val="clear" w:color="auto" w:fill="auto"/>
           </w:tcPr>
           <w:p>
@@ -6201,7 +6303,7 @@
         </w:tc>
         <w:tc>
           <w:tcPr>
-            <w:tcW w:w="1892" w:type="pct"/>
+            <w:tcW w:w="2022" w:type="pct"/>
             <w:shd w:val="clear" w:color="auto" w:fill="auto"/>
           </w:tcPr>
           <w:p>
@@ -6222,7 +6324,7 @@
         </w:tc>
         <w:tc>
           <w:tcPr>
-            <w:tcW w:w="1918" w:type="pct"/>
+            <w:tcW w:w="1835" w:type="pct"/>
             <w:shd w:val="clear" w:color="auto" w:fill="auto"/>
           </w:tcPr>
           <w:p>
@@ -6243,7 +6345,7 @@
         </w:tc>
         <w:tc>
           <w:tcPr>
-            <w:tcW w:w="777" w:type="pct"/>
+            <w:tcW w:w="752" w:type="pct"/>
             <w:shd w:val="clear" w:color="auto" w:fill="auto"/>
           </w:tcPr>
           <w:p>
@@ -6266,28 +6368,29 @@
       <w:tr>
         <w:tc>
           <w:tcPr>
-            <w:tcW w:w="413" w:type="pct"/>
-            <w:shd w:val="clear" w:color="auto" w:fill="auto"/>
-          </w:tcPr>
-          <w:p>
-            <w:pPr>
-              <w:pStyle w:val="CompactoOE3"/>
-              <w:spacing w:after="0"/>
-              <w:rPr>
-                <w:sz w:val="18"/>
-              </w:rPr>
-            </w:pPr>
-            <w:r>
-              <w:rPr>
-                <w:sz w:val="18"/>
-              </w:rPr>
+            <w:tcW w:w="391" w:type="pct"/>
+            <w:shd w:val="clear" w:color="auto" w:fill="auto"/>
+          </w:tcPr>
+          <w:p>
+            <w:pPr>
+              <w:pStyle w:val="CompactoOE3"/>
+              <w:spacing w:after="0"/>
+              <w:rPr>
+                <w:sz w:val="18"/>
+              </w:rPr>
+            </w:pPr>
+            <w:r>
+              <w:rPr>
+                <w:sz w:val="18"/>
+              </w:rPr>
+              <w:lastRenderedPageBreak/>
               <w:t>INC-120</w:t>
             </w:r>
           </w:p>
         </w:tc>
         <w:tc>
           <w:tcPr>
-            <w:tcW w:w="1892" w:type="pct"/>
+            <w:tcW w:w="2022" w:type="pct"/>
             <w:shd w:val="clear" w:color="auto" w:fill="auto"/>
           </w:tcPr>
           <w:p>
@@ -6308,7 +6411,7 @@
         </w:tc>
         <w:tc>
           <w:tcPr>
-            <w:tcW w:w="1918" w:type="pct"/>
+            <w:tcW w:w="1835" w:type="pct"/>
             <w:shd w:val="clear" w:color="auto" w:fill="auto"/>
           </w:tcPr>
           <w:p>
@@ -6329,7 +6432,7 @@
         </w:tc>
         <w:tc>
           <w:tcPr>
-            <w:tcW w:w="777" w:type="pct"/>
+            <w:tcW w:w="752" w:type="pct"/>
             <w:shd w:val="clear" w:color="auto" w:fill="auto"/>
           </w:tcPr>
           <w:p>
@@ -6352,7 +6455,7 @@
       <w:tr>
         <w:tc>
           <w:tcPr>
-            <w:tcW w:w="413" w:type="pct"/>
+            <w:tcW w:w="391" w:type="pct"/>
             <w:shd w:val="clear" w:color="auto" w:fill="auto"/>
           </w:tcPr>
           <w:p>
@@ -6373,7 +6476,7 @@
         </w:tc>
         <w:tc>
           <w:tcPr>
-            <w:tcW w:w="1892" w:type="pct"/>
+            <w:tcW w:w="2022" w:type="pct"/>
             <w:shd w:val="clear" w:color="auto" w:fill="auto"/>
           </w:tcPr>
           <w:p>
@@ -6394,7 +6497,7 @@
         </w:tc>
         <w:tc>
           <w:tcPr>
-            <w:tcW w:w="1918" w:type="pct"/>
+            <w:tcW w:w="1835" w:type="pct"/>
             <w:shd w:val="clear" w:color="auto" w:fill="auto"/>
           </w:tcPr>
           <w:p>
@@ -6415,7 +6518,7 @@
         </w:tc>
         <w:tc>
           <w:tcPr>
-            <w:tcW w:w="777" w:type="pct"/>
+            <w:tcW w:w="752" w:type="pct"/>
             <w:shd w:val="clear" w:color="auto" w:fill="auto"/>
           </w:tcPr>
           <w:p>
@@ -6431,6 +6534,330 @@
                 <w:sz w:val="18"/>
               </w:rPr>
               <w:t>01/10/2026</w:t>
+            </w:r>
+          </w:p>
+        </w:tc>
+      </w:tr>
+      <w:tr>
+        <w:tc>
+          <w:tcPr>
+            <w:tcW w:w="391" w:type="pct"/>
+            <w:shd w:val="clear" w:color="auto" w:fill="auto"/>
+          </w:tcPr>
+          <w:p>
+            <w:pPr>
+              <w:pStyle w:val="CompactoOE3"/>
+              <w:spacing w:after="0"/>
+              <w:rPr>
+                <w:sz w:val="18"/>
+              </w:rPr>
+            </w:pPr>
+            <w:r>
+              <w:rPr>
+                <w:sz w:val="18"/>
+              </w:rPr>
+              <w:t>INC-155</w:t>
+            </w:r>
+          </w:p>
+        </w:tc>
+        <w:tc>
+          <w:tcPr>
+            <w:tcW w:w="2022" w:type="pct"/>
+            <w:shd w:val="clear" w:color="auto" w:fill="auto"/>
+          </w:tcPr>
+          <w:p>
+            <w:pPr>
+              <w:pStyle w:val="CompactoOE3"/>
+              <w:spacing w:after="0"/>
+              <w:rPr>
+                <w:sz w:val="18"/>
+              </w:rPr>
+            </w:pPr>
+            <w:r>
+              <w:rPr>
+                <w:sz w:val="18"/>
+              </w:rPr>
+              <w:t>Troncos del bosque con menos empuje, sin huida bajo el cursor y con clic sobre todo el cuerpo; la prueba de RF-23 pasa a «menor o igual»</w:t>
+            </w:r>
+          </w:p>
+        </w:tc>
+        <w:tc>
+          <w:tcPr>
+            <w:tcW w:w="1835" w:type="pct"/>
+            <w:shd w:val="clear" w:color="auto" w:fill="auto"/>
+          </w:tcPr>
+          <w:p>
+            <w:pPr>
+              <w:pStyle w:val="CompactoOE3"/>
+              <w:spacing w:after="0"/>
+              <w:rPr>
+                <w:sz w:val="18"/>
+              </w:rPr>
+            </w:pPr>
+            <w:r>
+              <w:rPr>
+                <w:rStyle w:val="CdigoenlneaOE3"/>
+                <w:sz w:val="18"/>
+              </w:rPr>
+              <w:t>N2_WheelLevelConfig</w:t>
+            </w:r>
+            <w:r>
+              <w:rPr>
+                <w:sz w:val="18"/>
+              </w:rPr>
+              <w:t xml:space="preserve">, </w:t>
+            </w:r>
+            <w:r>
+              <w:rPr>
+                <w:rStyle w:val="CdigoenlneaOE3"/>
+                <w:sz w:val="18"/>
+              </w:rPr>
+              <w:t>ForestObjectNudge</w:t>
+            </w:r>
+            <w:r>
+              <w:rPr>
+                <w:sz w:val="18"/>
+              </w:rPr>
+              <w:t xml:space="preserve">, </w:t>
+            </w:r>
+            <w:r>
+              <w:rPr>
+                <w:rStyle w:val="CdigoenlneaOE3"/>
+                <w:sz w:val="18"/>
+              </w:rPr>
+              <w:t>RollingLog</w:t>
+            </w:r>
+            <w:r>
+              <w:rPr>
+                <w:sz w:val="18"/>
+              </w:rPr>
+              <w:t xml:space="preserve"> y sus pruebas</w:t>
+            </w:r>
+          </w:p>
+        </w:tc>
+        <w:tc>
+          <w:tcPr>
+            <w:tcW w:w="752" w:type="pct"/>
+            <w:shd w:val="clear" w:color="auto" w:fill="auto"/>
+          </w:tcPr>
+          <w:p>
+            <w:pPr>
+              <w:pStyle w:val="CompactoOE3"/>
+              <w:spacing w:after="0"/>
+              <w:rPr>
+                <w:sz w:val="18"/>
+              </w:rPr>
+            </w:pPr>
+            <w:r>
+              <w:rPr>
+                <w:sz w:val="18"/>
+              </w:rPr>
+              <w:t>13/10/2026</w:t>
+            </w:r>
+          </w:p>
+        </w:tc>
+      </w:tr>
+      <w:tr>
+        <w:tc>
+          <w:tcPr>
+            <w:tcW w:w="391" w:type="pct"/>
+            <w:shd w:val="clear" w:color="auto" w:fill="auto"/>
+          </w:tcPr>
+          <w:p>
+            <w:pPr>
+              <w:pStyle w:val="CompactoOE3"/>
+              <w:spacing w:after="0"/>
+              <w:rPr>
+                <w:sz w:val="18"/>
+              </w:rPr>
+            </w:pPr>
+            <w:r>
+              <w:rPr>
+                <w:sz w:val="18"/>
+              </w:rPr>
+              <w:t>INC-156</w:t>
+            </w:r>
+          </w:p>
+        </w:tc>
+        <w:tc>
+          <w:tcPr>
+            <w:tcW w:w="2022" w:type="pct"/>
+            <w:shd w:val="clear" w:color="auto" w:fill="auto"/>
+          </w:tcPr>
+          <w:p>
+            <w:pPr>
+              <w:pStyle w:val="CompactoOE3"/>
+              <w:spacing w:after="0"/>
+              <w:rPr>
+                <w:sz w:val="18"/>
+              </w:rPr>
+            </w:pPr>
+            <w:r>
+              <w:rPr>
+                <w:sz w:val="18"/>
+              </w:rPr>
+              <w:t>El lado de «Girar» se dibuja con flechas curvas de Phosphor Icons</w:t>
+            </w:r>
+          </w:p>
+        </w:tc>
+        <w:tc>
+          <w:tcPr>
+            <w:tcW w:w="1835" w:type="pct"/>
+            <w:shd w:val="clear" w:color="auto" w:fill="auto"/>
+          </w:tcPr>
+          <w:p>
+            <w:pPr>
+              <w:pStyle w:val="CompactoOE3"/>
+              <w:spacing w:after="0"/>
+              <w:rPr>
+                <w:sz w:val="18"/>
+              </w:rPr>
+            </w:pPr>
+            <w:r>
+              <w:rPr>
+                <w:sz w:val="18"/>
+              </w:rPr>
+              <w:t xml:space="preserve">Índice de sprites, créditos y </w:t>
+            </w:r>
+            <w:r>
+              <w:rPr>
+                <w:rStyle w:val="CdigoenlneaOE3"/>
+                <w:sz w:val="18"/>
+              </w:rPr>
+              <w:t>Level2_Maze</w:t>
+            </w:r>
+          </w:p>
+        </w:tc>
+        <w:tc>
+          <w:tcPr>
+            <w:tcW w:w="752" w:type="pct"/>
+            <w:shd w:val="clear" w:color="auto" w:fill="auto"/>
+          </w:tcPr>
+          <w:p>
+            <w:pPr>
+              <w:pStyle w:val="CompactoOE3"/>
+              <w:spacing w:after="0"/>
+              <w:rPr>
+                <w:sz w:val="18"/>
+              </w:rPr>
+            </w:pPr>
+            <w:r>
+              <w:rPr>
+                <w:sz w:val="18"/>
+              </w:rPr>
+              <w:t>13/10/2026</w:t>
+            </w:r>
+          </w:p>
+        </w:tc>
+      </w:tr>
+      <w:tr>
+        <w:tc>
+          <w:tcPr>
+            <w:tcW w:w="391" w:type="pct"/>
+            <w:shd w:val="clear" w:color="auto" w:fill="auto"/>
+          </w:tcPr>
+          <w:p>
+            <w:pPr>
+              <w:pStyle w:val="CompactoOE3"/>
+              <w:spacing w:after="0"/>
+              <w:rPr>
+                <w:sz w:val="18"/>
+              </w:rPr>
+            </w:pPr>
+            <w:r>
+              <w:rPr>
+                <w:sz w:val="18"/>
+              </w:rPr>
+              <w:t>INC-159</w:t>
+            </w:r>
+          </w:p>
+        </w:tc>
+        <w:tc>
+          <w:tcPr>
+            <w:tcW w:w="2022" w:type="pct"/>
+            <w:shd w:val="clear" w:color="auto" w:fill="auto"/>
+          </w:tcPr>
+          <w:p>
+            <w:pPr>
+              <w:pStyle w:val="CompactoOE3"/>
+              <w:spacing w:after="0"/>
+              <w:rPr>
+                <w:sz w:val="18"/>
+              </w:rPr>
+            </w:pPr>
+            <w:r>
+              <w:rPr>
+                <w:sz w:val="18"/>
+              </w:rPr>
+              <w:t>La pausa pasa de tres botones a cinco; deja sin efecto a INC-49 en el número de botones</w:t>
+            </w:r>
+          </w:p>
+        </w:tc>
+        <w:tc>
+          <w:tcPr>
+            <w:tcW w:w="1835" w:type="pct"/>
+            <w:shd w:val="clear" w:color="auto" w:fill="auto"/>
+          </w:tcPr>
+          <w:p>
+            <w:pPr>
+              <w:pStyle w:val="CompactoOE3"/>
+              <w:spacing w:after="0"/>
+              <w:rPr>
+                <w:sz w:val="18"/>
+              </w:rPr>
+            </w:pPr>
+            <w:r>
+              <w:rPr>
+                <w:sz w:val="18"/>
+              </w:rPr>
+              <w:t xml:space="preserve">Interfaces, </w:t>
+            </w:r>
+            <w:r>
+              <w:rPr>
+                <w:rStyle w:val="CdigoenlneaOE3"/>
+                <w:sz w:val="18"/>
+              </w:rPr>
+              <w:t>MenuPausa.prefab</w:t>
+            </w:r>
+            <w:r>
+              <w:rPr>
+                <w:sz w:val="18"/>
+              </w:rPr>
+              <w:t xml:space="preserve"> y </w:t>
+            </w:r>
+            <w:r>
+              <w:rPr>
+                <w:rStyle w:val="CdigoenlneaOE3"/>
+                <w:sz w:val="18"/>
+              </w:rPr>
+              <w:t>PauseMenuContent</w:t>
+            </w:r>
+            <w:r>
+              <w:rPr>
+                <w:sz w:val="18"/>
+              </w:rPr>
+              <w:t>; RF-07 y HU-17 radicados esperan autorización</w:t>
+            </w:r>
+          </w:p>
+        </w:tc>
+        <w:tc>
+          <w:tcPr>
+            <w:tcW w:w="752" w:type="pct"/>
+            <w:shd w:val="clear" w:color="auto" w:fill="auto"/>
+          </w:tcPr>
+          <w:p>
+            <w:pPr>
+              <w:pStyle w:val="CompactoOE3"/>
+              <w:spacing w:after="0"/>
+              <w:rPr>
+                <w:sz w:val="18"/>
+              </w:rPr>
+            </w:pPr>
+            <w:r>
+              <w:rPr>
+                <w:sz w:val="18"/>
+              </w:rPr>
+              <w:t>13/10/2026</w:t>
             </w:r>
           </w:p>
         </w:tc>
@@ -6440,9 +6867,8 @@
       <w:pPr>
         <w:pStyle w:val="Ttulo2"/>
       </w:pPr>
-      <w:bookmarkStart w:id="4" w:name="_Toc242544924"/>
-      <w:r>
-        <w:lastRenderedPageBreak/>
+      <w:bookmarkStart w:id="4" w:name="_Toc242827057"/>
+      <w:r>
         <w:t>4. Verificación</w:t>
       </w:r>
       <w:bookmarkEnd w:id="4"/>
@@ -6478,7 +6904,10 @@
         <w:t>Game.Levels.Wheel.Tests</w:t>
       </w:r>
       <w:r>
-        <w:t xml:space="preserve"> tiene 78 métodos, que la corrida final ejecutó como 81 casos, y </w:t>
+        <w:t xml:space="preserve"> </w:t>
+      </w:r>
+      <w:r>
+        <w:t xml:space="preserve">tiene 78 métodos, que la corrida final ejecutó como 81 casos, y </w:t>
       </w:r>
       <w:r>
         <w:rPr>
@@ -6814,6 +7243,7 @@
               <w:rPr>
                 <w:sz w:val="18"/>
               </w:rPr>
+              <w:lastRenderedPageBreak/>
               <w:t>RF-25</w:t>
             </w:r>
           </w:p>
@@ -7237,14 +7667,7 @@
               <w:rPr>
                 <w:sz w:val="18"/>
               </w:rPr>
-              <w:t xml:space="preserve">Editor de bloques de </w:t>
-            </w:r>
-            <w:r>
-              <w:rPr>
-                <w:sz w:val="18"/>
-              </w:rPr>
-              <w:lastRenderedPageBreak/>
-              <w:t>instrucciones</w:t>
+              <w:t>Editor de bloques de instrucciones</w:t>
             </w:r>
           </w:p>
         </w:tc>
@@ -7266,7 +7689,6 @@
                 <w:rStyle w:val="CdigoenlneaOE3"/>
                 <w:sz w:val="18"/>
               </w:rPr>
-              <w:lastRenderedPageBreak/>
               <w:t>CartState_RF31_AvanzarEsRelativoALaOrientacionNoAbsoluto</w:t>
             </w:r>
           </w:p>
@@ -7492,10 +7914,7 @@
         <w:t>Tabla C.7.</w:t>
       </w:r>
       <w:r>
-        <w:t xml:space="preserve"> </w:t>
-      </w:r>
-      <w:r>
-        <w:t>Pruebas del Nivel 2 añadidas o ajustadas del 29 de septiembre al 1 de octubre de 2026.</w:t>
+        <w:t xml:space="preserve"> Pruebas del Nivel 2 añadidas o ajustadas del 29 de septiembre al 1 de octubre de 2026.</w:t>
       </w:r>
     </w:p>
     <w:tbl>
@@ -7539,6 +7958,7 @@
                 <w:b/>
                 <w:sz w:val="18"/>
               </w:rPr>
+              <w:lastRenderedPageBreak/>
               <w:t>Prueba</w:t>
             </w:r>
           </w:p>
@@ -7901,7 +8321,6 @@
                 <w:rStyle w:val="CdigoenlneaOE3"/>
                 <w:sz w:val="18"/>
               </w:rPr>
-              <w:lastRenderedPageBreak/>
               <w:t>WorkshopScene_RF29_SoltarElMazoLejosNoCuentaComoIntento</w:t>
             </w:r>
           </w:p>
@@ -8274,7 +8693,14 @@
               <w:rPr>
                 <w:sz w:val="18"/>
               </w:rPr>
-              <w:t>Al amarrar, la carretilla cambia de dibujo</w:t>
+              <w:t xml:space="preserve">Al amarrar, la carretilla </w:t>
+            </w:r>
+            <w:r>
+              <w:rPr>
+                <w:sz w:val="18"/>
+              </w:rPr>
+              <w:lastRenderedPageBreak/>
+              <w:t>cambia de dibujo</w:t>
             </w:r>
           </w:p>
         </w:tc>
@@ -8295,7 +8721,15 @@
               <w:rPr>
                 <w:sz w:val="18"/>
               </w:rPr>
-              <w:t>D10-2; seguía el cuarto dibujo</w:t>
+              <w:lastRenderedPageBreak/>
+              <w:t xml:space="preserve">D10-2; seguía el </w:t>
+            </w:r>
+            <w:r>
+              <w:rPr>
+                <w:sz w:val="18"/>
+              </w:rPr>
+              <w:lastRenderedPageBreak/>
+              <w:t>cuarto dibujo</w:t>
             </w:r>
           </w:p>
         </w:tc>
@@ -8319,6 +8753,7 @@
                 <w:rStyle w:val="CdigoenlneaOE3"/>
                 <w:sz w:val="18"/>
               </w:rPr>
+              <w:lastRenderedPageBreak/>
               <w:t>WheelLevel_RNF20_ContrasteSuficienteEnLasTresEscenas</w:t>
             </w:r>
           </w:p>
@@ -8517,7 +8952,6 @@
                 <w:rStyle w:val="CdigoenlneaOE3"/>
                 <w:sz w:val="18"/>
               </w:rPr>
-              <w:lastRenderedPageBreak/>
               <w:t>MazeScene_RF34_RetirarYReordenarArrastrandoCuentanSoloLasEdicionesHechas</w:t>
             </w:r>
             <w:r>
@@ -8742,6 +9176,7 @@
                 <w:rStyle w:val="CdigoenlneaOE3"/>
                 <w:sz w:val="18"/>
               </w:rPr>
+              <w:lastRenderedPageBreak/>
               <w:t>SequenceListRules_RF32_*</w:t>
             </w:r>
             <w:r>
@@ -9106,7 +9541,6 @@
               <w:rPr>
                 <w:sz w:val="18"/>
               </w:rPr>
-              <w:lastRenderedPageBreak/>
               <w:t>10/09/2026</w:t>
             </w:r>
           </w:p>
@@ -9786,7 +10220,11 @@
         <w:pStyle w:val="PrimerprrafoOE3"/>
       </w:pPr>
       <w:r>
-        <w:t xml:space="preserve">Para las casillas del punto de control W-F que pedían el ejecutable sirvieron los dos candidatos del 01/10/2026, de los cuales se entrega el segundo, el ejecutable del corte. La peor carga medida entre los dos fue de 0,05 s en </w:t>
+        <w:t xml:space="preserve">Para las casillas del punto de control W-F que pedían el ejecutable sirvieron los dos candidatos del 01/10/2026, de los cuales se entrega el segundo, el ejecutable del corte. La </w:t>
+      </w:r>
+      <w:r>
+        <w:lastRenderedPageBreak/>
+        <w:t xml:space="preserve">peor carga medida entre los dos fue de 0,05 s en </w:t>
       </w:r>
       <w:r>
         <w:rPr>
@@ -9813,13 +10251,13 @@
         <w:t>Level2_Maze</w:t>
       </w:r>
       <w:r>
-        <w:t>; la memoria de trabajo máxima del proceso del corte, 446 MB, y la carpeta entregable, 479,0 MB. Los tres recorridos completos terminaron sin incidencias bloqueantes. Los dos primeros, sobre el primer candidato, vieron dos defectos del laberinto: un bloque tomado de «Tu secuencia» se quedaba pegado al cursor (RF-34) y, con la lista desplazada, el bloque en curso se ejecutaba fuera de la vista (RF-32). El ejecutable del corte los corrige (aparta</w:t>
-      </w:r>
-      <w:r>
-        <w:t>do 2.4): sobre él la evaluación funcional del OE4 repitió entera la sesión del laberinto, reordenó y retiró bloques en un solo gesto sin que nada siguiera al cursor, vio resaltado el bloque en curso con nueve y con diez bloques en la lista, vació la secuencia con tres papeleras seguidas y el cajón cerrado y comprobó en el perfil que las 40 ediciones de la fase eran todas del jugador. La exclusión de RNF-16 se ejecutó además retirando físicamente cada nivel en una copia del proyecto con el árbol del primer c</w:t>
-      </w:r>
-      <w:r>
-        <w:t xml:space="preserve">andidato; el del corte no cambia ninguna definición de assembly. Sin </w:t>
+        <w:t>; la memoria de trabajo máxima del proceso del corte, 446 MB, y la carpeta entregable, 479,0 MB. Los tres recorridos completos terminaron sin incidencias bloqueantes. Los dos primeros, sobre el primer candidato, vieron dos defectos del laberinto: un bloque tomado de «Tu secuencia» se quedaba pegado al cursor (RF-34) y, con la lista desplazada, el bloque en curso se ejecutaba fuera de la vista (RF</w:t>
+      </w:r>
+      <w:r>
+        <w:t>-32). El ejecutable del corte los corrige (apartado 2.4): sobre él la evaluación funcional del OE4 repitió entera la sesión del laberinto, reordenó y retiró bloques en un solo gesto sin que nada siguiera al cursor, vio resaltado el bloque en curso con nueve y con diez bloques en la lista, vació la secuencia con tres papeleras seguidas y el cajón cerrado y comprobó en el perfil que las 40 ediciones de la fase eran todas del jugador. La exclusión de RNF-16 se ejecutó además retirando físicamente cada nivel en</w:t>
+      </w:r>
+      <w:r>
+        <w:t xml:space="preserve"> una copia del proyecto con el árbol del primer candidato; el del corte no cambia ninguna definición de assembly. Sin </w:t>
       </w:r>
       <w:r>
         <w:rPr>
@@ -9843,7 +10281,13 @@
         <w:rPr>
           <w:rStyle w:val="CdigoenlneaOE3"/>
         </w:rPr>
-        <w:t>Level2_Workshop</w:t>
+        <w:t>Level2_Worksho</w:t>
+      </w:r>
+      <w:r>
+        <w:rPr>
+          <w:rStyle w:val="CdigoenlneaOE3"/>
+        </w:rPr>
+        <w:t>p</w:t>
       </w:r>
       <w:r>
         <w:t xml:space="preserve"> o </w:t>
@@ -9855,21 +10299,14 @@
         <w:t>Level2_Maze</w:t>
       </w:r>
       <w:r>
-        <w:t>. En la otra copia, entre los fall</w:t>
-      </w:r>
-      <w:r>
-        <w:t xml:space="preserve">os de entorno, figuran tres pruebas de disposición del propio Nivel 2, que no caben en la vista de 640 × 480 de la corrida por lotes y fallan igual en el árbol completo. Los demás fallos de las dos copias exigen el repositorio con sus tres niveles o se </w:t>
-      </w:r>
-      <w:r>
-        <w:lastRenderedPageBreak/>
-        <w:t>deben a ese mismo entorno, y ninguno apunta a una dependencia entre niveles. El método y las doce escenas se presentan en el documento principal, apartados 8.3 y 9.5.</w:t>
+        <w:t>. En la otra copia, entre los fallos de entorno, figuran tres pruebas de disposición del propio Nivel 2, que no caben en la vista de 640 × 480 de la corrida por lotes y fallan igual en el árbol completo. Los demás fallos de las dos copias exigen el repositorio con sus tres niveles o se deben a ese mismo entorno, y ninguno apunta a una dependencia entre niveles. El método y las doce escenas se presentan en el documento principal, apartados 8.3 y 9.5.</w:t>
       </w:r>
     </w:p>
     <w:p>
       <w:pPr>
         <w:pStyle w:val="Ttulo2"/>
       </w:pPr>
-      <w:bookmarkStart w:id="5" w:name="_Toc242544925"/>
+      <w:bookmarkStart w:id="5" w:name="_Toc242827058"/>
       <w:r>
         <w:t>5. Archivos principales</w:t>
       </w:r>
@@ -10374,6 +10811,7 @@
                 <w:rStyle w:val="CdigoenlneaOE3"/>
                 <w:sz w:val="18"/>
               </w:rPr>
+              <w:lastRenderedPageBreak/>
               <w:t>Assets/Game/Scripts/Runtime/Scaffolding/</w:t>
             </w:r>
           </w:p>
@@ -11030,7 +11468,7 @@
       <w:pPr>
         <w:pStyle w:val="Ttulo2"/>
       </w:pPr>
-      <w:bookmarkStart w:id="6" w:name="_Toc242544926"/>
+      <w:bookmarkStart w:id="6" w:name="_Toc242827059"/>
       <w:r>
         <w:t>6. Evaluación del OE4 y verificaciones a cargo de Santiago Benavides Rey</w:t>
       </w:r>
@@ -11041,7 +11479,6 @@
         <w:pStyle w:val="PrimerprrafoOE3"/>
       </w:pPr>
       <w:r>
-        <w:lastRenderedPageBreak/>
         <w:t xml:space="preserve">Del tablero de este slice quedan abiertas por diseño dos casillas, ambas de PG-05: comprobar que el paso del panel de clics del Nivel 1 al arrastre del Nivel 2 no confunde a los estudiantes. Es una observación de la sesión con estudiantes, no una aserción, y el acta D10 (apartado 4) la deja a cargo de Santiago Benavides Rey, como guion H1 de la hoja de verificaciones manuales del OE4, precedida del consentimiento firmado de los acudientes (RNF-12). Las casillas se marcan cuando entregue los resultados y no </w:t>
       </w:r>
       <w:r>
@@ -11056,7 +11493,11 @@
         <w:t>En el carril de sonido sigue faltando el ambiente nocturno del Nivel 2: la escena 2.5 y el puente al Nivel 3 suenan con el ambiente de la cueva oscura del Nivel 1 (Anexo E, apartado 6). El estado de la tarjeta D09-4, la fogata del cierre del nivel a cargo de Santiago Valdiri García, no se revisó en el acta D10 y se confirma con él; la escena 2.5 tiene su fuego desde el 23 de septiembre. Los tres defectos del laberinto que halló la primera pasada de pruebas funcionales en el primer candidato, el bloque pegad</w:t>
       </w:r>
       <w:r>
-        <w:t>o al cursor, el bloque en curso fuera de la vista y la papelera que no volvía con el cajón cerrado, están corregidos en el ejecutable del corte (apartado 2.4). Quedan cuatro observaciones menores, documentadas con su arreglo y sin corregir en este corte: bajar un bloque una sola posición, soltándolo en la mitad de abajo del que subió, no hace nada; un doble clic en la papelera retira dos bloques; tras una ejecución fallida la lista queda donde deja ver el bloque donde se detuvo, y su papelera cambia de siti</w:t>
+        <w:t xml:space="preserve">o al cursor, el bloque en curso fuera de la vista y la papelera que no volvía con el cajón cerrado, están corregidos en el ejecutable del corte (apartado 2.4). Quedan cuatro observaciones menores, documentadas con su arreglo y sin corregir en este corte: bajar un bloque una sola posición, soltándolo en la mitad de abajo del que subió, no hace nada; un doble clic en la papelera retira dos bloques; tras una </w:t>
+      </w:r>
+      <w:r>
+        <w:lastRenderedPageBreak/>
+        <w:t>ejecución fallida la lista queda donde deja ver el bloque donde se detuvo, y su papelera cambia de siti</w:t>
       </w:r>
       <w:r>
         <w:t>o, y la flecha de página del panel de perfiles se oculta donde las del laberinto se apagan (documento principal, apartado 10.4). La deuda técnica menor del nivel, como el nombre de la prueba de RF-27 o dos comentarios que quedaron atrás en el código, se recoge en el documento principal, apartado 10.4.</w:t>
@@ -11260,7 +11701,7 @@
   <w:abstractNum w:abstractNumId="0" w15:restartNumberingAfterBreak="0">
     <w:nsid w:val="0000A990"/>
     <w:multiLevelType w:val="multilevel"/>
-    <w:tmpl w:val="62189CF8"/>
+    <w:tmpl w:val="262A7DB0"/>
     <w:lvl w:ilvl="0">
       <w:numFmt w:val="bullet"/>
       <w:lvlText w:val=" "/>
@@ -11533,16 +11974,16 @@
       </w:pPr>
     </w:lvl>
   </w:abstractNum>
-  <w:num w:numId="1" w16cid:durableId="1660695755">
+  <w:num w:numId="1" w16cid:durableId="770205872">
     <w:abstractNumId w:val="1"/>
   </w:num>
-  <w:num w:numId="2" w16cid:durableId="1438521235">
+  <w:num w:numId="2" w16cid:durableId="610012632">
     <w:abstractNumId w:val="2"/>
     <w:lvlOverride w:ilvl="0">
       <w:startOverride w:val="1"/>
     </w:lvlOverride>
   </w:num>
-  <w:num w:numId="3" w16cid:durableId="1120338663">
+  <w:num w:numId="3" w16cid:durableId="611398277">
     <w:abstractNumId w:val="0"/>
   </w:num>
 </w:numbering>
@@ -12348,7 +12789,7 @@
     <w:link w:val="EncabezadoCar"/>
     <w:uiPriority w:val="99"/>
     <w:unhideWhenUsed/>
-    <w:rsid w:val="004F31EA"/>
+    <w:rsid w:val="00D5534B"/>
     <w:pPr>
       <w:tabs>
         <w:tab w:val="center" w:pos="4419"/>
@@ -12362,7 +12803,7 @@
     <w:basedOn w:val="Fuentedeprrafopredeter"/>
     <w:link w:val="Encabezado"/>
     <w:uiPriority w:val="99"/>
-    <w:rsid w:val="004F31EA"/>
+    <w:rsid w:val="00D5534B"/>
   </w:style>
   <w:style w:type="paragraph" w:styleId="Piedepgina">
     <w:name w:val="footer"/>
@@ -12370,7 +12811,7 @@
     <w:link w:val="PiedepginaCar"/>
     <w:uiPriority w:val="99"/>
     <w:unhideWhenUsed/>
-    <w:rsid w:val="004F31EA"/>
+    <w:rsid w:val="00D5534B"/>
     <w:pPr>
       <w:tabs>
         <w:tab w:val="center" w:pos="4419"/>
@@ -12384,7 +12825,7 @@
     <w:basedOn w:val="Fuentedeprrafopredeter"/>
     <w:link w:val="Piedepgina"/>
     <w:uiPriority w:val="99"/>
-    <w:rsid w:val="004F31EA"/>
+    <w:rsid w:val="00D5534B"/>
   </w:style>
   <w:style w:type="character" w:styleId="Nmerodepgina">
     <w:name w:val="page number"/>
@@ -12392,7 +12833,7 @@
     <w:uiPriority w:val="99"/>
     <w:semiHidden/>
     <w:unhideWhenUsed/>
-    <w:rsid w:val="004F31EA"/>
+    <w:rsid w:val="00D5534B"/>
   </w:style>
 </w:styles>
 </file>

--- a/docs/anexos oe3/Solucion_OE3_Anexo_C_Slice_2.docx
+++ b/docs/anexos oe3/Solucion_OE3_Anexo_C_Slice_2.docx
@@ -24,7 +24,7 @@
       <w:r>
         <w:fldChar w:fldCharType="separate"/>
       </w:r>
-      <w:hyperlink w:anchor="_Toc242827053" w:history="1">
+      <w:hyperlink w:anchor="_Toc242887238" w:history="1">
         <w:r>
           <w:rPr>
             <w:rStyle w:val="Hipervnculo"/>
@@ -51,7 +51,7 @@
             <w:noProof/>
             <w:webHidden/>
           </w:rPr>
-          <w:instrText xml:space="preserve"> PAGEREF _Toc242827053 \h </w:instrText>
+          <w:instrText xml:space="preserve"> PAGEREF _Toc242887238 \h </w:instrText>
         </w:r>
         <w:r>
           <w:rPr>
@@ -95,7 +95,7 @@
           <w14:ligatures w14:val="standardContextual"/>
         </w:rPr>
       </w:pPr>
-      <w:hyperlink w:anchor="_Toc242827054" w:history="1">
+      <w:hyperlink w:anchor="_Toc242887239" w:history="1">
         <w:r>
           <w:rPr>
             <w:rStyle w:val="Hipervnculo"/>
@@ -122,7 +122,7 @@
             <w:noProof/>
             <w:webHidden/>
           </w:rPr>
-          <w:instrText xml:space="preserve"> PAGEREF _Toc242827054 \h </w:instrText>
+          <w:instrText xml:space="preserve"> PAGEREF _Toc242887239 \h </w:instrText>
         </w:r>
         <w:r>
           <w:rPr>
@@ -166,7 +166,7 @@
           <w14:ligatures w14:val="standardContextual"/>
         </w:rPr>
       </w:pPr>
-      <w:hyperlink w:anchor="_Toc242827055" w:history="1">
+      <w:hyperlink w:anchor="_Toc242887240" w:history="1">
         <w:r>
           <w:rPr>
             <w:rStyle w:val="Hipervnculo"/>
@@ -193,7 +193,7 @@
             <w:noProof/>
             <w:webHidden/>
           </w:rPr>
-          <w:instrText xml:space="preserve"> PAGEREF _Toc242827055 \h </w:instrText>
+          <w:instrText xml:space="preserve"> PAGEREF _Toc242887240 \h </w:instrText>
         </w:r>
         <w:r>
           <w:rPr>
@@ -237,7 +237,7 @@
           <w14:ligatures w14:val="standardContextual"/>
         </w:rPr>
       </w:pPr>
-      <w:hyperlink w:anchor="_Toc242827056" w:history="1">
+      <w:hyperlink w:anchor="_Toc242887241" w:history="1">
         <w:r>
           <w:rPr>
             <w:rStyle w:val="Hipervnculo"/>
@@ -264,7 +264,7 @@
             <w:noProof/>
             <w:webHidden/>
           </w:rPr>
-          <w:instrText xml:space="preserve"> PAGEREF _Toc242827056 \h </w:instrText>
+          <w:instrText xml:space="preserve"> PAGEREF _Toc242887241 \h </w:instrText>
         </w:r>
         <w:r>
           <w:rPr>
@@ -308,7 +308,7 @@
           <w14:ligatures w14:val="standardContextual"/>
         </w:rPr>
       </w:pPr>
-      <w:hyperlink w:anchor="_Toc242827057" w:history="1">
+      <w:hyperlink w:anchor="_Toc242887242" w:history="1">
         <w:r>
           <w:rPr>
             <w:rStyle w:val="Hipervnculo"/>
@@ -335,7 +335,7 @@
             <w:noProof/>
             <w:webHidden/>
           </w:rPr>
-          <w:instrText xml:space="preserve"> PAGEREF _Toc242827057 \h </w:instrText>
+          <w:instrText xml:space="preserve"> PAGEREF _Toc242887242 \h </w:instrText>
         </w:r>
         <w:r>
           <w:rPr>
@@ -379,7 +379,7 @@
           <w14:ligatures w14:val="standardContextual"/>
         </w:rPr>
       </w:pPr>
-      <w:hyperlink w:anchor="_Toc242827058" w:history="1">
+      <w:hyperlink w:anchor="_Toc242887243" w:history="1">
         <w:r>
           <w:rPr>
             <w:rStyle w:val="Hipervnculo"/>
@@ -406,7 +406,7 @@
             <w:noProof/>
             <w:webHidden/>
           </w:rPr>
-          <w:instrText xml:space="preserve"> PAGEREF _Toc242827058 \h </w:instrText>
+          <w:instrText xml:space="preserve"> PAGEREF _Toc242887243 \h </w:instrText>
         </w:r>
         <w:r>
           <w:rPr>
@@ -450,7 +450,7 @@
           <w14:ligatures w14:val="standardContextual"/>
         </w:rPr>
       </w:pPr>
-      <w:hyperlink w:anchor="_Toc242827059" w:history="1">
+      <w:hyperlink w:anchor="_Toc242887244" w:history="1">
         <w:r>
           <w:rPr>
             <w:rStyle w:val="Hipervnculo"/>
@@ -477,7 +477,7 @@
             <w:noProof/>
             <w:webHidden/>
           </w:rPr>
-          <w:instrText xml:space="preserve"> PAGEREF _Toc242827059 \h </w:instrText>
+          <w:instrText xml:space="preserve"> PAGEREF _Toc242887244 \h </w:instrText>
         </w:r>
         <w:r>
           <w:rPr>
@@ -522,7 +522,7 @@
       <w:pPr>
         <w:pStyle w:val="Ttulo1"/>
       </w:pPr>
-      <w:bookmarkStart w:id="0" w:name="_Toc242827053"/>
+      <w:bookmarkStart w:id="0" w:name="_Toc242887238"/>
       <w:r>
         <w:lastRenderedPageBreak/>
         <w:t>ANEXO C. SLICE 2: NIVEL 2 «LA RUEDA»</w:t>
@@ -565,7 +565,7 @@
       <w:pPr>
         <w:pStyle w:val="Ttulo2"/>
       </w:pPr>
-      <w:bookmarkStart w:id="1" w:name="_Toc242827054"/>
+      <w:bookmarkStart w:id="1" w:name="_Toc242887239"/>
       <w:r>
         <w:t>1. Alcance y seguimiento</w:t>
       </w:r>
@@ -3101,7 +3101,7 @@
       <w:pPr>
         <w:pStyle w:val="Ttulo2"/>
       </w:pPr>
-      <w:bookmarkStart w:id="2" w:name="_Toc242827055"/>
+      <w:bookmarkStart w:id="2" w:name="_Toc242887240"/>
       <w:r>
         <w:t>2. Lo implementado</w:t>
       </w:r>
@@ -4856,7 +4856,7 @@
       <w:pPr>
         <w:pStyle w:val="Ttulo2"/>
       </w:pPr>
-      <w:bookmarkStart w:id="3" w:name="_Toc242827056"/>
+      <w:bookmarkStart w:id="3" w:name="_Toc242887241"/>
       <w:r>
         <w:t>3. Decisiones de diseño y hallazgos de consistencia</w:t>
       </w:r>
@@ -6867,7 +6867,7 @@
       <w:pPr>
         <w:pStyle w:val="Ttulo2"/>
       </w:pPr>
-      <w:bookmarkStart w:id="4" w:name="_Toc242827057"/>
+      <w:bookmarkStart w:id="4" w:name="_Toc242887242"/>
       <w:r>
         <w:t>4. Verificación</w:t>
       </w:r>
@@ -10306,7 +10306,7 @@
       <w:pPr>
         <w:pStyle w:val="Ttulo2"/>
       </w:pPr>
-      <w:bookmarkStart w:id="5" w:name="_Toc242827058"/>
+      <w:bookmarkStart w:id="5" w:name="_Toc242887243"/>
       <w:r>
         <w:t>5. Archivos principales</w:t>
       </w:r>
@@ -11468,7 +11468,7 @@
       <w:pPr>
         <w:pStyle w:val="Ttulo2"/>
       </w:pPr>
-      <w:bookmarkStart w:id="6" w:name="_Toc242827059"/>
+      <w:bookmarkStart w:id="6" w:name="_Toc242887244"/>
       <w:r>
         <w:t>6. Evaluación del OE4 y verificaciones a cargo de Santiago Benavides Rey</w:t>
       </w:r>
@@ -11701,7 +11701,7 @@
   <w:abstractNum w:abstractNumId="0" w15:restartNumberingAfterBreak="0">
     <w:nsid w:val="0000A990"/>
     <w:multiLevelType w:val="multilevel"/>
-    <w:tmpl w:val="262A7DB0"/>
+    <w:tmpl w:val="32E28296"/>
     <w:lvl w:ilvl="0">
       <w:numFmt w:val="bullet"/>
       <w:lvlText w:val=" "/>
@@ -11974,16 +11974,16 @@
       </w:pPr>
     </w:lvl>
   </w:abstractNum>
-  <w:num w:numId="1" w16cid:durableId="770205872">
+  <w:num w:numId="1" w16cid:durableId="331109455">
     <w:abstractNumId w:val="1"/>
   </w:num>
-  <w:num w:numId="2" w16cid:durableId="610012632">
+  <w:num w:numId="2" w16cid:durableId="1427113406">
     <w:abstractNumId w:val="2"/>
     <w:lvlOverride w:ilvl="0">
       <w:startOverride w:val="1"/>
     </w:lvlOverride>
   </w:num>
-  <w:num w:numId="3" w16cid:durableId="611398277">
+  <w:num w:numId="3" w16cid:durableId="1883011026">
     <w:abstractNumId w:val="0"/>
   </w:num>
 </w:numbering>
@@ -12789,7 +12789,7 @@
     <w:link w:val="EncabezadoCar"/>
     <w:uiPriority w:val="99"/>
     <w:unhideWhenUsed/>
-    <w:rsid w:val="00D5534B"/>
+    <w:rsid w:val="004222BA"/>
     <w:pPr>
       <w:tabs>
         <w:tab w:val="center" w:pos="4419"/>
@@ -12803,7 +12803,7 @@
     <w:basedOn w:val="Fuentedeprrafopredeter"/>
     <w:link w:val="Encabezado"/>
     <w:uiPriority w:val="99"/>
-    <w:rsid w:val="00D5534B"/>
+    <w:rsid w:val="004222BA"/>
   </w:style>
   <w:style w:type="paragraph" w:styleId="Piedepgina">
     <w:name w:val="footer"/>
@@ -12811,7 +12811,7 @@
     <w:link w:val="PiedepginaCar"/>
     <w:uiPriority w:val="99"/>
     <w:unhideWhenUsed/>
-    <w:rsid w:val="00D5534B"/>
+    <w:rsid w:val="004222BA"/>
     <w:pPr>
       <w:tabs>
         <w:tab w:val="center" w:pos="4419"/>
@@ -12825,7 +12825,7 @@
     <w:basedOn w:val="Fuentedeprrafopredeter"/>
     <w:link w:val="Piedepgina"/>
     <w:uiPriority w:val="99"/>
-    <w:rsid w:val="00D5534B"/>
+    <w:rsid w:val="004222BA"/>
   </w:style>
   <w:style w:type="character" w:styleId="Nmerodepgina">
     <w:name w:val="page number"/>
@@ -12833,7 +12833,7 @@
     <w:uiPriority w:val="99"/>
     <w:semiHidden/>
     <w:unhideWhenUsed/>
-    <w:rsid w:val="00D5534B"/>
+    <w:rsid w:val="004222BA"/>
   </w:style>
 </w:styles>
 </file>
